--- a/Reports/Analysis/Docs/Analysis and Planning Report - Murf Max.docx
+++ b/Reports/Analysis/Docs/Analysis and Planning Report - Murf Max.docx
@@ -270,7 +270,7 @@
                   </wp:anchor>
                 </w:drawing>
               </mc:Choice>
-              <mc:Fallback xmlns:w16sdtfl="http://schemas.microsoft.com/office/word/2024/wordml/sdtformatlock" xmlns:w16du="http://schemas.microsoft.com/office/word/2023/wordml/word16du">
+              <mc:Fallback xmlns:w16du="http://schemas.microsoft.com/office/word/2023/wordml/word16du" xmlns:w16sdtfl="http://schemas.microsoft.com/office/word/2024/wordml/sdtformatlock">
                 <w:pict>
                   <v:group w14:anchorId="551D4040" id="Group 157" o:spid="_x0000_s1026" style="position:absolute;margin-left:0;margin-top:0;width:8in;height:95.7pt;z-index:251662336;mso-width-percent:941;mso-height-percent:121;mso-top-percent:23;mso-position-horizontal:center;mso-position-horizontal-relative:page;mso-position-vertical-relative:page;mso-width-percent:941;mso-height-percent:121;mso-top-percent:23" coordorigin="" coordsize="73152,12161" o:gfxdata="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">
                     <v:shape id="Rectangle 51" o:spid="_x0000_s1027" style="position:absolute;width:73152;height:11303;visibility:visible;mso-wrap-style:square;v-text-anchor:middle" coordsize="7312660,1129665" o:gfxdata="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" path="m,l7312660,r,1129665l3619500,733425,,1091565,,xe" fillcolor="#4472c4 [3204]" stroked="f" strokeweight="1pt">
@@ -2617,6 +2617,12 @@
                 <w:rFonts w:ascii="Neue Haas Grotesk Text Pro" w:hAnsi="Neue Haas Grotesk Text Pro"/>
               </w:rPr>
             </w:pPr>
+            <w:r>
+              <w:rPr>
+                <w:rFonts w:ascii="Neue Haas Grotesk Text Pro" w:hAnsi="Neue Haas Grotesk Text Pro"/>
+              </w:rPr>
+              <w:t>Bossman</w:t>
+            </w:r>
           </w:p>
         </w:tc>
       </w:tr>
@@ -2635,8 +2641,16 @@
               <w:rPr>
                 <w:rFonts w:ascii="Neue Haas Grotesk Text Pro" w:hAnsi="Neue Haas Grotesk Text Pro"/>
               </w:rPr>
-              <w:t>Gheorge Botiz</w:t>
-            </w:r>
+              <w:t xml:space="preserve">Max </w:t>
+            </w:r>
+            <w:proofErr w:type="spellStart"/>
+            <w:r>
+              <w:rPr>
+                <w:rFonts w:ascii="Neue Haas Grotesk Text Pro" w:hAnsi="Neue Haas Grotesk Text Pro"/>
+              </w:rPr>
+              <w:t>Eprile</w:t>
+            </w:r>
+            <w:proofErr w:type="spellEnd"/>
           </w:p>
         </w:tc>
         <w:tc>
@@ -2674,6 +2688,12 @@
                 <w:rFonts w:ascii="Neue Haas Grotesk Text Pro" w:hAnsi="Neue Haas Grotesk Text Pro"/>
               </w:rPr>
             </w:pPr>
+            <w:r>
+              <w:rPr>
+                <w:rFonts w:ascii="Neue Haas Grotesk Text Pro" w:hAnsi="Neue Haas Grotesk Text Pro"/>
+              </w:rPr>
+              <w:t>Max wanted to do development</w:t>
+            </w:r>
           </w:p>
         </w:tc>
       </w:tr>
@@ -2743,6 +2763,12 @@
                 <w:rFonts w:ascii="Neue Haas Grotesk Text Pro" w:hAnsi="Neue Haas Grotesk Text Pro"/>
               </w:rPr>
             </w:pPr>
+            <w:r>
+              <w:rPr>
+                <w:rFonts w:ascii="Neue Haas Grotesk Text Pro" w:hAnsi="Neue Haas Grotesk Text Pro"/>
+              </w:rPr>
+              <w:t>Jay loves administrating things</w:t>
+            </w:r>
           </w:p>
         </w:tc>
       </w:tr>
@@ -2813,6 +2839,12 @@
                 <w:rFonts w:ascii="Neue Haas Grotesk Text Pro" w:hAnsi="Neue Haas Grotesk Text Pro"/>
               </w:rPr>
             </w:pPr>
+            <w:r>
+              <w:rPr>
+                <w:rFonts w:ascii="Neue Haas Grotesk Text Pro" w:hAnsi="Neue Haas Grotesk Text Pro"/>
+              </w:rPr>
+              <w:t>Aiden likes designing shit</w:t>
+            </w:r>
           </w:p>
         </w:tc>
       </w:tr>
@@ -2883,6 +2915,18 @@
                 <w:rFonts w:ascii="Neue Haas Grotesk Text Pro" w:hAnsi="Neue Haas Grotesk Text Pro"/>
               </w:rPr>
             </w:pPr>
+            <w:r>
+              <w:rPr>
+                <w:rFonts w:ascii="Neue Haas Grotesk Text Pro" w:hAnsi="Neue Haas Grotesk Text Pro"/>
+              </w:rPr>
+              <w:t xml:space="preserve">Gheorghe </w:t>
+            </w:r>
+            <w:r>
+              <w:rPr>
+                <w:rFonts w:ascii="Neue Haas Grotesk Text Pro" w:hAnsi="Neue Haas Grotesk Text Pro"/>
+              </w:rPr>
+              <w:t>wanted to work on this</w:t>
+            </w:r>
           </w:p>
         </w:tc>
       </w:tr>
@@ -2940,6 +2984,12 @@
                 <w:rFonts w:ascii="Neue Haas Grotesk Text Pro" w:hAnsi="Neue Haas Grotesk Text Pro"/>
               </w:rPr>
             </w:pPr>
+            <w:r>
+              <w:rPr>
+                <w:rFonts w:ascii="Neue Haas Grotesk Text Pro" w:hAnsi="Neue Haas Grotesk Text Pro"/>
+              </w:rPr>
+              <w:t>Aiden wanted to do this</w:t>
+            </w:r>
           </w:p>
         </w:tc>
       </w:tr>
@@ -2997,6 +3047,12 @@
                 <w:rFonts w:ascii="Neue Haas Grotesk Text Pro" w:hAnsi="Neue Haas Grotesk Text Pro"/>
               </w:rPr>
             </w:pPr>
+            <w:r>
+              <w:rPr>
+                <w:rFonts w:ascii="Neue Haas Grotesk Text Pro" w:hAnsi="Neue Haas Grotesk Text Pro"/>
+              </w:rPr>
+              <w:t>Jay didn’t have a choice whether he wanted to do this but he is doing it anyways</w:t>
+            </w:r>
           </w:p>
         </w:tc>
       </w:tr>
@@ -3015,8 +3071,16 @@
               <w:rPr>
                 <w:rFonts w:ascii="Neue Haas Grotesk Text Pro" w:hAnsi="Neue Haas Grotesk Text Pro"/>
               </w:rPr>
-              <w:t>Aiden Doull</w:t>
-            </w:r>
+              <w:t xml:space="preserve">Max </w:t>
+            </w:r>
+            <w:proofErr w:type="spellStart"/>
+            <w:r>
+              <w:rPr>
+                <w:rFonts w:ascii="Neue Haas Grotesk Text Pro" w:hAnsi="Neue Haas Grotesk Text Pro"/>
+              </w:rPr>
+              <w:t>Eprile</w:t>
+            </w:r>
+            <w:proofErr w:type="spellEnd"/>
           </w:p>
         </w:tc>
         <w:tc>
@@ -3054,6 +3118,12 @@
                 <w:rFonts w:ascii="Neue Haas Grotesk Text Pro" w:hAnsi="Neue Haas Grotesk Text Pro"/>
               </w:rPr>
             </w:pPr>
+            <w:r>
+              <w:rPr>
+                <w:rFonts w:ascii="Neue Haas Grotesk Text Pro" w:hAnsi="Neue Haas Grotesk Text Pro"/>
+              </w:rPr>
+              <w:t>Max thought it would be cool to test</w:t>
+            </w:r>
           </w:p>
         </w:tc>
       </w:tr>
@@ -3118,6 +3188,12 @@
                 <w:rFonts w:ascii="Neue Haas Grotesk Text Pro" w:hAnsi="Neue Haas Grotesk Text Pro"/>
               </w:rPr>
             </w:pPr>
+            <w:r>
+              <w:rPr>
+                <w:rFonts w:ascii="Neue Haas Grotesk Text Pro" w:hAnsi="Neue Haas Grotesk Text Pro"/>
+              </w:rPr>
+              <w:t>Jay is the leader so this is obvious</w:t>
+            </w:r>
           </w:p>
         </w:tc>
       </w:tr>
@@ -3171,48 +3247,69 @@
           <w:rFonts w:ascii="Neue Haas Grotesk Text Pro" w:hAnsi="Neue Haas Grotesk Text Pro"/>
         </w:rPr>
         <w:lastRenderedPageBreak/>
+        <w:drawing>
+          <wp:anchor distT="0" distB="0" distL="114300" distR="114300" simplePos="0" relativeHeight="251665408" behindDoc="0" locked="0" layoutInCell="1" allowOverlap="1" wp14:anchorId="5E5564C9" wp14:editId="1B09EB95">
+            <wp:simplePos x="0" y="0"/>
+            <wp:positionH relativeFrom="margin">
+              <wp:align>center</wp:align>
+            </wp:positionH>
+            <wp:positionV relativeFrom="paragraph">
+              <wp:posOffset>-320372</wp:posOffset>
+            </wp:positionV>
+            <wp:extent cx="10373293" cy="6339116"/>
+            <wp:effectExtent l="0" t="0" r="0" b="5080"/>
+            <wp:wrapNone/>
+            <wp:docPr id="2" name="Picture 2"/>
+            <wp:cNvGraphicFramePr>
+              <a:graphicFrameLocks xmlns:a="http://schemas.openxmlformats.org/drawingml/2006/main" noChangeAspect="1"/>
+            </wp:cNvGraphicFramePr>
+            <a:graphic xmlns:a="http://schemas.openxmlformats.org/drawingml/2006/main">
+              <a:graphicData uri="http://schemas.openxmlformats.org/drawingml/2006/picture">
+                <pic:pic xmlns:pic="http://schemas.openxmlformats.org/drawingml/2006/picture">
+                  <pic:nvPicPr>
+                    <pic:cNvPr id="1" name=""/>
+                    <pic:cNvPicPr/>
+                  </pic:nvPicPr>
+                  <pic:blipFill>
+                    <a:blip r:embed="rId17">
+                      <a:extLst>
+                        <a:ext uri="{28A0092B-C50C-407E-A947-70E740481C1C}">
+                          <a14:useLocalDpi xmlns:a14="http://schemas.microsoft.com/office/drawing/2010/main" val="0"/>
+                        </a:ext>
+                      </a:extLst>
+                    </a:blip>
+                    <a:stretch>
+                      <a:fillRect/>
+                    </a:stretch>
+                  </pic:blipFill>
+                  <pic:spPr>
+                    <a:xfrm>
+                      <a:off x="0" y="0"/>
+                      <a:ext cx="10373293" cy="6339116"/>
+                    </a:xfrm>
+                    <a:prstGeom prst="rect">
+                      <a:avLst/>
+                    </a:prstGeom>
+                  </pic:spPr>
+                </pic:pic>
+              </a:graphicData>
+            </a:graphic>
+            <wp14:sizeRelH relativeFrom="page">
+              <wp14:pctWidth>0</wp14:pctWidth>
+            </wp14:sizeRelH>
+            <wp14:sizeRelV relativeFrom="page">
+              <wp14:pctHeight>0</wp14:pctHeight>
+            </wp14:sizeRelV>
+          </wp:anchor>
+        </w:drawing>
+      </w:r>
+      <w:r>
+        <w:rPr>
+          <w:rFonts w:ascii="Neue Haas Grotesk Text Pro" w:hAnsi="Neue Haas Grotesk Text Pro"/>
+        </w:rPr>
         <w:t>Project Plan</w:t>
       </w:r>
       <w:bookmarkEnd w:id="7"/>
-    </w:p>
-    <w:p>
-      <w:pPr>
-        <w:rPr>
-          <w:rFonts w:ascii="Neue Haas Grotesk Text Pro" w:hAnsi="Neue Haas Grotesk Text Pro"/>
-        </w:rPr>
-      </w:pPr>
-      <w:r>
-        <w:rPr>
-          <w:rFonts w:ascii="Neue Haas Grotesk Text Pro" w:hAnsi="Neue Haas Grotesk Text Pro"/>
-        </w:rPr>
-        <w:t>Action plan detailing required stages, key tasks and milestones with realistic timescales attached to them and they must be in chronological order.</w:t>
-      </w:r>
-    </w:p>
-    <w:p>
-      <w:pPr>
-        <w:rPr>
-          <w:rFonts w:ascii="Neue Haas Grotesk Text Pro" w:hAnsi="Neue Haas Grotesk Text Pro"/>
-        </w:rPr>
-      </w:pPr>
-      <w:r>
-        <w:rPr>
-          <w:rFonts w:ascii="Neue Haas Grotesk Text Pro" w:hAnsi="Neue Haas Grotesk Text Pro"/>
-        </w:rPr>
-        <w:t>Use project management software to create professional project plan.</w:t>
-      </w:r>
-    </w:p>
-    <w:p>
-      <w:pPr>
-        <w:rPr>
-          <w:rFonts w:ascii="Neue Haas Grotesk Text Pro" w:hAnsi="Neue Haas Grotesk Text Pro"/>
-        </w:rPr>
-      </w:pPr>
-      <w:r>
-        <w:rPr>
-          <w:rFonts w:ascii="Neue Haas Grotesk Text Pro" w:hAnsi="Neue Haas Grotesk Text Pro"/>
-        </w:rPr>
-        <w:t>Place screen shot of completed project plan ensuring all tasks, stages and milestones are visible and timescales can be viewed as well.</w:t>
-      </w:r>
     </w:p>
     <w:p>
       <w:pPr>
@@ -4709,6 +4806,27 @@
 </file>
 
 <file path=customXml/item2.xml><?xml version="1.0" encoding="utf-8"?>
+<?mso-contentType ?>
+<FormTemplates xmlns="http://schemas.microsoft.com/sharepoint/v3/contenttype/forms">
+  <Display>DocumentLibraryForm</Display>
+  <Edit>DocumentLibraryForm</Edit>
+  <New>DocumentLibraryForm</New>
+</FormTemplates>
+</file>
+
+<file path=customXml/item3.xml><?xml version="1.0" encoding="utf-8"?>
+<p:properties xmlns:p="http://schemas.microsoft.com/office/2006/metadata/properties" xmlns:xsi="http://www.w3.org/2001/XMLSchema-instance" xmlns:pc="http://schemas.microsoft.com/office/infopath/2007/PartnerControls">
+  <documentManagement>
+    <_activity xmlns="ac9f8843-9486-4b2a-97d5-cae07d6790b0" xsi:nil="true"/>
+  </documentManagement>
+</p:properties>
+</file>
+
+<file path=customXml/item4.xml><?xml version="1.0" encoding="utf-8"?>
+<b:Sources xmlns:b="http://schemas.openxmlformats.org/officeDocument/2006/bibliography" xmlns="http://schemas.openxmlformats.org/officeDocument/2006/bibliography" SelectedStyle="\APASixthEditionOfficeOnline.xsl" StyleName="APA" Version="6"/>
+</file>
+
+<file path=customXml/item5.xml><?xml version="1.0" encoding="utf-8"?>
 <ct:contentTypeSchema xmlns:ct="http://schemas.microsoft.com/office/2006/metadata/contentType" xmlns:ma="http://schemas.microsoft.com/office/2006/metadata/properties/metaAttributes" ct:_="" ma:_="" ma:contentTypeName="Document" ma:contentTypeID="0x010100B571913735D69942B3233AD93B85ADCA" ma:contentTypeVersion="11" ma:contentTypeDescription="Create a new document." ma:contentTypeScope="" ma:versionID="c561ff2a85308f723018bad98db2f47c">
   <xsd:schema xmlns:xsd="http://www.w3.org/2001/XMLSchema" xmlns:xs="http://www.w3.org/2001/XMLSchema" xmlns:p="http://schemas.microsoft.com/office/2006/metadata/properties" xmlns:ns3="ac9f8843-9486-4b2a-97d5-cae07d6790b0" targetNamespace="http://schemas.microsoft.com/office/2006/metadata/properties" ma:root="true" ma:fieldsID="f7e592736ee989211ca4480bc695a96f" ns3:_="">
     <xsd:import namespace="ac9f8843-9486-4b2a-97d5-cae07d6790b0"/>
@@ -4896,27 +5014,6 @@
 </ct:contentTypeSchema>
 </file>
 
-<file path=customXml/item3.xml><?xml version="1.0" encoding="utf-8"?>
-<b:Sources xmlns:b="http://schemas.openxmlformats.org/officeDocument/2006/bibliography" xmlns="http://schemas.openxmlformats.org/officeDocument/2006/bibliography" SelectedStyle="\APASixthEditionOfficeOnline.xsl" StyleName="APA" Version="6"/>
-</file>
-
-<file path=customXml/item4.xml><?xml version="1.0" encoding="utf-8"?>
-<p:properties xmlns:p="http://schemas.microsoft.com/office/2006/metadata/properties" xmlns:xsi="http://www.w3.org/2001/XMLSchema-instance" xmlns:pc="http://schemas.microsoft.com/office/infopath/2007/PartnerControls">
-  <documentManagement>
-    <_activity xmlns="ac9f8843-9486-4b2a-97d5-cae07d6790b0" xsi:nil="true"/>
-  </documentManagement>
-</p:properties>
-</file>
-
-<file path=customXml/item5.xml><?xml version="1.0" encoding="utf-8"?>
-<?mso-contentType ?>
-<FormTemplates xmlns="http://schemas.microsoft.com/sharepoint/v3/contenttype/forms">
-  <Display>DocumentLibraryForm</Display>
-  <Edit>DocumentLibraryForm</Edit>
-  <New>DocumentLibraryForm</New>
-</FormTemplates>
-</file>
-
 <file path=customXml/itemProps1.xml><?xml version="1.0" encoding="utf-8"?>
 <ds:datastoreItem xmlns:ds="http://schemas.openxmlformats.org/officeDocument/2006/customXml" ds:itemID="{55AF091B-3C7A-41E3-B477-F2FDAA23CFDA}">
   <ds:schemaRefs>
@@ -4926,6 +5023,32 @@
 </file>
 
 <file path=customXml/itemProps2.xml><?xml version="1.0" encoding="utf-8"?>
+<ds:datastoreItem xmlns:ds="http://schemas.openxmlformats.org/officeDocument/2006/customXml" ds:itemID="{058D0CE2-F9ED-4D36-B792-4159F2E83FCC}">
+  <ds:schemaRefs>
+    <ds:schemaRef ds:uri="http://schemas.microsoft.com/sharepoint/v3/contenttype/forms"/>
+  </ds:schemaRefs>
+</ds:datastoreItem>
+</file>
+
+<file path=customXml/itemProps3.xml><?xml version="1.0" encoding="utf-8"?>
+<ds:datastoreItem xmlns:ds="http://schemas.openxmlformats.org/officeDocument/2006/customXml" ds:itemID="{B222C374-1E0F-49EE-979C-CC0FEE4A175F}">
+  <ds:schemaRefs>
+    <ds:schemaRef ds:uri="http://schemas.microsoft.com/office/2006/metadata/properties"/>
+    <ds:schemaRef ds:uri="http://schemas.microsoft.com/office/infopath/2007/PartnerControls"/>
+    <ds:schemaRef ds:uri="ac9f8843-9486-4b2a-97d5-cae07d6790b0"/>
+  </ds:schemaRefs>
+</ds:datastoreItem>
+</file>
+
+<file path=customXml/itemProps4.xml><?xml version="1.0" encoding="utf-8"?>
+<ds:datastoreItem xmlns:ds="http://schemas.openxmlformats.org/officeDocument/2006/customXml" ds:itemID="{E2E75AEC-44A9-4279-A06D-697290EE6812}">
+  <ds:schemaRefs>
+    <ds:schemaRef ds:uri="http://schemas.openxmlformats.org/officeDocument/2006/bibliography"/>
+  </ds:schemaRefs>
+</ds:datastoreItem>
+</file>
+
+<file path=customXml/itemProps5.xml><?xml version="1.0" encoding="utf-8"?>
 <ds:datastoreItem xmlns:ds="http://schemas.openxmlformats.org/officeDocument/2006/customXml" ds:itemID="{4B931225-059C-4C07-B56A-042CCA842A37}">
   <ds:schemaRefs>
     <ds:schemaRef ds:uri="http://schemas.microsoft.com/office/2006/metadata/contentType"/>
@@ -4941,30 +5064,4 @@
     <ds:schemaRef ds:uri="http://schemas.microsoft.com/internal/obd"/>
   </ds:schemaRefs>
 </ds:datastoreItem>
-</file>
-
-<file path=customXml/itemProps3.xml><?xml version="1.0" encoding="utf-8"?>
-<ds:datastoreItem xmlns:ds="http://schemas.openxmlformats.org/officeDocument/2006/customXml" ds:itemID="{E2E75AEC-44A9-4279-A06D-697290EE6812}">
-  <ds:schemaRefs>
-    <ds:schemaRef ds:uri="http://schemas.openxmlformats.org/officeDocument/2006/bibliography"/>
-  </ds:schemaRefs>
-</ds:datastoreItem>
-</file>
-
-<file path=customXml/itemProps4.xml><?xml version="1.0" encoding="utf-8"?>
-<ds:datastoreItem xmlns:ds="http://schemas.openxmlformats.org/officeDocument/2006/customXml" ds:itemID="{B222C374-1E0F-49EE-979C-CC0FEE4A175F}">
-  <ds:schemaRefs>
-    <ds:schemaRef ds:uri="http://schemas.microsoft.com/office/2006/metadata/properties"/>
-    <ds:schemaRef ds:uri="http://schemas.microsoft.com/office/infopath/2007/PartnerControls"/>
-    <ds:schemaRef ds:uri="ac9f8843-9486-4b2a-97d5-cae07d6790b0"/>
-  </ds:schemaRefs>
-</ds:datastoreItem>
-</file>
-
-<file path=customXml/itemProps5.xml><?xml version="1.0" encoding="utf-8"?>
-<ds:datastoreItem xmlns:ds="http://schemas.openxmlformats.org/officeDocument/2006/customXml" ds:itemID="{058D0CE2-F9ED-4D36-B792-4159F2E83FCC}">
-  <ds:schemaRefs>
-    <ds:schemaRef ds:uri="http://schemas.microsoft.com/sharepoint/v3/contenttype/forms"/>
-  </ds:schemaRefs>
-</ds:datastoreItem>
 </file>
--- a/Reports/Analysis/Docs/Analysis and Planning Report - Murf Max.docx
+++ b/Reports/Analysis/Docs/Analysis and Planning Report - Murf Max.docx
@@ -270,7 +270,7 @@
                   </wp:anchor>
                 </w:drawing>
               </mc:Choice>
-              <mc:Fallback xmlns:w16du="http://schemas.microsoft.com/office/word/2023/wordml/word16du" xmlns:w16sdtfl="http://schemas.microsoft.com/office/word/2024/wordml/sdtformatlock">
+              <mc:Fallback xmlns:w16sdtfl="http://schemas.microsoft.com/office/word/2024/wordml/sdtformatlock" xmlns:w16du="http://schemas.microsoft.com/office/word/2023/wordml/word16du">
                 <w:pict>
                   <v:group w14:anchorId="551D4040" id="Group 157" o:spid="_x0000_s1026" style="position:absolute;margin-left:0;margin-top:0;width:8in;height:95.7pt;z-index:251662336;mso-width-percent:941;mso-height-percent:121;mso-top-percent:23;mso-position-horizontal:center;mso-position-horizontal-relative:page;mso-position-vertical-relative:page;mso-width-percent:941;mso-height-percent:121;mso-top-percent:23" coordorigin="" coordsize="73152,12161" o:gfxdata="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">
                     <v:shape id="Rectangle 51" o:spid="_x0000_s1027" style="position:absolute;width:73152;height:11303;visibility:visible;mso-wrap-style:square;v-text-anchor:middle" coordsize="7312660,1129665" o:gfxdata="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" path="m,l7312660,r,1129665l3619500,733425,,1091565,,xe" fillcolor="#4472c4 [3204]" stroked="f" strokeweight="1pt">
@@ -363,6 +363,7 @@
                                   <w:dataBinding w:prefixMappings="xmlns:ns0='http://schemas.microsoft.com/office/2006/coverPageProps' " w:xpath="/ns0:CoverPageProperties[1]/ns0:Abstract[1]" w:storeItemID="{55AF091B-3C7A-41E3-B477-F2FDAA23CFDA}"/>
                                   <w:text w:multiLine="1"/>
                                 </w:sdtPr>
+                                <w:sdtEndPr/>
                                 <w:sdtContent>
                                   <w:p>
                                     <w:pPr>
@@ -428,6 +429,7 @@
                             <w:dataBinding w:prefixMappings="xmlns:ns0='http://schemas.microsoft.com/office/2006/coverPageProps' " w:xpath="/ns0:CoverPageProperties[1]/ns0:Abstract[1]" w:storeItemID="{55AF091B-3C7A-41E3-B477-F2FDAA23CFDA}"/>
                             <w:text w:multiLine="1"/>
                           </w:sdtPr>
+                          <w:sdtEndPr/>
                           <w:sdtContent>
                             <w:p>
                               <w:pPr>
@@ -597,6 +599,7 @@
                                   <w:dataBinding w:prefixMappings="xmlns:ns0='http://purl.org/dc/elements/1.1/' xmlns:ns1='http://schemas.openxmlformats.org/package/2006/metadata/core-properties' " w:xpath="/ns1:coreProperties[1]/ns0:subject[1]" w:storeItemID="{6C3C8BC8-F283-45AE-878A-BAB7291924A1}"/>
                                   <w:text/>
                                 </w:sdtPr>
+                                <w:sdtEndPr/>
                                 <w:sdtContent>
                                   <w:p>
                                     <w:pPr>
@@ -726,6 +729,7 @@
                             <w:dataBinding w:prefixMappings="xmlns:ns0='http://purl.org/dc/elements/1.1/' xmlns:ns1='http://schemas.openxmlformats.org/package/2006/metadata/core-properties' " w:xpath="/ns1:coreProperties[1]/ns0:subject[1]" w:storeItemID="{6C3C8BC8-F283-45AE-878A-BAB7291924A1}"/>
                             <w:text/>
                           </w:sdtPr>
+                          <w:sdtEndPr/>
                           <w:sdtContent>
                             <w:p>
                               <w:pPr>
@@ -936,6 +940,7 @@
                                     <w:dataBinding w:prefixMappings="xmlns:ns0='http://schemas.microsoft.com/office/2006/coverPageProps' " w:xpath="/ns0:CoverPageProperties[1]/ns0:CompanyEmail[1]" w:storeItemID="{55AF091B-3C7A-41E3-B477-F2FDAA23CFDA}"/>
                                     <w:text/>
                                   </w:sdtPr>
+                                  <w:sdtEndPr/>
                                   <w:sdtContent>
                                     <w:r>
                                       <w:rPr>
@@ -1036,6 +1041,7 @@
                               <w:dataBinding w:prefixMappings="xmlns:ns0='http://schemas.microsoft.com/office/2006/coverPageProps' " w:xpath="/ns0:CoverPageProperties[1]/ns0:CompanyEmail[1]" w:storeItemID="{55AF091B-3C7A-41E3-B477-F2FDAA23CFDA}"/>
                               <w:text/>
                             </w:sdtPr>
+                            <w:sdtEndPr/>
                             <w:sdtContent>
                               <w:r>
                                 <w:rPr>
@@ -1149,7 +1155,7 @@
               <w:tab w:val="right" w:leader="dot" w:pos="9016"/>
             </w:tabs>
             <w:rPr>
-              <w:rFonts w:ascii="Neue Haas Grotesk Text Pro" w:eastAsiaTheme="minorEastAsia" w:hAnsi="Neue Haas Grotesk Text Pro"/>
+              <w:rFonts w:eastAsiaTheme="minorEastAsia"/>
               <w:noProof/>
               <w:kern w:val="2"/>
               <w:sz w:val="24"/>
@@ -1176,18 +1182,19 @@
             </w:rPr>
             <w:fldChar w:fldCharType="separate"/>
           </w:r>
-          <w:hyperlink w:anchor="_Toc196213074" w:history="1">
+          <w:hyperlink w:anchor="_Toc228271343" w:history="1">
             <w:r>
               <w:rPr>
                 <w:rStyle w:val="Hyperlink"/>
                 <w:rFonts w:ascii="Neue Haas Grotesk Text Pro" w:hAnsi="Neue Haas Grotesk Text Pro"/>
+                <w:b/>
+                <w:bCs/>
                 <w:noProof/>
               </w:rPr>
               <w:t>Specification of Requirements</w:t>
             </w:r>
             <w:r>
               <w:rPr>
-                <w:rFonts w:ascii="Neue Haas Grotesk Text Pro" w:hAnsi="Neue Haas Grotesk Text Pro"/>
                 <w:noProof/>
                 <w:webHidden/>
               </w:rPr>
@@ -1195,7 +1202,6 @@
             </w:r>
             <w:r>
               <w:rPr>
-                <w:rFonts w:ascii="Neue Haas Grotesk Text Pro" w:hAnsi="Neue Haas Grotesk Text Pro"/>
                 <w:noProof/>
                 <w:webHidden/>
               </w:rPr>
@@ -1203,22 +1209,19 @@
             </w:r>
             <w:r>
               <w:rPr>
-                <w:rFonts w:ascii="Neue Haas Grotesk Text Pro" w:hAnsi="Neue Haas Grotesk Text Pro"/>
                 <w:noProof/>
                 <w:webHidden/>
               </w:rPr>
-              <w:instrText xml:space="preserve"> PAGEREF _Toc196213074 \h </w:instrText>
-            </w:r>
-            <w:r>
-              <w:rPr>
-                <w:rFonts w:ascii="Neue Haas Grotesk Text Pro" w:hAnsi="Neue Haas Grotesk Text Pro"/>
+              <w:instrText xml:space="preserve"> PAGEREF _Toc228271343 \h </w:instrText>
+            </w:r>
+            <w:r>
+              <w:rPr>
                 <w:noProof/>
                 <w:webHidden/>
               </w:rPr>
             </w:r>
             <w:r>
               <w:rPr>
-                <w:rFonts w:ascii="Neue Haas Grotesk Text Pro" w:hAnsi="Neue Haas Grotesk Text Pro"/>
                 <w:noProof/>
                 <w:webHidden/>
               </w:rPr>
@@ -1226,7 +1229,6 @@
             </w:r>
             <w:r>
               <w:rPr>
-                <w:rFonts w:ascii="Neue Haas Grotesk Text Pro" w:hAnsi="Neue Haas Grotesk Text Pro"/>
                 <w:noProof/>
                 <w:webHidden/>
               </w:rPr>
@@ -1234,7 +1236,6 @@
             </w:r>
             <w:r>
               <w:rPr>
-                <w:rFonts w:ascii="Neue Haas Grotesk Text Pro" w:hAnsi="Neue Haas Grotesk Text Pro"/>
                 <w:noProof/>
                 <w:webHidden/>
               </w:rPr>
@@ -1244,12 +1245,12 @@
         </w:p>
         <w:p>
           <w:pPr>
-            <w:pStyle w:val="TOC2"/>
+            <w:pStyle w:val="TOC1"/>
             <w:tabs>
               <w:tab w:val="right" w:leader="dot" w:pos="9016"/>
             </w:tabs>
             <w:rPr>
-              <w:rFonts w:ascii="Neue Haas Grotesk Text Pro" w:eastAsiaTheme="minorEastAsia" w:hAnsi="Neue Haas Grotesk Text Pro"/>
+              <w:rFonts w:eastAsiaTheme="minorEastAsia"/>
               <w:noProof/>
               <w:kern w:val="2"/>
               <w:sz w:val="24"/>
@@ -1258,18 +1259,19 @@
               <w14:ligatures w14:val="standardContextual"/>
             </w:rPr>
           </w:pPr>
-          <w:hyperlink w:anchor="_Toc196213075" w:history="1">
+          <w:hyperlink w:anchor="_Toc228271344" w:history="1">
             <w:r>
               <w:rPr>
                 <w:rStyle w:val="Hyperlink"/>
                 <w:rFonts w:ascii="Neue Haas Grotesk Text Pro" w:hAnsi="Neue Haas Grotesk Text Pro"/>
+                <w:b/>
+                <w:bCs/>
                 <w:noProof/>
               </w:rPr>
               <w:t>The Project Brief</w:t>
             </w:r>
             <w:r>
               <w:rPr>
-                <w:rFonts w:ascii="Neue Haas Grotesk Text Pro" w:hAnsi="Neue Haas Grotesk Text Pro"/>
                 <w:noProof/>
                 <w:webHidden/>
               </w:rPr>
@@ -1277,7 +1279,6 @@
             </w:r>
             <w:r>
               <w:rPr>
-                <w:rFonts w:ascii="Neue Haas Grotesk Text Pro" w:hAnsi="Neue Haas Grotesk Text Pro"/>
                 <w:noProof/>
                 <w:webHidden/>
               </w:rPr>
@@ -1285,22 +1286,19 @@
             </w:r>
             <w:r>
               <w:rPr>
-                <w:rFonts w:ascii="Neue Haas Grotesk Text Pro" w:hAnsi="Neue Haas Grotesk Text Pro"/>
                 <w:noProof/>
                 <w:webHidden/>
               </w:rPr>
-              <w:instrText xml:space="preserve"> PAGEREF _Toc196213075 \h </w:instrText>
-            </w:r>
-            <w:r>
-              <w:rPr>
-                <w:rFonts w:ascii="Neue Haas Grotesk Text Pro" w:hAnsi="Neue Haas Grotesk Text Pro"/>
+              <w:instrText xml:space="preserve"> PAGEREF _Toc228271344 \h </w:instrText>
+            </w:r>
+            <w:r>
+              <w:rPr>
                 <w:noProof/>
                 <w:webHidden/>
               </w:rPr>
             </w:r>
             <w:r>
               <w:rPr>
-                <w:rFonts w:ascii="Neue Haas Grotesk Text Pro" w:hAnsi="Neue Haas Grotesk Text Pro"/>
                 <w:noProof/>
                 <w:webHidden/>
               </w:rPr>
@@ -1308,7 +1306,6 @@
             </w:r>
             <w:r>
               <w:rPr>
-                <w:rFonts w:ascii="Neue Haas Grotesk Text Pro" w:hAnsi="Neue Haas Grotesk Text Pro"/>
                 <w:noProof/>
                 <w:webHidden/>
               </w:rPr>
@@ -1316,7 +1313,6 @@
             </w:r>
             <w:r>
               <w:rPr>
-                <w:rFonts w:ascii="Neue Haas Grotesk Text Pro" w:hAnsi="Neue Haas Grotesk Text Pro"/>
                 <w:noProof/>
                 <w:webHidden/>
               </w:rPr>
@@ -1326,12 +1322,12 @@
         </w:p>
         <w:p>
           <w:pPr>
-            <w:pStyle w:val="TOC2"/>
+            <w:pStyle w:val="TOC1"/>
             <w:tabs>
               <w:tab w:val="right" w:leader="dot" w:pos="9016"/>
             </w:tabs>
             <w:rPr>
-              <w:rFonts w:ascii="Neue Haas Grotesk Text Pro" w:eastAsiaTheme="minorEastAsia" w:hAnsi="Neue Haas Grotesk Text Pro"/>
+              <w:rFonts w:eastAsiaTheme="minorEastAsia"/>
               <w:noProof/>
               <w:kern w:val="2"/>
               <w:sz w:val="24"/>
@@ -1340,18 +1336,19 @@
               <w14:ligatures w14:val="standardContextual"/>
             </w:rPr>
           </w:pPr>
-          <w:hyperlink w:anchor="_Toc196213076" w:history="1">
+          <w:hyperlink w:anchor="_Toc228271345" w:history="1">
             <w:r>
               <w:rPr>
                 <w:rStyle w:val="Hyperlink"/>
                 <w:rFonts w:ascii="Neue Haas Grotesk Text Pro" w:hAnsi="Neue Haas Grotesk Text Pro"/>
+                <w:b/>
+                <w:bCs/>
                 <w:noProof/>
               </w:rPr>
               <w:t>Requirements</w:t>
             </w:r>
             <w:r>
               <w:rPr>
-                <w:rFonts w:ascii="Neue Haas Grotesk Text Pro" w:hAnsi="Neue Haas Grotesk Text Pro"/>
                 <w:noProof/>
                 <w:webHidden/>
               </w:rPr>
@@ -1359,7 +1356,6 @@
             </w:r>
             <w:r>
               <w:rPr>
-                <w:rFonts w:ascii="Neue Haas Grotesk Text Pro" w:hAnsi="Neue Haas Grotesk Text Pro"/>
                 <w:noProof/>
                 <w:webHidden/>
               </w:rPr>
@@ -1367,22 +1363,19 @@
             </w:r>
             <w:r>
               <w:rPr>
-                <w:rFonts w:ascii="Neue Haas Grotesk Text Pro" w:hAnsi="Neue Haas Grotesk Text Pro"/>
                 <w:noProof/>
                 <w:webHidden/>
               </w:rPr>
-              <w:instrText xml:space="preserve"> PAGEREF _Toc196213076 \h </w:instrText>
-            </w:r>
-            <w:r>
-              <w:rPr>
-                <w:rFonts w:ascii="Neue Haas Grotesk Text Pro" w:hAnsi="Neue Haas Grotesk Text Pro"/>
+              <w:instrText xml:space="preserve"> PAGEREF _Toc228271345 \h </w:instrText>
+            </w:r>
+            <w:r>
+              <w:rPr>
                 <w:noProof/>
                 <w:webHidden/>
               </w:rPr>
             </w:r>
             <w:r>
               <w:rPr>
-                <w:rFonts w:ascii="Neue Haas Grotesk Text Pro" w:hAnsi="Neue Haas Grotesk Text Pro"/>
                 <w:noProof/>
                 <w:webHidden/>
               </w:rPr>
@@ -1390,7 +1383,6 @@
             </w:r>
             <w:r>
               <w:rPr>
-                <w:rFonts w:ascii="Neue Haas Grotesk Text Pro" w:hAnsi="Neue Haas Grotesk Text Pro"/>
                 <w:noProof/>
                 <w:webHidden/>
               </w:rPr>
@@ -1398,7 +1390,6 @@
             </w:r>
             <w:r>
               <w:rPr>
-                <w:rFonts w:ascii="Neue Haas Grotesk Text Pro" w:hAnsi="Neue Haas Grotesk Text Pro"/>
                 <w:noProof/>
                 <w:webHidden/>
               </w:rPr>
@@ -1408,12 +1399,12 @@
         </w:p>
         <w:p>
           <w:pPr>
-            <w:pStyle w:val="TOC2"/>
+            <w:pStyle w:val="TOC1"/>
             <w:tabs>
               <w:tab w:val="right" w:leader="dot" w:pos="9016"/>
             </w:tabs>
             <w:rPr>
-              <w:rFonts w:ascii="Neue Haas Grotesk Text Pro" w:eastAsiaTheme="minorEastAsia" w:hAnsi="Neue Haas Grotesk Text Pro"/>
+              <w:rFonts w:eastAsiaTheme="minorEastAsia"/>
               <w:noProof/>
               <w:kern w:val="2"/>
               <w:sz w:val="24"/>
@@ -1422,18 +1413,19 @@
               <w14:ligatures w14:val="standardContextual"/>
             </w:rPr>
           </w:pPr>
-          <w:hyperlink w:anchor="_Toc196213077" w:history="1">
+          <w:hyperlink w:anchor="_Toc228271346" w:history="1">
             <w:r>
               <w:rPr>
                 <w:rStyle w:val="Hyperlink"/>
                 <w:rFonts w:ascii="Neue Haas Grotesk Text Pro" w:hAnsi="Neue Haas Grotesk Text Pro"/>
+                <w:b/>
+                <w:bCs/>
                 <w:noProof/>
               </w:rPr>
               <w:t>Content</w:t>
             </w:r>
             <w:r>
               <w:rPr>
-                <w:rFonts w:ascii="Neue Haas Grotesk Text Pro" w:hAnsi="Neue Haas Grotesk Text Pro"/>
                 <w:noProof/>
                 <w:webHidden/>
               </w:rPr>
@@ -1441,7 +1433,6 @@
             </w:r>
             <w:r>
               <w:rPr>
-                <w:rFonts w:ascii="Neue Haas Grotesk Text Pro" w:hAnsi="Neue Haas Grotesk Text Pro"/>
                 <w:noProof/>
                 <w:webHidden/>
               </w:rPr>
@@ -1449,22 +1440,19 @@
             </w:r>
             <w:r>
               <w:rPr>
-                <w:rFonts w:ascii="Neue Haas Grotesk Text Pro" w:hAnsi="Neue Haas Grotesk Text Pro"/>
                 <w:noProof/>
                 <w:webHidden/>
               </w:rPr>
-              <w:instrText xml:space="preserve"> PAGEREF _Toc196213077 \h </w:instrText>
-            </w:r>
-            <w:r>
-              <w:rPr>
-                <w:rFonts w:ascii="Neue Haas Grotesk Text Pro" w:hAnsi="Neue Haas Grotesk Text Pro"/>
+              <w:instrText xml:space="preserve"> PAGEREF _Toc228271346 \h </w:instrText>
+            </w:r>
+            <w:r>
+              <w:rPr>
                 <w:noProof/>
                 <w:webHidden/>
               </w:rPr>
             </w:r>
             <w:r>
               <w:rPr>
-                <w:rFonts w:ascii="Neue Haas Grotesk Text Pro" w:hAnsi="Neue Haas Grotesk Text Pro"/>
                 <w:noProof/>
                 <w:webHidden/>
               </w:rPr>
@@ -1472,7 +1460,6 @@
             </w:r>
             <w:r>
               <w:rPr>
-                <w:rFonts w:ascii="Neue Haas Grotesk Text Pro" w:hAnsi="Neue Haas Grotesk Text Pro"/>
                 <w:noProof/>
                 <w:webHidden/>
               </w:rPr>
@@ -1480,7 +1467,6 @@
             </w:r>
             <w:r>
               <w:rPr>
-                <w:rFonts w:ascii="Neue Haas Grotesk Text Pro" w:hAnsi="Neue Haas Grotesk Text Pro"/>
                 <w:noProof/>
                 <w:webHidden/>
               </w:rPr>
@@ -1490,12 +1476,12 @@
         </w:p>
         <w:p>
           <w:pPr>
-            <w:pStyle w:val="TOC2"/>
+            <w:pStyle w:val="TOC1"/>
             <w:tabs>
               <w:tab w:val="right" w:leader="dot" w:pos="9016"/>
             </w:tabs>
             <w:rPr>
-              <w:rFonts w:ascii="Neue Haas Grotesk Text Pro" w:eastAsiaTheme="minorEastAsia" w:hAnsi="Neue Haas Grotesk Text Pro"/>
+              <w:rFonts w:eastAsiaTheme="minorEastAsia"/>
               <w:noProof/>
               <w:kern w:val="2"/>
               <w:sz w:val="24"/>
@@ -1504,18 +1490,19 @@
               <w14:ligatures w14:val="standardContextual"/>
             </w:rPr>
           </w:pPr>
-          <w:hyperlink w:anchor="_Toc196213078" w:history="1">
+          <w:hyperlink w:anchor="_Toc228271347" w:history="1">
             <w:r>
               <w:rPr>
                 <w:rStyle w:val="Hyperlink"/>
                 <w:rFonts w:ascii="Neue Haas Grotesk Text Pro" w:hAnsi="Neue Haas Grotesk Text Pro"/>
+                <w:b/>
+                <w:bCs/>
                 <w:noProof/>
               </w:rPr>
               <w:t>Resources</w:t>
             </w:r>
             <w:r>
               <w:rPr>
-                <w:rFonts w:ascii="Neue Haas Grotesk Text Pro" w:hAnsi="Neue Haas Grotesk Text Pro"/>
                 <w:noProof/>
                 <w:webHidden/>
               </w:rPr>
@@ -1523,7 +1510,6 @@
             </w:r>
             <w:r>
               <w:rPr>
-                <w:rFonts w:ascii="Neue Haas Grotesk Text Pro" w:hAnsi="Neue Haas Grotesk Text Pro"/>
                 <w:noProof/>
                 <w:webHidden/>
               </w:rPr>
@@ -1531,22 +1517,19 @@
             </w:r>
             <w:r>
               <w:rPr>
-                <w:rFonts w:ascii="Neue Haas Grotesk Text Pro" w:hAnsi="Neue Haas Grotesk Text Pro"/>
                 <w:noProof/>
                 <w:webHidden/>
               </w:rPr>
-              <w:instrText xml:space="preserve"> PAGEREF _Toc196213078 \h </w:instrText>
-            </w:r>
-            <w:r>
-              <w:rPr>
-                <w:rFonts w:ascii="Neue Haas Grotesk Text Pro" w:hAnsi="Neue Haas Grotesk Text Pro"/>
+              <w:instrText xml:space="preserve"> PAGEREF _Toc228271347 \h </w:instrText>
+            </w:r>
+            <w:r>
+              <w:rPr>
                 <w:noProof/>
                 <w:webHidden/>
               </w:rPr>
             </w:r>
             <w:r>
               <w:rPr>
-                <w:rFonts w:ascii="Neue Haas Grotesk Text Pro" w:hAnsi="Neue Haas Grotesk Text Pro"/>
                 <w:noProof/>
                 <w:webHidden/>
               </w:rPr>
@@ -1554,7 +1537,6 @@
             </w:r>
             <w:r>
               <w:rPr>
-                <w:rFonts w:ascii="Neue Haas Grotesk Text Pro" w:hAnsi="Neue Haas Grotesk Text Pro"/>
                 <w:noProof/>
                 <w:webHidden/>
               </w:rPr>
@@ -1562,7 +1544,6 @@
             </w:r>
             <w:r>
               <w:rPr>
-                <w:rFonts w:ascii="Neue Haas Grotesk Text Pro" w:hAnsi="Neue Haas Grotesk Text Pro"/>
                 <w:noProof/>
                 <w:webHidden/>
               </w:rPr>
@@ -1572,12 +1553,12 @@
         </w:p>
         <w:p>
           <w:pPr>
-            <w:pStyle w:val="TOC2"/>
+            <w:pStyle w:val="TOC1"/>
             <w:tabs>
               <w:tab w:val="right" w:leader="dot" w:pos="9016"/>
             </w:tabs>
             <w:rPr>
-              <w:rFonts w:ascii="Neue Haas Grotesk Text Pro" w:eastAsiaTheme="minorEastAsia" w:hAnsi="Neue Haas Grotesk Text Pro"/>
+              <w:rFonts w:eastAsiaTheme="minorEastAsia"/>
               <w:noProof/>
               <w:kern w:val="2"/>
               <w:sz w:val="24"/>
@@ -1586,18 +1567,19 @@
               <w14:ligatures w14:val="standardContextual"/>
             </w:rPr>
           </w:pPr>
-          <w:hyperlink w:anchor="_Toc196213079" w:history="1">
+          <w:hyperlink w:anchor="_Toc228271348" w:history="1">
             <w:r>
               <w:rPr>
                 <w:rStyle w:val="Hyperlink"/>
                 <w:rFonts w:ascii="Neue Haas Grotesk Text Pro" w:hAnsi="Neue Haas Grotesk Text Pro"/>
+                <w:b/>
+                <w:bCs/>
                 <w:noProof/>
               </w:rPr>
               <w:t>Project Constraints and Personnel</w:t>
             </w:r>
             <w:r>
               <w:rPr>
-                <w:rFonts w:ascii="Neue Haas Grotesk Text Pro" w:hAnsi="Neue Haas Grotesk Text Pro"/>
                 <w:noProof/>
                 <w:webHidden/>
               </w:rPr>
@@ -1605,7 +1587,6 @@
             </w:r>
             <w:r>
               <w:rPr>
-                <w:rFonts w:ascii="Neue Haas Grotesk Text Pro" w:hAnsi="Neue Haas Grotesk Text Pro"/>
                 <w:noProof/>
                 <w:webHidden/>
               </w:rPr>
@@ -1613,22 +1594,19 @@
             </w:r>
             <w:r>
               <w:rPr>
-                <w:rFonts w:ascii="Neue Haas Grotesk Text Pro" w:hAnsi="Neue Haas Grotesk Text Pro"/>
                 <w:noProof/>
                 <w:webHidden/>
               </w:rPr>
-              <w:instrText xml:space="preserve"> PAGEREF _Toc196213079 \h </w:instrText>
-            </w:r>
-            <w:r>
-              <w:rPr>
-                <w:rFonts w:ascii="Neue Haas Grotesk Text Pro" w:hAnsi="Neue Haas Grotesk Text Pro"/>
+              <w:instrText xml:space="preserve"> PAGEREF _Toc228271348 \h </w:instrText>
+            </w:r>
+            <w:r>
+              <w:rPr>
                 <w:noProof/>
                 <w:webHidden/>
               </w:rPr>
             </w:r>
             <w:r>
               <w:rPr>
-                <w:rFonts w:ascii="Neue Haas Grotesk Text Pro" w:hAnsi="Neue Haas Grotesk Text Pro"/>
                 <w:noProof/>
                 <w:webHidden/>
               </w:rPr>
@@ -1636,7 +1614,6 @@
             </w:r>
             <w:r>
               <w:rPr>
-                <w:rFonts w:ascii="Neue Haas Grotesk Text Pro" w:hAnsi="Neue Haas Grotesk Text Pro"/>
                 <w:noProof/>
                 <w:webHidden/>
               </w:rPr>
@@ -1644,7 +1621,6 @@
             </w:r>
             <w:r>
               <w:rPr>
-                <w:rFonts w:ascii="Neue Haas Grotesk Text Pro" w:hAnsi="Neue Haas Grotesk Text Pro"/>
                 <w:noProof/>
                 <w:webHidden/>
               </w:rPr>
@@ -1654,12 +1630,12 @@
         </w:p>
         <w:p>
           <w:pPr>
-            <w:pStyle w:val="TOC2"/>
+            <w:pStyle w:val="TOC1"/>
             <w:tabs>
               <w:tab w:val="right" w:leader="dot" w:pos="9016"/>
             </w:tabs>
             <w:rPr>
-              <w:rFonts w:ascii="Neue Haas Grotesk Text Pro" w:eastAsiaTheme="minorEastAsia" w:hAnsi="Neue Haas Grotesk Text Pro"/>
+              <w:rFonts w:eastAsiaTheme="minorEastAsia"/>
               <w:noProof/>
               <w:kern w:val="2"/>
               <w:sz w:val="24"/>
@@ -1668,18 +1644,19 @@
               <w14:ligatures w14:val="standardContextual"/>
             </w:rPr>
           </w:pPr>
-          <w:hyperlink w:anchor="_Toc196213080" w:history="1">
+          <w:hyperlink w:anchor="_Toc228271349" w:history="1">
             <w:r>
               <w:rPr>
                 <w:rStyle w:val="Hyperlink"/>
                 <w:rFonts w:ascii="Neue Haas Grotesk Text Pro" w:hAnsi="Neue Haas Grotesk Text Pro"/>
+                <w:b/>
+                <w:bCs/>
                 <w:noProof/>
               </w:rPr>
               <w:t>Personnel and team roles</w:t>
             </w:r>
             <w:r>
               <w:rPr>
-                <w:rFonts w:ascii="Neue Haas Grotesk Text Pro" w:hAnsi="Neue Haas Grotesk Text Pro"/>
                 <w:noProof/>
                 <w:webHidden/>
               </w:rPr>
@@ -1687,7 +1664,6 @@
             </w:r>
             <w:r>
               <w:rPr>
-                <w:rFonts w:ascii="Neue Haas Grotesk Text Pro" w:hAnsi="Neue Haas Grotesk Text Pro"/>
                 <w:noProof/>
                 <w:webHidden/>
               </w:rPr>
@@ -1695,22 +1671,19 @@
             </w:r>
             <w:r>
               <w:rPr>
-                <w:rFonts w:ascii="Neue Haas Grotesk Text Pro" w:hAnsi="Neue Haas Grotesk Text Pro"/>
                 <w:noProof/>
                 <w:webHidden/>
               </w:rPr>
-              <w:instrText xml:space="preserve"> PAGEREF _Toc196213080 \h </w:instrText>
-            </w:r>
-            <w:r>
-              <w:rPr>
-                <w:rFonts w:ascii="Neue Haas Grotesk Text Pro" w:hAnsi="Neue Haas Grotesk Text Pro"/>
+              <w:instrText xml:space="preserve"> PAGEREF _Toc228271349 \h </w:instrText>
+            </w:r>
+            <w:r>
+              <w:rPr>
                 <w:noProof/>
                 <w:webHidden/>
               </w:rPr>
             </w:r>
             <w:r>
               <w:rPr>
-                <w:rFonts w:ascii="Neue Haas Grotesk Text Pro" w:hAnsi="Neue Haas Grotesk Text Pro"/>
                 <w:noProof/>
                 <w:webHidden/>
               </w:rPr>
@@ -1718,7 +1691,6 @@
             </w:r>
             <w:r>
               <w:rPr>
-                <w:rFonts w:ascii="Neue Haas Grotesk Text Pro" w:hAnsi="Neue Haas Grotesk Text Pro"/>
                 <w:noProof/>
                 <w:webHidden/>
               </w:rPr>
@@ -1726,7 +1698,6 @@
             </w:r>
             <w:r>
               <w:rPr>
-                <w:rFonts w:ascii="Neue Haas Grotesk Text Pro" w:hAnsi="Neue Haas Grotesk Text Pro"/>
                 <w:noProof/>
                 <w:webHidden/>
               </w:rPr>
@@ -1736,12 +1707,12 @@
         </w:p>
         <w:p>
           <w:pPr>
-            <w:pStyle w:val="TOC2"/>
+            <w:pStyle w:val="TOC1"/>
             <w:tabs>
               <w:tab w:val="right" w:leader="dot" w:pos="9016"/>
             </w:tabs>
             <w:rPr>
-              <w:rFonts w:ascii="Neue Haas Grotesk Text Pro" w:eastAsiaTheme="minorEastAsia" w:hAnsi="Neue Haas Grotesk Text Pro"/>
+              <w:rFonts w:eastAsiaTheme="minorEastAsia"/>
               <w:noProof/>
               <w:kern w:val="2"/>
               <w:sz w:val="24"/>
@@ -1750,18 +1721,19 @@
               <w14:ligatures w14:val="standardContextual"/>
             </w:rPr>
           </w:pPr>
-          <w:hyperlink w:anchor="_Toc196213081" w:history="1">
+          <w:hyperlink w:anchor="_Toc228271350" w:history="1">
             <w:r>
               <w:rPr>
                 <w:rStyle w:val="Hyperlink"/>
                 <w:rFonts w:ascii="Neue Haas Grotesk Text Pro" w:hAnsi="Neue Haas Grotesk Text Pro"/>
+                <w:b/>
+                <w:bCs/>
                 <w:noProof/>
               </w:rPr>
               <w:t>Project Plan</w:t>
             </w:r>
             <w:r>
               <w:rPr>
-                <w:rFonts w:ascii="Neue Haas Grotesk Text Pro" w:hAnsi="Neue Haas Grotesk Text Pro"/>
                 <w:noProof/>
                 <w:webHidden/>
               </w:rPr>
@@ -1769,50 +1741,10 @@
             </w:r>
             <w:r>
               <w:rPr>
-                <w:rFonts w:ascii="Neue Haas Grotesk Text Pro" w:hAnsi="Neue Haas Grotesk Text Pro"/>
                 <w:noProof/>
                 <w:webHidden/>
               </w:rPr>
-              <w:fldChar w:fldCharType="begin"/>
-            </w:r>
-            <w:r>
-              <w:rPr>
-                <w:rFonts w:ascii="Neue Haas Grotesk Text Pro" w:hAnsi="Neue Haas Grotesk Text Pro"/>
-                <w:noProof/>
-                <w:webHidden/>
-              </w:rPr>
-              <w:instrText xml:space="preserve"> PAGEREF _Toc196213081 \h </w:instrText>
-            </w:r>
-            <w:r>
-              <w:rPr>
-                <w:rFonts w:ascii="Neue Haas Grotesk Text Pro" w:hAnsi="Neue Haas Grotesk Text Pro"/>
-                <w:noProof/>
-                <w:webHidden/>
-              </w:rPr>
-            </w:r>
-            <w:r>
-              <w:rPr>
-                <w:rFonts w:ascii="Neue Haas Grotesk Text Pro" w:hAnsi="Neue Haas Grotesk Text Pro"/>
-                <w:noProof/>
-                <w:webHidden/>
-              </w:rPr>
-              <w:fldChar w:fldCharType="separate"/>
-            </w:r>
-            <w:r>
-              <w:rPr>
-                <w:rFonts w:ascii="Neue Haas Grotesk Text Pro" w:hAnsi="Neue Haas Grotesk Text Pro"/>
-                <w:noProof/>
-                <w:webHidden/>
-              </w:rPr>
-              <w:t>0</w:t>
-            </w:r>
-            <w:r>
-              <w:rPr>
-                <w:rFonts w:ascii="Neue Haas Grotesk Text Pro" w:hAnsi="Neue Haas Grotesk Text Pro"/>
-                <w:noProof/>
-                <w:webHidden/>
-              </w:rPr>
-              <w:fldChar w:fldCharType="end"/>
+              <w:t>7</w:t>
             </w:r>
           </w:hyperlink>
         </w:p>
@@ -1861,7 +1793,7 @@
           <w:szCs w:val="40"/>
         </w:rPr>
       </w:pPr>
-      <w:bookmarkStart w:id="0" w:name="_Toc196213074"/>
+      <w:bookmarkStart w:id="0" w:name="_Toc228271343"/>
       <w:r>
         <w:rPr>
           <w:rFonts w:ascii="Neue Haas Grotesk Text Pro" w:hAnsi="Neue Haas Grotesk Text Pro"/>
@@ -1893,7 +1825,7 @@
           <w:szCs w:val="40"/>
         </w:rPr>
       </w:pPr>
-      <w:bookmarkStart w:id="1" w:name="_Toc196213075"/>
+      <w:bookmarkStart w:id="1" w:name="_Toc228271344"/>
       <w:r>
         <w:rPr>
           <w:rFonts w:ascii="Neue Haas Grotesk Text Pro" w:hAnsi="Neue Haas Grotesk Text Pro"/>
@@ -1938,23 +1870,31 @@
       <w:pPr>
         <w:rPr>
           <w:rFonts w:ascii="Neue Haas Grotesk Text Pro" w:hAnsi="Neue Haas Grotesk Text Pro"/>
-        </w:rPr>
-      </w:pPr>
-      <w:r>
-        <w:rPr>
-          <w:rFonts w:ascii="Neue Haas Grotesk Text Pro" w:hAnsi="Neue Haas Grotesk Text Pro"/>
+          <w:sz w:val="20"/>
+          <w:szCs w:val="20"/>
+        </w:rPr>
+      </w:pPr>
+      <w:r>
+        <w:rPr>
+          <w:rFonts w:ascii="Neue Haas Grotesk Text Pro" w:hAnsi="Neue Haas Grotesk Text Pro"/>
+          <w:sz w:val="20"/>
+          <w:szCs w:val="20"/>
         </w:rPr>
         <w:t xml:space="preserve">The website aims to bring together all resources on the current Newhaven Heritage website and associated websites </w:t>
       </w:r>
       <w:r>
         <w:rPr>
           <w:rFonts w:ascii="Neue Haas Grotesk Text Pro" w:hAnsi="Neue Haas Grotesk Text Pro"/>
+          <w:sz w:val="20"/>
+          <w:szCs w:val="20"/>
         </w:rPr>
         <w:t>into</w:t>
       </w:r>
       <w:r>
         <w:rPr>
           <w:rFonts w:ascii="Neue Haas Grotesk Text Pro" w:hAnsi="Neue Haas Grotesk Text Pro"/>
+          <w:sz w:val="20"/>
+          <w:szCs w:val="20"/>
         </w:rPr>
         <w:t xml:space="preserve"> one web platform.</w:t>
       </w:r>
@@ -1963,11 +1903,15 @@
       <w:pPr>
         <w:rPr>
           <w:rFonts w:ascii="Neue Haas Grotesk Text Pro" w:hAnsi="Neue Haas Grotesk Text Pro"/>
-        </w:rPr>
-      </w:pPr>
-      <w:r>
-        <w:rPr>
-          <w:rFonts w:ascii="Neue Haas Grotesk Text Pro" w:hAnsi="Neue Haas Grotesk Text Pro"/>
+          <w:sz w:val="20"/>
+          <w:szCs w:val="20"/>
+        </w:rPr>
+      </w:pPr>
+      <w:r>
+        <w:rPr>
+          <w:rFonts w:ascii="Neue Haas Grotesk Text Pro" w:hAnsi="Neue Haas Grotesk Text Pro"/>
+          <w:sz w:val="20"/>
+          <w:szCs w:val="20"/>
         </w:rPr>
         <w:t>The Newhaven Heritage website must be a multimedia rich website that showcases content and media such as images, video and text.</w:t>
       </w:r>
@@ -1976,23 +1920,31 @@
       <w:pPr>
         <w:rPr>
           <w:rFonts w:ascii="Neue Haas Grotesk Text Pro" w:hAnsi="Neue Haas Grotesk Text Pro"/>
-        </w:rPr>
-      </w:pPr>
-      <w:r>
-        <w:rPr>
-          <w:rFonts w:ascii="Neue Haas Grotesk Text Pro" w:hAnsi="Neue Haas Grotesk Text Pro"/>
+          <w:sz w:val="20"/>
+          <w:szCs w:val="20"/>
+        </w:rPr>
+      </w:pPr>
+      <w:r>
+        <w:rPr>
+          <w:rFonts w:ascii="Neue Haas Grotesk Text Pro" w:hAnsi="Neue Haas Grotesk Text Pro"/>
+          <w:sz w:val="20"/>
+          <w:szCs w:val="20"/>
         </w:rPr>
         <w:t xml:space="preserve">The new website would be a redesign from the existing website and will have to be fully </w:t>
       </w:r>
       <w:r>
         <w:rPr>
           <w:rFonts w:ascii="Neue Haas Grotesk Text Pro" w:hAnsi="Neue Haas Grotesk Text Pro"/>
+          <w:sz w:val="20"/>
+          <w:szCs w:val="20"/>
         </w:rPr>
         <w:t>responsive,</w:t>
       </w:r>
       <w:r>
         <w:rPr>
           <w:rFonts w:ascii="Neue Haas Grotesk Text Pro" w:hAnsi="Neue Haas Grotesk Text Pro"/>
+          <w:sz w:val="20"/>
+          <w:szCs w:val="20"/>
         </w:rPr>
         <w:t xml:space="preserve"> so it displays appropriately on any screen size.</w:t>
       </w:r>
@@ -2001,23 +1953,31 @@
       <w:pPr>
         <w:rPr>
           <w:rFonts w:ascii="Neue Haas Grotesk Text Pro" w:hAnsi="Neue Haas Grotesk Text Pro"/>
-        </w:rPr>
-      </w:pPr>
-      <w:r>
-        <w:rPr>
-          <w:rFonts w:ascii="Neue Haas Grotesk Text Pro" w:hAnsi="Neue Haas Grotesk Text Pro"/>
+          <w:sz w:val="20"/>
+          <w:szCs w:val="20"/>
+        </w:rPr>
+      </w:pPr>
+      <w:r>
+        <w:rPr>
+          <w:rFonts w:ascii="Neue Haas Grotesk Text Pro" w:hAnsi="Neue Haas Grotesk Text Pro"/>
+          <w:sz w:val="20"/>
+          <w:szCs w:val="20"/>
         </w:rPr>
         <w:t xml:space="preserve">A new logo may have to be created and included </w:t>
       </w:r>
       <w:r>
         <w:rPr>
           <w:rFonts w:ascii="Neue Haas Grotesk Text Pro" w:hAnsi="Neue Haas Grotesk Text Pro"/>
+          <w:sz w:val="20"/>
+          <w:szCs w:val="20"/>
         </w:rPr>
         <w:t>into</w:t>
       </w:r>
       <w:r>
         <w:rPr>
           <w:rFonts w:ascii="Neue Haas Grotesk Text Pro" w:hAnsi="Neue Haas Grotesk Text Pro"/>
+          <w:sz w:val="20"/>
+          <w:szCs w:val="20"/>
         </w:rPr>
         <w:t xml:space="preserve"> the new website as well.</w:t>
       </w:r>
@@ -2026,11 +1986,15 @@
       <w:pPr>
         <w:rPr>
           <w:rFonts w:ascii="Neue Haas Grotesk Text Pro" w:hAnsi="Neue Haas Grotesk Text Pro"/>
-        </w:rPr>
-      </w:pPr>
-      <w:r>
-        <w:rPr>
-          <w:rFonts w:ascii="Neue Haas Grotesk Text Pro" w:hAnsi="Neue Haas Grotesk Text Pro"/>
+          <w:sz w:val="20"/>
+          <w:szCs w:val="20"/>
+        </w:rPr>
+      </w:pPr>
+      <w:r>
+        <w:rPr>
+          <w:rFonts w:ascii="Neue Haas Grotesk Text Pro" w:hAnsi="Neue Haas Grotesk Text Pro"/>
+          <w:sz w:val="20"/>
+          <w:szCs w:val="20"/>
         </w:rPr>
         <w:t>The website will have to be usable, accessible and fully tested before hand over to Newhaven Heritage.</w:t>
       </w:r>
@@ -2039,11 +2003,15 @@
       <w:pPr>
         <w:rPr>
           <w:rFonts w:ascii="Neue Haas Grotesk Text Pro" w:hAnsi="Neue Haas Grotesk Text Pro"/>
-        </w:rPr>
-      </w:pPr>
-      <w:r>
-        <w:rPr>
-          <w:rFonts w:ascii="Neue Haas Grotesk Text Pro" w:hAnsi="Neue Haas Grotesk Text Pro"/>
+          <w:sz w:val="20"/>
+          <w:szCs w:val="20"/>
+        </w:rPr>
+      </w:pPr>
+      <w:r>
+        <w:rPr>
+          <w:rFonts w:ascii="Neue Haas Grotesk Text Pro" w:hAnsi="Neue Haas Grotesk Text Pro"/>
+          <w:sz w:val="20"/>
+          <w:szCs w:val="20"/>
         </w:rPr>
         <w:t>The website will target a broad audience from locals who are interested in the history of Newhaven harbour area and tourists and visitors to the area.</w:t>
       </w:r>
@@ -2052,11 +2020,15 @@
       <w:pPr>
         <w:rPr>
           <w:rFonts w:ascii="Neue Haas Grotesk Text Pro" w:hAnsi="Neue Haas Grotesk Text Pro"/>
-        </w:rPr>
-      </w:pPr>
-      <w:r>
-        <w:rPr>
-          <w:rFonts w:ascii="Neue Haas Grotesk Text Pro" w:hAnsi="Neue Haas Grotesk Text Pro"/>
+          <w:sz w:val="20"/>
+          <w:szCs w:val="20"/>
+        </w:rPr>
+      </w:pPr>
+      <w:r>
+        <w:rPr>
+          <w:rFonts w:ascii="Neue Haas Grotesk Text Pro" w:hAnsi="Neue Haas Grotesk Text Pro"/>
+          <w:sz w:val="20"/>
+          <w:szCs w:val="20"/>
         </w:rPr>
         <w:t>The website must be professionally designed and full of informative, useful and engaging multimedia content. The design must appeal to the target audience. The website should be easy to use and accessible to all. The website must also feature a text-based logo on every web page throughout the web site. There must also be a navigation bar which links to every page throughout the site and a footer element on every page. SEO considerations must be included in the content and source code. The source code should be appropriately commented and easy to maintain.</w:t>
       </w:r>
@@ -2065,17 +2037,23 @@
       <w:pPr>
         <w:rPr>
           <w:rFonts w:ascii="Neue Haas Grotesk Text Pro" w:hAnsi="Neue Haas Grotesk Text Pro"/>
-        </w:rPr>
-      </w:pPr>
-      <w:r>
-        <w:rPr>
-          <w:rFonts w:ascii="Neue Haas Grotesk Text Pro" w:hAnsi="Neue Haas Grotesk Text Pro"/>
+          <w:sz w:val="20"/>
+          <w:szCs w:val="20"/>
+        </w:rPr>
+      </w:pPr>
+      <w:r>
+        <w:rPr>
+          <w:rFonts w:ascii="Neue Haas Grotesk Text Pro" w:hAnsi="Neue Haas Grotesk Text Pro"/>
+          <w:sz w:val="20"/>
+          <w:szCs w:val="20"/>
         </w:rPr>
         <w:t>The website must be completed, fully tested and published to a web server by Thursday 28</w:t>
       </w:r>
       <w:r>
         <w:rPr>
           <w:rFonts w:ascii="Neue Haas Grotesk Text Pro" w:hAnsi="Neue Haas Grotesk Text Pro"/>
+          <w:sz w:val="20"/>
+          <w:szCs w:val="20"/>
           <w:vertAlign w:val="superscript"/>
         </w:rPr>
         <w:t>th</w:t>
@@ -2083,6 +2061,8 @@
       <w:r>
         <w:rPr>
           <w:rFonts w:ascii="Neue Haas Grotesk Text Pro" w:hAnsi="Neue Haas Grotesk Text Pro"/>
+          <w:sz w:val="20"/>
+          <w:szCs w:val="20"/>
         </w:rPr>
         <w:t xml:space="preserve"> May @ 23:55.</w:t>
       </w:r>
@@ -2091,11 +2071,15 @@
       <w:pPr>
         <w:rPr>
           <w:rFonts w:ascii="Neue Haas Grotesk Text Pro" w:hAnsi="Neue Haas Grotesk Text Pro"/>
-        </w:rPr>
-      </w:pPr>
-      <w:r>
-        <w:rPr>
-          <w:rFonts w:ascii="Neue Haas Grotesk Text Pro" w:hAnsi="Neue Haas Grotesk Text Pro"/>
+          <w:sz w:val="20"/>
+          <w:szCs w:val="20"/>
+        </w:rPr>
+      </w:pPr>
+      <w:r>
+        <w:rPr>
+          <w:rFonts w:ascii="Neue Haas Grotesk Text Pro" w:hAnsi="Neue Haas Grotesk Text Pro"/>
+          <w:sz w:val="20"/>
+          <w:szCs w:val="20"/>
         </w:rPr>
         <w:t xml:space="preserve">The current website can be accessed here: </w:t>
       </w:r>
@@ -2104,6 +2088,8 @@
           <w:rPr>
             <w:rStyle w:val="Hyperlink"/>
             <w:rFonts w:ascii="Neue Haas Grotesk Text Pro" w:hAnsi="Neue Haas Grotesk Text Pro"/>
+            <w:sz w:val="20"/>
+            <w:szCs w:val="20"/>
           </w:rPr>
           <w:t>https://www.newhavenonforth.org.uk</w:t>
         </w:r>
@@ -2140,7 +2126,7 @@
           <w:szCs w:val="40"/>
         </w:rPr>
       </w:pPr>
-      <w:bookmarkStart w:id="2" w:name="_Toc196213076"/>
+      <w:bookmarkStart w:id="2" w:name="_Toc228271345"/>
       <w:r>
         <w:rPr>
           <w:rFonts w:ascii="Neue Haas Grotesk Text Pro" w:hAnsi="Neue Haas Grotesk Text Pro"/>
@@ -2160,109 +2146,714 @@
           <w:rFonts w:ascii="Neue Haas Grotesk Text Pro" w:hAnsi="Neue Haas Grotesk Text Pro"/>
         </w:rPr>
       </w:pPr>
-      <w:r>
-        <w:rPr>
-          <w:rFonts w:ascii="Neue Haas Grotesk Text Pro" w:hAnsi="Neue Haas Grotesk Text Pro"/>
-        </w:rPr>
-        <w:t xml:space="preserve">Client requirements - </w:t>
-      </w:r>
-      <w:r>
-        <w:rPr>
-          <w:rFonts w:ascii="Neue Haas Grotesk Text Pro" w:hAnsi="Neue Haas Grotesk Text Pro"/>
-        </w:rPr>
-        <w:t>Who are the</w:t>
-      </w:r>
-      <w:r>
-        <w:rPr>
-          <w:rFonts w:ascii="Neue Haas Grotesk Text Pro" w:hAnsi="Neue Haas Grotesk Text Pro"/>
-        </w:rPr>
-        <w:t xml:space="preserve"> client</w:t>
-      </w:r>
-      <w:r>
-        <w:rPr>
-          <w:rFonts w:ascii="Neue Haas Grotesk Text Pro" w:hAnsi="Neue Haas Grotesk Text Pro"/>
-        </w:rPr>
-        <w:t xml:space="preserve"> and why do they need the website?</w:t>
-      </w:r>
-    </w:p>
-    <w:p>
-      <w:pPr>
-        <w:rPr>
-          <w:rFonts w:ascii="Neue Haas Grotesk Text Pro" w:hAnsi="Neue Haas Grotesk Text Pro"/>
-        </w:rPr>
-      </w:pPr>
-      <w:r>
-        <w:rPr>
-          <w:rFonts w:ascii="Neue Haas Grotesk Text Pro" w:hAnsi="Neue Haas Grotesk Text Pro"/>
-        </w:rPr>
-        <w:t>User requirements - Who are the target audience, what would they want from the website?</w:t>
-      </w:r>
-    </w:p>
-    <w:p>
-      <w:pPr>
-        <w:rPr>
-          <w:rFonts w:ascii="Neue Haas Grotesk Text Pro" w:hAnsi="Neue Haas Grotesk Text Pro"/>
-        </w:rPr>
-      </w:pPr>
-      <w:r>
-        <w:rPr>
-          <w:rFonts w:ascii="Neue Haas Grotesk Text Pro" w:hAnsi="Neue Haas Grotesk Text Pro"/>
-        </w:rPr>
-        <w:t>Functional requirements - What MUST the website be able to do</w:t>
-      </w:r>
-    </w:p>
-    <w:p>
-      <w:pPr>
-        <w:rPr>
-          <w:rFonts w:ascii="Neue Haas Grotesk Text Pro" w:hAnsi="Neue Haas Grotesk Text Pro"/>
-        </w:rPr>
-      </w:pPr>
-      <w:r>
-        <w:rPr>
-          <w:rFonts w:ascii="Neue Haas Grotesk Text Pro" w:hAnsi="Neue Haas Grotesk Text Pro"/>
-        </w:rPr>
-        <w:t>Non-functional requirements – What are considered to be the website non-functional requirements</w:t>
-      </w:r>
-    </w:p>
-    <w:p>
-      <w:pPr>
-        <w:rPr>
-          <w:rFonts w:ascii="Neue Haas Grotesk Text Pro" w:hAnsi="Neue Haas Grotesk Text Pro"/>
-        </w:rPr>
-      </w:pPr>
-    </w:p>
-    <w:p>
-      <w:pPr>
-        <w:rPr>
-          <w:rFonts w:ascii="Neue Haas Grotesk Text Pro" w:hAnsi="Neue Haas Grotesk Text Pro"/>
-        </w:rPr>
-      </w:pPr>
-    </w:p>
-    <w:p>
-      <w:pPr>
-        <w:rPr>
-          <w:rFonts w:ascii="Neue Haas Grotesk Text Pro" w:hAnsi="Neue Haas Grotesk Text Pro"/>
-        </w:rPr>
-      </w:pPr>
-    </w:p>
-    <w:p>
-      <w:pPr>
-        <w:rPr>
-          <w:rFonts w:ascii="Neue Haas Grotesk Text Pro" w:hAnsi="Neue Haas Grotesk Text Pro"/>
-        </w:rPr>
-      </w:pPr>
-    </w:p>
-    <w:p>
-      <w:pPr>
+    </w:p>
+    <w:p>
+      <w:pPr>
+        <w:rPr>
+          <w:rFonts w:ascii="Neue Haas Grotesk Text Pro" w:hAnsi="Neue Haas Grotesk Text Pro"/>
+          <w:sz w:val="20"/>
+          <w:szCs w:val="20"/>
+        </w:rPr>
+      </w:pPr>
+      <w:r>
+        <w:rPr>
+          <w:rFonts w:ascii="Neue Haas Grotesk Text Pro" w:hAnsi="Neue Haas Grotesk Text Pro"/>
+          <w:sz w:val="20"/>
+          <w:szCs w:val="20"/>
+        </w:rPr>
+        <w:t>This is a redesign and refresh of the existing Newhaven website with cleaner, more scalable code that appeals to the target audience.</w:t>
+      </w:r>
+      <w:r>
+        <w:rPr>
+          <w:rFonts w:ascii="Neue Haas Grotesk Text Pro" w:hAnsi="Neue Haas Grotesk Text Pro"/>
+          <w:sz w:val="20"/>
+          <w:szCs w:val="20"/>
+        </w:rPr>
+        <w:t xml:space="preserve"> </w:t>
+      </w:r>
+    </w:p>
+    <w:p>
+      <w:pPr>
+        <w:rPr>
+          <w:rFonts w:ascii="Neue Haas Grotesk Text Pro" w:hAnsi="Neue Haas Grotesk Text Pro"/>
+          <w:sz w:val="20"/>
+          <w:szCs w:val="20"/>
+        </w:rPr>
+      </w:pPr>
+      <w:r>
+        <w:rPr>
+          <w:rFonts w:ascii="Neue Haas Grotesk Text Pro" w:hAnsi="Neue Haas Grotesk Text Pro"/>
+          <w:sz w:val="20"/>
+          <w:szCs w:val="20"/>
+        </w:rPr>
+        <w:t>Redesign existing site with a more modern, accessible visual style.</w:t>
+      </w:r>
+    </w:p>
+    <w:p>
+      <w:pPr>
+        <w:rPr>
+          <w:rFonts w:ascii="Neue Haas Grotesk Text Pro" w:hAnsi="Neue Haas Grotesk Text Pro"/>
+          <w:sz w:val="20"/>
+          <w:szCs w:val="20"/>
+        </w:rPr>
+      </w:pPr>
+      <w:r>
+        <w:rPr>
+          <w:rFonts w:ascii="Neue Haas Grotesk Text Pro" w:hAnsi="Neue Haas Grotesk Text Pro"/>
+          <w:sz w:val="20"/>
+          <w:szCs w:val="20"/>
+        </w:rPr>
+        <w:t>No new text content or pages will be created.</w:t>
+      </w:r>
+    </w:p>
+    <w:p>
+      <w:pPr>
+        <w:rPr>
+          <w:rFonts w:ascii="Neue Haas Grotesk Text Pro" w:hAnsi="Neue Haas Grotesk Text Pro"/>
+          <w:sz w:val="20"/>
+          <w:szCs w:val="20"/>
+        </w:rPr>
+      </w:pPr>
+      <w:r>
+        <w:rPr>
+          <w:rFonts w:ascii="Neue Haas Grotesk Text Pro" w:hAnsi="Neue Haas Grotesk Text Pro"/>
+          <w:sz w:val="20"/>
+          <w:szCs w:val="20"/>
+        </w:rPr>
+        <w:t>New media will be created or sourced to enhance the sites appeal including a logo and media of Newhaven.</w:t>
+      </w:r>
+    </w:p>
+    <w:p>
+      <w:pPr>
+        <w:rPr>
+          <w:rFonts w:ascii="Neue Haas Grotesk Text Pro" w:hAnsi="Neue Haas Grotesk Text Pro"/>
+          <w:sz w:val="20"/>
+          <w:szCs w:val="20"/>
+        </w:rPr>
+      </w:pPr>
+      <w:r>
+        <w:rPr>
+          <w:rFonts w:ascii="Neue Haas Grotesk Text Pro" w:hAnsi="Neue Haas Grotesk Text Pro"/>
+          <w:sz w:val="20"/>
+          <w:szCs w:val="20"/>
+        </w:rPr>
+        <w:t>Improve code quality to ensure scalability and logical structure.</w:t>
+      </w:r>
+    </w:p>
+    <w:p>
+      <w:pPr>
+        <w:rPr>
+          <w:rFonts w:ascii="Neue Haas Grotesk Text Pro" w:hAnsi="Neue Haas Grotesk Text Pro"/>
+          <w:sz w:val="20"/>
+          <w:szCs w:val="20"/>
+        </w:rPr>
+      </w:pPr>
+      <w:r>
+        <w:rPr>
+          <w:rFonts w:ascii="Neue Haas Grotesk Text Pro" w:hAnsi="Neue Haas Grotesk Text Pro"/>
+          <w:sz w:val="20"/>
+          <w:szCs w:val="20"/>
+        </w:rPr>
+        <w:t>Clean and condense existing site.</w:t>
+      </w:r>
+    </w:p>
+    <w:p>
+      <w:pPr>
+        <w:rPr>
+          <w:rFonts w:ascii="Neue Haas Grotesk Text Pro" w:hAnsi="Neue Haas Grotesk Text Pro"/>
+          <w:sz w:val="20"/>
+          <w:szCs w:val="20"/>
+        </w:rPr>
+      </w:pPr>
+      <w:r>
+        <w:rPr>
+          <w:rFonts w:ascii="Neue Haas Grotesk Text Pro" w:hAnsi="Neue Haas Grotesk Text Pro"/>
+          <w:sz w:val="20"/>
+          <w:szCs w:val="20"/>
+        </w:rPr>
+        <w:t>Optimise performance for low-end devices.</w:t>
+      </w:r>
+    </w:p>
+    <w:p>
+      <w:pPr>
+        <w:rPr>
+          <w:rFonts w:ascii="Neue Haas Grotesk Text Pro" w:hAnsi="Neue Haas Grotesk Text Pro"/>
+          <w:sz w:val="20"/>
+          <w:szCs w:val="20"/>
+        </w:rPr>
+      </w:pPr>
+      <w:r>
+        <w:rPr>
+          <w:rFonts w:ascii="Neue Haas Grotesk Text Pro" w:hAnsi="Neue Haas Grotesk Text Pro"/>
+          <w:sz w:val="20"/>
+          <w:szCs w:val="20"/>
+        </w:rPr>
+        <w:t>Add quality multimedia content while ensuring performance.</w:t>
+      </w:r>
+    </w:p>
+    <w:p>
+      <w:pPr>
+        <w:rPr>
+          <w:rFonts w:ascii="Neue Haas Grotesk Text Pro" w:hAnsi="Neue Haas Grotesk Text Pro"/>
+          <w:sz w:val="20"/>
+          <w:szCs w:val="20"/>
+        </w:rPr>
+      </w:pPr>
+      <w:r>
+        <w:rPr>
+          <w:rFonts w:ascii="Neue Haas Grotesk Text Pro" w:hAnsi="Neue Haas Grotesk Text Pro"/>
+          <w:sz w:val="20"/>
+          <w:szCs w:val="20"/>
+        </w:rPr>
+        <w:t xml:space="preserve">Use a minimal amount of </w:t>
+      </w:r>
+      <w:r>
+        <w:rPr>
+          <w:rFonts w:ascii="Neue Haas Grotesk Text Pro" w:hAnsi="Neue Haas Grotesk Text Pro"/>
+          <w:sz w:val="20"/>
+          <w:szCs w:val="20"/>
+        </w:rPr>
+        <w:t>JavaScript</w:t>
+      </w:r>
+      <w:r>
+        <w:rPr>
+          <w:rFonts w:ascii="Neue Haas Grotesk Text Pro" w:hAnsi="Neue Haas Grotesk Text Pro"/>
+          <w:sz w:val="20"/>
+          <w:szCs w:val="20"/>
+        </w:rPr>
+        <w:t xml:space="preserve"> Scripts, if any at all.</w:t>
+      </w:r>
+    </w:p>
+    <w:p>
+      <w:pPr>
+        <w:spacing w:line="276" w:lineRule="auto"/>
         <w:rPr>
           <w:rFonts w:ascii="Neue Haas Grotesk Text Pro" w:hAnsi="Neue Haas Grotesk Text Pro"/>
           <w:b/>
           <w:bCs/>
-        </w:rPr>
-      </w:pPr>
-      <w:r>
-        <w:rPr>
-          <w:rFonts w:ascii="Neue Haas Grotesk Text Pro" w:hAnsi="Neue Haas Grotesk Text Pro"/>
+          <w:sz w:val="28"/>
+          <w:szCs w:val="28"/>
+        </w:rPr>
+      </w:pPr>
+      <w:r>
+        <w:rPr>
+          <w:rFonts w:ascii="Neue Haas Grotesk Text Pro" w:hAnsi="Neue Haas Grotesk Text Pro"/>
+          <w:b/>
+          <w:bCs/>
+          <w:sz w:val="28"/>
+          <w:szCs w:val="28"/>
+        </w:rPr>
+        <w:t>Target Audience Requirements:</w:t>
+      </w:r>
+    </w:p>
+    <w:p>
+      <w:pPr>
+        <w:pStyle w:val="ListParagraph"/>
+        <w:numPr>
+          <w:ilvl w:val="0"/>
+          <w:numId w:val="6"/>
+        </w:numPr>
+        <w:spacing w:line="276" w:lineRule="auto"/>
+        <w:rPr>
+          <w:rFonts w:ascii="Neue Haas Grotesk Text Pro" w:hAnsi="Neue Haas Grotesk Text Pro"/>
+          <w:sz w:val="20"/>
+          <w:szCs w:val="20"/>
+        </w:rPr>
+      </w:pPr>
+      <w:r>
+        <w:rPr>
+          <w:rFonts w:ascii="Neue Haas Grotesk Text Pro" w:hAnsi="Neue Haas Grotesk Text Pro"/>
+          <w:sz w:val="20"/>
+          <w:szCs w:val="20"/>
+        </w:rPr>
+        <w:t xml:space="preserve">This site will be aimed at </w:t>
+      </w:r>
+      <w:r>
+        <w:rPr>
+          <w:rFonts w:ascii="Neue Haas Grotesk Text Pro" w:hAnsi="Neue Haas Grotesk Text Pro"/>
+          <w:i/>
+          <w:iCs/>
+          <w:sz w:val="20"/>
+          <w:szCs w:val="20"/>
+        </w:rPr>
+        <w:t>people currently in or planning to go to Newhaven.</w:t>
+      </w:r>
+      <w:r>
+        <w:rPr>
+          <w:rFonts w:ascii="Neue Haas Grotesk Text Pro" w:hAnsi="Neue Haas Grotesk Text Pro"/>
+          <w:b/>
+          <w:bCs/>
+          <w:sz w:val="20"/>
+          <w:szCs w:val="20"/>
+        </w:rPr>
+        <w:t xml:space="preserve"> </w:t>
+      </w:r>
+      <w:r>
+        <w:rPr>
+          <w:rFonts w:ascii="Neue Haas Grotesk Text Pro" w:hAnsi="Neue Haas Grotesk Text Pro"/>
+          <w:sz w:val="20"/>
+          <w:szCs w:val="20"/>
+        </w:rPr>
+        <w:t>Locals and Tourists will be the primary demographic with community driven topics aimed at both.</w:t>
+      </w:r>
+    </w:p>
+    <w:p>
+      <w:pPr>
+        <w:pStyle w:val="ListParagraph"/>
+        <w:numPr>
+          <w:ilvl w:val="0"/>
+          <w:numId w:val="6"/>
+        </w:numPr>
+        <w:spacing w:line="276" w:lineRule="auto"/>
+        <w:rPr>
+          <w:rFonts w:ascii="Neue Haas Grotesk Text Pro" w:hAnsi="Neue Haas Grotesk Text Pro"/>
+          <w:sz w:val="20"/>
+          <w:szCs w:val="20"/>
+        </w:rPr>
+      </w:pPr>
+      <w:r>
+        <w:rPr>
+          <w:rFonts w:ascii="Neue Haas Grotesk Text Pro" w:hAnsi="Neue Haas Grotesk Text Pro"/>
+          <w:sz w:val="20"/>
+          <w:szCs w:val="20"/>
+        </w:rPr>
+        <w:t>Welcoming and friendly theme along with event times and appealing media for tourists.</w:t>
+      </w:r>
+    </w:p>
+    <w:p>
+      <w:pPr>
+        <w:pStyle w:val="ListParagraph"/>
+        <w:numPr>
+          <w:ilvl w:val="0"/>
+          <w:numId w:val="6"/>
+        </w:numPr>
+        <w:spacing w:line="276" w:lineRule="auto"/>
+        <w:rPr>
+          <w:rFonts w:ascii="Neue Haas Grotesk Text Pro" w:hAnsi="Neue Haas Grotesk Text Pro"/>
+          <w:sz w:val="20"/>
+          <w:szCs w:val="20"/>
+        </w:rPr>
+      </w:pPr>
+      <w:r>
+        <w:rPr>
+          <w:rFonts w:ascii="Neue Haas Grotesk Text Pro" w:hAnsi="Neue Haas Grotesk Text Pro"/>
+          <w:sz w:val="20"/>
+          <w:szCs w:val="20"/>
+        </w:rPr>
+        <w:t>Deeper information available through learn more buttons for locals and curious tourists.</w:t>
+      </w:r>
+    </w:p>
+    <w:p>
+      <w:pPr>
+        <w:pStyle w:val="ListParagraph"/>
+        <w:numPr>
+          <w:ilvl w:val="0"/>
+          <w:numId w:val="6"/>
+        </w:numPr>
+        <w:spacing w:line="276" w:lineRule="auto"/>
+        <w:rPr>
+          <w:rFonts w:ascii="Neue Haas Grotesk Text Pro" w:hAnsi="Neue Haas Grotesk Text Pro"/>
+          <w:sz w:val="20"/>
+          <w:szCs w:val="20"/>
+        </w:rPr>
+      </w:pPr>
+      <w:r>
+        <w:rPr>
+          <w:rFonts w:ascii="Neue Haas Grotesk Text Pro" w:hAnsi="Neue Haas Grotesk Text Pro"/>
+          <w:sz w:val="20"/>
+          <w:szCs w:val="20"/>
+        </w:rPr>
+        <w:t>Information on community led events and topics.</w:t>
+      </w:r>
+    </w:p>
+    <w:p>
+      <w:pPr>
+        <w:pStyle w:val="ListParagraph"/>
+        <w:numPr>
+          <w:ilvl w:val="0"/>
+          <w:numId w:val="6"/>
+        </w:numPr>
+        <w:spacing w:line="276" w:lineRule="auto"/>
+        <w:rPr>
+          <w:rFonts w:ascii="Neue Haas Grotesk Text Pro" w:hAnsi="Neue Haas Grotesk Text Pro"/>
+          <w:sz w:val="20"/>
+          <w:szCs w:val="20"/>
+        </w:rPr>
+      </w:pPr>
+      <w:r>
+        <w:rPr>
+          <w:rFonts w:ascii="Neue Haas Grotesk Text Pro" w:hAnsi="Neue Haas Grotesk Text Pro"/>
+          <w:sz w:val="20"/>
+          <w:szCs w:val="20"/>
+        </w:rPr>
+        <w:t>Times for events and other Newhaven related dates.</w:t>
+      </w:r>
+    </w:p>
+    <w:p>
+      <w:pPr>
+        <w:pStyle w:val="ListParagraph"/>
+        <w:numPr>
+          <w:ilvl w:val="0"/>
+          <w:numId w:val="6"/>
+        </w:numPr>
+        <w:spacing w:line="276" w:lineRule="auto"/>
+        <w:rPr>
+          <w:rFonts w:ascii="Neue Haas Grotesk Text Pro" w:hAnsi="Neue Haas Grotesk Text Pro"/>
+          <w:sz w:val="20"/>
+          <w:szCs w:val="20"/>
+        </w:rPr>
+      </w:pPr>
+      <w:r>
+        <w:rPr>
+          <w:rFonts w:ascii="Neue Haas Grotesk Text Pro" w:hAnsi="Neue Haas Grotesk Text Pro"/>
+          <w:sz w:val="20"/>
+          <w:szCs w:val="20"/>
+        </w:rPr>
+        <w:t>Accessible navigation system for less tech-savvy users.</w:t>
+      </w:r>
+    </w:p>
+    <w:p>
+      <w:pPr>
+        <w:rPr>
+          <w:rFonts w:ascii="Neue Haas Grotesk Text Pro" w:hAnsi="Neue Haas Grotesk Text Pro"/>
+          <w:b/>
+          <w:bCs/>
+          <w:sz w:val="28"/>
+          <w:szCs w:val="28"/>
+        </w:rPr>
+      </w:pPr>
+    </w:p>
+    <w:p>
+      <w:pPr>
+        <w:rPr>
+          <w:rFonts w:ascii="Neue Haas Grotesk Text Pro" w:hAnsi="Neue Haas Grotesk Text Pro"/>
+          <w:b/>
+          <w:bCs/>
+          <w:sz w:val="28"/>
+          <w:szCs w:val="28"/>
+        </w:rPr>
+      </w:pPr>
+      <w:r>
+        <w:rPr>
+          <w:rFonts w:ascii="Neue Haas Grotesk Text Pro" w:hAnsi="Neue Haas Grotesk Text Pro"/>
+          <w:b/>
+          <w:bCs/>
+          <w:sz w:val="28"/>
+          <w:szCs w:val="28"/>
+        </w:rPr>
+        <w:t>Functional Requirements:</w:t>
+      </w:r>
+    </w:p>
+    <w:p>
+      <w:pPr>
+        <w:pStyle w:val="ListParagraph"/>
+        <w:numPr>
+          <w:ilvl w:val="0"/>
+          <w:numId w:val="4"/>
+        </w:numPr>
+        <w:spacing w:line="276" w:lineRule="auto"/>
+        <w:rPr>
+          <w:rFonts w:ascii="Neue Haas Grotesk Text Pro" w:hAnsi="Neue Haas Grotesk Text Pro"/>
+          <w:sz w:val="20"/>
+          <w:szCs w:val="20"/>
+        </w:rPr>
+      </w:pPr>
+      <w:r>
+        <w:rPr>
+          <w:rFonts w:ascii="Neue Haas Grotesk Text Pro" w:hAnsi="Neue Haas Grotesk Text Pro"/>
+          <w:sz w:val="20"/>
+          <w:szCs w:val="20"/>
+        </w:rPr>
+        <w:t>Site must have an easy to use, accessible navigation system that links all pages.</w:t>
+      </w:r>
+    </w:p>
+    <w:p>
+      <w:pPr>
+        <w:pStyle w:val="ListParagraph"/>
+        <w:numPr>
+          <w:ilvl w:val="0"/>
+          <w:numId w:val="4"/>
+        </w:numPr>
+        <w:spacing w:line="276" w:lineRule="auto"/>
+        <w:rPr>
+          <w:rFonts w:ascii="Neue Haas Grotesk Text Pro" w:hAnsi="Neue Haas Grotesk Text Pro"/>
+          <w:sz w:val="20"/>
+          <w:szCs w:val="20"/>
+        </w:rPr>
+      </w:pPr>
+      <w:r>
+        <w:rPr>
+          <w:rFonts w:ascii="Neue Haas Grotesk Text Pro" w:hAnsi="Neue Haas Grotesk Text Pro"/>
+          <w:sz w:val="20"/>
+          <w:szCs w:val="20"/>
+        </w:rPr>
+        <w:t xml:space="preserve">Site must have appropriate meta data for search engine </w:t>
+      </w:r>
+      <w:r>
+        <w:rPr>
+          <w:rFonts w:ascii="Neue Haas Grotesk Text Pro" w:hAnsi="Neue Haas Grotesk Text Pro"/>
+          <w:sz w:val="20"/>
+          <w:szCs w:val="20"/>
+        </w:rPr>
+        <w:t>optimization</w:t>
+      </w:r>
+      <w:r>
+        <w:rPr>
+          <w:rFonts w:ascii="Neue Haas Grotesk Text Pro" w:hAnsi="Neue Haas Grotesk Text Pro"/>
+          <w:sz w:val="20"/>
+          <w:szCs w:val="20"/>
+        </w:rPr>
+        <w:t>.</w:t>
+      </w:r>
+    </w:p>
+    <w:p>
+      <w:pPr>
+        <w:pStyle w:val="ListParagraph"/>
+        <w:numPr>
+          <w:ilvl w:val="0"/>
+          <w:numId w:val="4"/>
+        </w:numPr>
+        <w:spacing w:line="276" w:lineRule="auto"/>
+        <w:rPr>
+          <w:rFonts w:ascii="Neue Haas Grotesk Text Pro" w:hAnsi="Neue Haas Grotesk Text Pro"/>
+          <w:sz w:val="20"/>
+          <w:szCs w:val="20"/>
+        </w:rPr>
+      </w:pPr>
+      <w:r>
+        <w:rPr>
+          <w:rFonts w:ascii="Neue Haas Grotesk Text Pro" w:hAnsi="Neue Haas Grotesk Text Pro"/>
+          <w:sz w:val="20"/>
+          <w:szCs w:val="20"/>
+        </w:rPr>
+        <w:t>Site must adjust to fit any screen size.</w:t>
+      </w:r>
+    </w:p>
+    <w:p>
+      <w:pPr>
+        <w:pStyle w:val="ListParagraph"/>
+        <w:numPr>
+          <w:ilvl w:val="0"/>
+          <w:numId w:val="4"/>
+        </w:numPr>
+        <w:spacing w:line="276" w:lineRule="auto"/>
+        <w:rPr>
+          <w:rFonts w:ascii="Neue Haas Grotesk Text Pro" w:hAnsi="Neue Haas Grotesk Text Pro"/>
+          <w:sz w:val="20"/>
+          <w:szCs w:val="20"/>
+        </w:rPr>
+      </w:pPr>
+      <w:r>
+        <w:rPr>
+          <w:rFonts w:ascii="Neue Haas Grotesk Text Pro" w:hAnsi="Neue Haas Grotesk Text Pro"/>
+          <w:sz w:val="20"/>
+          <w:szCs w:val="20"/>
+        </w:rPr>
+        <w:t>Site must have clean, scalable source code through structure and comments.</w:t>
+      </w:r>
+    </w:p>
+    <w:p>
+      <w:pPr>
+        <w:pStyle w:val="ListParagraph"/>
+        <w:numPr>
+          <w:ilvl w:val="0"/>
+          <w:numId w:val="4"/>
+        </w:numPr>
+        <w:spacing w:line="276" w:lineRule="auto"/>
+        <w:rPr>
+          <w:rFonts w:ascii="Neue Haas Grotesk Text Pro" w:hAnsi="Neue Haas Grotesk Text Pro"/>
+          <w:sz w:val="20"/>
+          <w:szCs w:val="20"/>
+        </w:rPr>
+      </w:pPr>
+      <w:r>
+        <w:rPr>
+          <w:rFonts w:ascii="Neue Haas Grotesk Text Pro" w:hAnsi="Neue Haas Grotesk Text Pro"/>
+          <w:sz w:val="20"/>
+          <w:szCs w:val="20"/>
+        </w:rPr>
+        <w:t>Site must include appropriate multimedia.</w:t>
+      </w:r>
+    </w:p>
+    <w:p>
+      <w:pPr>
+        <w:spacing w:line="276" w:lineRule="auto"/>
+        <w:rPr>
+          <w:rFonts w:ascii="Neue Haas Grotesk Text Pro" w:hAnsi="Neue Haas Grotesk Text Pro"/>
+          <w:b/>
+          <w:bCs/>
+          <w:sz w:val="28"/>
+          <w:szCs w:val="28"/>
+        </w:rPr>
+      </w:pPr>
+    </w:p>
+    <w:p>
+      <w:pPr>
+        <w:spacing w:line="276" w:lineRule="auto"/>
+        <w:rPr>
+          <w:rFonts w:ascii="Neue Haas Grotesk Text Pro" w:hAnsi="Neue Haas Grotesk Text Pro"/>
+          <w:b/>
+          <w:bCs/>
+          <w:sz w:val="28"/>
+          <w:szCs w:val="28"/>
+        </w:rPr>
+      </w:pPr>
+      <w:r>
+        <w:rPr>
+          <w:rFonts w:ascii="Neue Haas Grotesk Text Pro" w:hAnsi="Neue Haas Grotesk Text Pro"/>
+          <w:b/>
+          <w:bCs/>
+          <w:sz w:val="28"/>
+          <w:szCs w:val="28"/>
+        </w:rPr>
+        <w:t>Non-Functional Requirements:</w:t>
+      </w:r>
+    </w:p>
+    <w:p>
+      <w:pPr>
+        <w:pStyle w:val="ListParagraph"/>
+        <w:numPr>
+          <w:ilvl w:val="0"/>
+          <w:numId w:val="5"/>
+        </w:numPr>
+        <w:spacing w:line="276" w:lineRule="auto"/>
+        <w:rPr>
+          <w:rFonts w:ascii="Neue Haas Grotesk Text Pro" w:hAnsi="Neue Haas Grotesk Text Pro"/>
+          <w:sz w:val="20"/>
+          <w:szCs w:val="20"/>
+        </w:rPr>
+      </w:pPr>
+      <w:r>
+        <w:rPr>
+          <w:rFonts w:ascii="Neue Haas Grotesk Text Pro" w:hAnsi="Neue Haas Grotesk Text Pro"/>
+          <w:sz w:val="20"/>
+          <w:szCs w:val="20"/>
+        </w:rPr>
+        <w:t>Site must include a newly created text logo for Newhaven on every page.</w:t>
+      </w:r>
+    </w:p>
+    <w:p>
+      <w:pPr>
+        <w:pStyle w:val="ListParagraph"/>
+        <w:numPr>
+          <w:ilvl w:val="0"/>
+          <w:numId w:val="5"/>
+        </w:numPr>
+        <w:spacing w:line="276" w:lineRule="auto"/>
+        <w:rPr>
+          <w:rFonts w:ascii="Neue Haas Grotesk Text Pro" w:hAnsi="Neue Haas Grotesk Text Pro"/>
+          <w:sz w:val="20"/>
+          <w:szCs w:val="20"/>
+        </w:rPr>
+      </w:pPr>
+      <w:r>
+        <w:rPr>
+          <w:rFonts w:ascii="Neue Haas Grotesk Text Pro" w:hAnsi="Neue Haas Grotesk Text Pro"/>
+          <w:sz w:val="20"/>
+          <w:szCs w:val="20"/>
+        </w:rPr>
+        <w:t>Site must include consistent branding and theme.</w:t>
+      </w:r>
+    </w:p>
+    <w:p>
+      <w:pPr>
+        <w:pStyle w:val="ListParagraph"/>
+        <w:numPr>
+          <w:ilvl w:val="0"/>
+          <w:numId w:val="5"/>
+        </w:numPr>
+        <w:spacing w:line="276" w:lineRule="auto"/>
+        <w:rPr>
+          <w:rFonts w:ascii="Neue Haas Grotesk Text Pro" w:hAnsi="Neue Haas Grotesk Text Pro"/>
+          <w:sz w:val="20"/>
+          <w:szCs w:val="20"/>
+        </w:rPr>
+      </w:pPr>
+      <w:r>
+        <w:rPr>
+          <w:rFonts w:ascii="Neue Haas Grotesk Text Pro" w:hAnsi="Neue Haas Grotesk Text Pro"/>
+          <w:sz w:val="20"/>
+          <w:szCs w:val="20"/>
+        </w:rPr>
+        <w:t>Site must a style theme that appeals to the target audience.</w:t>
+      </w:r>
+    </w:p>
+    <w:p>
+      <w:pPr>
+        <w:pStyle w:val="ListParagraph"/>
+        <w:numPr>
+          <w:ilvl w:val="0"/>
+          <w:numId w:val="5"/>
+        </w:numPr>
+        <w:spacing w:line="276" w:lineRule="auto"/>
+        <w:rPr>
+          <w:rFonts w:ascii="Neue Haas Grotesk Text Pro" w:hAnsi="Neue Haas Grotesk Text Pro"/>
+          <w:sz w:val="20"/>
+          <w:szCs w:val="20"/>
+        </w:rPr>
+      </w:pPr>
+      <w:r>
+        <w:rPr>
+          <w:rFonts w:ascii="Neue Haas Grotesk Text Pro" w:hAnsi="Neue Haas Grotesk Text Pro"/>
+          <w:sz w:val="20"/>
+          <w:szCs w:val="20"/>
+        </w:rPr>
+        <w:t xml:space="preserve">Site must include strong accessibility and </w:t>
+      </w:r>
+      <w:r>
+        <w:rPr>
+          <w:rFonts w:ascii="Neue Haas Grotesk Text Pro" w:hAnsi="Neue Haas Grotesk Text Pro"/>
+          <w:sz w:val="20"/>
+          <w:szCs w:val="20"/>
+        </w:rPr>
+        <w:t>readability (</w:t>
+      </w:r>
+      <w:r>
+        <w:rPr>
+          <w:rFonts w:ascii="Neue Haas Grotesk Text Pro" w:hAnsi="Neue Haas Grotesk Text Pro"/>
+          <w:sz w:val="20"/>
+          <w:szCs w:val="20"/>
+        </w:rPr>
+        <w:t>Appropriate font sizes, contrasting colours, simple layouts)</w:t>
+      </w:r>
+    </w:p>
+    <w:p>
+      <w:pPr>
+        <w:pStyle w:val="ListParagraph"/>
+        <w:numPr>
+          <w:ilvl w:val="0"/>
+          <w:numId w:val="5"/>
+        </w:numPr>
+        <w:spacing w:line="276" w:lineRule="auto"/>
+        <w:rPr>
+          <w:rFonts w:ascii="Neue Haas Grotesk Text Pro" w:hAnsi="Neue Haas Grotesk Text Pro"/>
+          <w:sz w:val="20"/>
+          <w:szCs w:val="20"/>
+        </w:rPr>
+      </w:pPr>
+      <w:r>
+        <w:rPr>
+          <w:rFonts w:ascii="Neue Haas Grotesk Text Pro" w:hAnsi="Neue Haas Grotesk Text Pro"/>
+          <w:sz w:val="20"/>
+          <w:szCs w:val="20"/>
+        </w:rPr>
+        <w:t>Site must include all information contained in the original site.</w:t>
+      </w:r>
+    </w:p>
+    <w:p>
+      <w:pPr>
+        <w:rPr>
+          <w:rFonts w:ascii="Neue Haas Grotesk Text Pro" w:hAnsi="Neue Haas Grotesk Text Pro"/>
+          <w:sz w:val="20"/>
+          <w:szCs w:val="20"/>
+          <w:lang w:val="en-US"/>
+        </w:rPr>
+      </w:pPr>
+      <w:r>
+        <w:rPr>
+          <w:rFonts w:ascii="Neue Haas Grotesk Text Pro" w:hAnsi="Neue Haas Grotesk Text Pro"/>
+          <w:sz w:val="20"/>
+          <w:szCs w:val="20"/>
         </w:rPr>
         <w:br w:type="page"/>
       </w:r>
@@ -2270,6 +2861,7 @@
     <w:p>
       <w:pPr>
         <w:pStyle w:val="Heading1"/>
+        <w:spacing w:line="276" w:lineRule="auto"/>
         <w:rPr>
           <w:rFonts w:ascii="Neue Haas Grotesk Text Pro" w:hAnsi="Neue Haas Grotesk Text Pro"/>
           <w:b/>
@@ -2278,7 +2870,7 @@
           <w:szCs w:val="40"/>
         </w:rPr>
       </w:pPr>
-      <w:bookmarkStart w:id="3" w:name="_Toc196213077"/>
+      <w:bookmarkStart w:id="3" w:name="_Toc228271346"/>
       <w:r>
         <w:rPr>
           <w:rFonts w:ascii="Neue Haas Grotesk Text Pro" w:hAnsi="Neue Haas Grotesk Text Pro"/>
@@ -2294,19 +2886,719 @@
     </w:p>
     <w:p>
       <w:pPr>
-        <w:rPr>
-          <w:rFonts w:ascii="Neue Haas Grotesk Text Pro" w:hAnsi="Neue Haas Grotesk Text Pro"/>
-        </w:rPr>
-      </w:pPr>
-      <w:r>
-        <w:rPr>
-          <w:rFonts w:ascii="Neue Haas Grotesk Text Pro" w:hAnsi="Neue Haas Grotesk Text Pro"/>
-        </w:rPr>
-        <w:t>What content will the users expect to see (note use of multimedia)</w:t>
-      </w:r>
-    </w:p>
-    <w:p>
-      <w:pPr>
+        <w:spacing w:line="276" w:lineRule="auto"/>
+        <w:rPr>
+          <w:rFonts w:ascii="Neue Haas Grotesk Text Pro" w:hAnsi="Neue Haas Grotesk Text Pro"/>
+          <w:sz w:val="20"/>
+          <w:szCs w:val="20"/>
+        </w:rPr>
+      </w:pPr>
+      <w:r>
+        <w:rPr>
+          <w:rFonts w:ascii="Neue Haas Grotesk Text Pro" w:hAnsi="Neue Haas Grotesk Text Pro"/>
+          <w:sz w:val="20"/>
+          <w:szCs w:val="20"/>
+        </w:rPr>
+        <w:t xml:space="preserve">The users that visit the </w:t>
+      </w:r>
+      <w:r>
+        <w:rPr>
+          <w:rFonts w:ascii="Neue Haas Grotesk Text Pro" w:hAnsi="Neue Haas Grotesk Text Pro"/>
+          <w:sz w:val="20"/>
+          <w:szCs w:val="20"/>
+        </w:rPr>
+        <w:t>Newhaven</w:t>
+      </w:r>
+      <w:r>
+        <w:rPr>
+          <w:rFonts w:ascii="Neue Haas Grotesk Text Pro" w:hAnsi="Neue Haas Grotesk Text Pro"/>
+          <w:sz w:val="20"/>
+          <w:szCs w:val="20"/>
+        </w:rPr>
+        <w:t xml:space="preserve"> Heritage Website will expect an </w:t>
+      </w:r>
+      <w:r>
+        <w:rPr>
+          <w:rFonts w:ascii="Neue Haas Grotesk Text Pro" w:hAnsi="Neue Haas Grotesk Text Pro"/>
+          <w:sz w:val="20"/>
+          <w:szCs w:val="20"/>
+        </w:rPr>
+        <w:t xml:space="preserve">engaging </w:t>
+      </w:r>
+      <w:r>
+        <w:rPr>
+          <w:rFonts w:ascii="Neue Haas Grotesk Text Pro" w:hAnsi="Neue Haas Grotesk Text Pro"/>
+          <w:b/>
+          <w:bCs/>
+          <w:sz w:val="20"/>
+          <w:szCs w:val="20"/>
+        </w:rPr>
+        <w:t>multimedia full experience</w:t>
+      </w:r>
+      <w:r>
+        <w:rPr>
+          <w:rFonts w:ascii="Neue Haas Grotesk Text Pro" w:hAnsi="Neue Haas Grotesk Text Pro"/>
+          <w:sz w:val="20"/>
+          <w:szCs w:val="20"/>
+        </w:rPr>
+        <w:t xml:space="preserve"> that showcases the villages </w:t>
+      </w:r>
+      <w:r>
+        <w:rPr>
+          <w:rFonts w:ascii="Neue Haas Grotesk Text Pro" w:hAnsi="Neue Haas Grotesk Text Pro"/>
+          <w:sz w:val="20"/>
+          <w:szCs w:val="20"/>
+        </w:rPr>
+        <w:t>500-year</w:t>
+      </w:r>
+      <w:r>
+        <w:rPr>
+          <w:rFonts w:ascii="Neue Haas Grotesk Text Pro" w:hAnsi="Neue Haas Grotesk Text Pro"/>
+          <w:sz w:val="20"/>
+          <w:szCs w:val="20"/>
+        </w:rPr>
+        <w:t xml:space="preserve"> heritage. All the while being </w:t>
+      </w:r>
+      <w:r>
+        <w:rPr>
+          <w:rFonts w:ascii="Neue Haas Grotesk Text Pro" w:hAnsi="Neue Haas Grotesk Text Pro"/>
+          <w:b/>
+          <w:bCs/>
+          <w:sz w:val="20"/>
+          <w:szCs w:val="20"/>
+        </w:rPr>
+        <w:t xml:space="preserve">easy to navigate </w:t>
+      </w:r>
+      <w:r>
+        <w:rPr>
+          <w:rFonts w:ascii="Neue Haas Grotesk Text Pro" w:hAnsi="Neue Haas Grotesk Text Pro"/>
+          <w:sz w:val="20"/>
+          <w:szCs w:val="20"/>
+        </w:rPr>
+        <w:t xml:space="preserve">for anyone to use. </w:t>
+      </w:r>
+    </w:p>
+    <w:p>
+      <w:pPr>
+        <w:spacing w:line="276" w:lineRule="auto"/>
+        <w:rPr>
+          <w:rFonts w:ascii="Neue Haas Grotesk Text Pro" w:hAnsi="Neue Haas Grotesk Text Pro"/>
+          <w:sz w:val="20"/>
+          <w:szCs w:val="20"/>
+        </w:rPr>
+      </w:pPr>
+      <w:r>
+        <w:rPr>
+          <w:rFonts w:ascii="Neue Haas Grotesk Text Pro" w:hAnsi="Neue Haas Grotesk Text Pro"/>
+          <w:sz w:val="20"/>
+          <w:szCs w:val="20"/>
+        </w:rPr>
+        <w:t>This new website that we will be creating will retain all the information on the current Newhaven Heritage Website</w:t>
+      </w:r>
+      <w:r>
+        <w:rPr>
+          <w:rFonts w:ascii="Neue Haas Grotesk Text Pro" w:hAnsi="Neue Haas Grotesk Text Pro"/>
+          <w:sz w:val="20"/>
+          <w:szCs w:val="20"/>
+        </w:rPr>
+        <w:t>. The focus will be purely on</w:t>
+      </w:r>
+      <w:r>
+        <w:rPr>
+          <w:rFonts w:ascii="Neue Haas Grotesk Text Pro" w:hAnsi="Neue Haas Grotesk Text Pro"/>
+          <w:sz w:val="20"/>
+          <w:szCs w:val="20"/>
+        </w:rPr>
+        <w:t xml:space="preserve"> </w:t>
+      </w:r>
+      <w:r>
+        <w:rPr>
+          <w:rFonts w:ascii="Neue Haas Grotesk Text Pro" w:hAnsi="Neue Haas Grotesk Text Pro"/>
+          <w:b/>
+          <w:bCs/>
+          <w:sz w:val="20"/>
+          <w:szCs w:val="20"/>
+        </w:rPr>
+        <w:t>enhancing and reorganising</w:t>
+      </w:r>
+      <w:r>
+        <w:rPr>
+          <w:rFonts w:ascii="Neue Haas Grotesk Text Pro" w:hAnsi="Neue Haas Grotesk Text Pro"/>
+          <w:sz w:val="20"/>
+          <w:szCs w:val="20"/>
+        </w:rPr>
+        <w:t xml:space="preserve"> </w:t>
+      </w:r>
+      <w:r>
+        <w:rPr>
+          <w:rFonts w:ascii="Neue Haas Grotesk Text Pro" w:hAnsi="Neue Haas Grotesk Text Pro"/>
+          <w:sz w:val="20"/>
+          <w:szCs w:val="20"/>
+        </w:rPr>
+        <w:t>and overall improving the user feel.</w:t>
+      </w:r>
+    </w:p>
+    <w:p>
+      <w:pPr>
+        <w:spacing w:line="276" w:lineRule="auto"/>
+        <w:rPr>
+          <w:rFonts w:ascii="Neue Haas Grotesk Text Pro" w:hAnsi="Neue Haas Grotesk Text Pro"/>
+          <w:sz w:val="20"/>
+          <w:szCs w:val="20"/>
+        </w:rPr>
+      </w:pPr>
+    </w:p>
+    <w:p>
+      <w:pPr>
+        <w:spacing w:line="276" w:lineRule="auto"/>
+        <w:rPr>
+          <w:rFonts w:ascii="Neue Haas Grotesk Text Pro" w:hAnsi="Neue Haas Grotesk Text Pro"/>
+          <w:b/>
+          <w:bCs/>
+          <w:sz w:val="28"/>
+          <w:szCs w:val="28"/>
+        </w:rPr>
+      </w:pPr>
+      <w:r>
+        <w:rPr>
+          <w:rFonts w:ascii="Neue Haas Grotesk Text Pro" w:hAnsi="Neue Haas Grotesk Text Pro"/>
+          <w:b/>
+          <w:bCs/>
+          <w:sz w:val="28"/>
+          <w:szCs w:val="28"/>
+        </w:rPr>
+        <w:t>Content Users Expect:</w:t>
+      </w:r>
+    </w:p>
+    <w:p>
+      <w:pPr>
+        <w:pStyle w:val="ListParagraph"/>
+        <w:numPr>
+          <w:ilvl w:val="0"/>
+          <w:numId w:val="7"/>
+        </w:numPr>
+        <w:spacing w:line="276" w:lineRule="auto"/>
+        <w:rPr>
+          <w:rFonts w:ascii="Neue Haas Grotesk Text Pro" w:hAnsi="Neue Haas Grotesk Text Pro"/>
+          <w:sz w:val="20"/>
+          <w:szCs w:val="20"/>
+        </w:rPr>
+      </w:pPr>
+      <w:r>
+        <w:rPr>
+          <w:rFonts w:ascii="Neue Haas Grotesk Text Pro" w:hAnsi="Neue Haas Grotesk Text Pro"/>
+          <w:sz w:val="20"/>
+          <w:szCs w:val="20"/>
+        </w:rPr>
+        <w:t>History on Newhaven – On Forth</w:t>
+      </w:r>
+    </w:p>
+    <w:p>
+      <w:pPr>
+        <w:pStyle w:val="ListParagraph"/>
+        <w:numPr>
+          <w:ilvl w:val="0"/>
+          <w:numId w:val="7"/>
+        </w:numPr>
+        <w:spacing w:line="276" w:lineRule="auto"/>
+        <w:rPr>
+          <w:rFonts w:ascii="Neue Haas Grotesk Text Pro" w:hAnsi="Neue Haas Grotesk Text Pro"/>
+          <w:sz w:val="20"/>
+          <w:szCs w:val="20"/>
+        </w:rPr>
+      </w:pPr>
+      <w:r>
+        <w:rPr>
+          <w:rFonts w:ascii="Neue Haas Grotesk Text Pro" w:hAnsi="Neue Haas Grotesk Text Pro"/>
+          <w:sz w:val="20"/>
+          <w:szCs w:val="20"/>
+        </w:rPr>
+        <w:t>The Harbou</w:t>
+      </w:r>
+      <w:r>
+        <w:rPr>
+          <w:rFonts w:ascii="Neue Haas Grotesk Text Pro" w:hAnsi="Neue Haas Grotesk Text Pro"/>
+          <w:sz w:val="20"/>
+          <w:szCs w:val="20"/>
+        </w:rPr>
+        <w:t>r</w:t>
+      </w:r>
+      <w:r>
+        <w:rPr>
+          <w:rFonts w:ascii="Neue Haas Grotesk Text Pro" w:hAnsi="Neue Haas Grotesk Text Pro"/>
+          <w:sz w:val="20"/>
+          <w:szCs w:val="20"/>
+        </w:rPr>
+        <w:t xml:space="preserve"> &amp; </w:t>
+      </w:r>
+      <w:r>
+        <w:rPr>
+          <w:rFonts w:ascii="Neue Haas Grotesk Text Pro" w:hAnsi="Neue Haas Grotesk Text Pro"/>
+          <w:sz w:val="20"/>
+          <w:szCs w:val="20"/>
+        </w:rPr>
+        <w:t>Maritine Heritage</w:t>
+      </w:r>
+    </w:p>
+    <w:p>
+      <w:pPr>
+        <w:pStyle w:val="ListParagraph"/>
+        <w:numPr>
+          <w:ilvl w:val="0"/>
+          <w:numId w:val="7"/>
+        </w:numPr>
+        <w:spacing w:line="276" w:lineRule="auto"/>
+        <w:rPr>
+          <w:rFonts w:ascii="Neue Haas Grotesk Text Pro" w:hAnsi="Neue Haas Grotesk Text Pro"/>
+          <w:sz w:val="20"/>
+          <w:szCs w:val="20"/>
+        </w:rPr>
+      </w:pPr>
+      <w:r>
+        <w:rPr>
+          <w:rFonts w:ascii="Neue Haas Grotesk Text Pro" w:hAnsi="Neue Haas Grotesk Text Pro"/>
+          <w:sz w:val="20"/>
+          <w:szCs w:val="20"/>
+        </w:rPr>
+        <w:t>Community Life</w:t>
+      </w:r>
+    </w:p>
+    <w:p>
+      <w:pPr>
+        <w:pStyle w:val="ListParagraph"/>
+        <w:numPr>
+          <w:ilvl w:val="0"/>
+          <w:numId w:val="7"/>
+        </w:numPr>
+        <w:spacing w:line="276" w:lineRule="auto"/>
+        <w:rPr>
+          <w:rFonts w:ascii="Neue Haas Grotesk Text Pro" w:hAnsi="Neue Haas Grotesk Text Pro"/>
+          <w:sz w:val="20"/>
+          <w:szCs w:val="20"/>
+        </w:rPr>
+      </w:pPr>
+      <w:r>
+        <w:rPr>
+          <w:rFonts w:ascii="Neue Haas Grotesk Text Pro" w:hAnsi="Neue Haas Grotesk Text Pro"/>
+          <w:sz w:val="20"/>
+          <w:szCs w:val="20"/>
+        </w:rPr>
+        <w:t>What you can see and what you can do</w:t>
+      </w:r>
+    </w:p>
+    <w:p>
+      <w:pPr>
+        <w:pStyle w:val="ListParagraph"/>
+        <w:numPr>
+          <w:ilvl w:val="0"/>
+          <w:numId w:val="7"/>
+        </w:numPr>
+        <w:spacing w:line="276" w:lineRule="auto"/>
+        <w:rPr>
+          <w:rFonts w:ascii="Neue Haas Grotesk Text Pro" w:hAnsi="Neue Haas Grotesk Text Pro"/>
+          <w:sz w:val="20"/>
+          <w:szCs w:val="20"/>
+        </w:rPr>
+      </w:pPr>
+      <w:r>
+        <w:rPr>
+          <w:rFonts w:ascii="Neue Haas Grotesk Text Pro" w:hAnsi="Neue Haas Grotesk Text Pro"/>
+          <w:sz w:val="20"/>
+          <w:szCs w:val="20"/>
+        </w:rPr>
+        <w:t>Media Gallery</w:t>
+      </w:r>
+    </w:p>
+    <w:p>
+      <w:pPr>
+        <w:spacing w:line="276" w:lineRule="auto"/>
+        <w:rPr>
+          <w:rFonts w:ascii="Neue Haas Grotesk Text Pro" w:hAnsi="Neue Haas Grotesk Text Pro"/>
+          <w:sz w:val="20"/>
+          <w:szCs w:val="20"/>
+        </w:rPr>
+      </w:pPr>
+    </w:p>
+    <w:p>
+      <w:pPr>
+        <w:spacing w:line="276" w:lineRule="auto"/>
+        <w:rPr>
+          <w:rFonts w:ascii="Neue Haas Grotesk Text Pro" w:hAnsi="Neue Haas Grotesk Text Pro"/>
+          <w:b/>
+          <w:bCs/>
+          <w:sz w:val="28"/>
+          <w:szCs w:val="28"/>
+        </w:rPr>
+      </w:pPr>
+      <w:r>
+        <w:rPr>
+          <w:rFonts w:ascii="Neue Haas Grotesk Text Pro" w:hAnsi="Neue Haas Grotesk Text Pro"/>
+          <w:b/>
+          <w:bCs/>
+          <w:sz w:val="28"/>
+          <w:szCs w:val="28"/>
+        </w:rPr>
+        <w:t>Multimedia</w:t>
+      </w:r>
+    </w:p>
+    <w:p>
+      <w:pPr>
+        <w:spacing w:line="276" w:lineRule="auto"/>
+        <w:rPr>
+          <w:rFonts w:ascii="Neue Haas Grotesk Text Pro" w:hAnsi="Neue Haas Grotesk Text Pro"/>
+          <w:sz w:val="20"/>
+          <w:szCs w:val="20"/>
+        </w:rPr>
+      </w:pPr>
+      <w:r>
+        <w:rPr>
+          <w:rFonts w:ascii="Neue Haas Grotesk Text Pro" w:hAnsi="Neue Haas Grotesk Text Pro"/>
+          <w:sz w:val="20"/>
+          <w:szCs w:val="20"/>
+        </w:rPr>
+        <w:t xml:space="preserve">New and improved multimedia will be added which will help the </w:t>
+      </w:r>
+      <w:r>
+        <w:rPr>
+          <w:rFonts w:ascii="Neue Haas Grotesk Text Pro" w:hAnsi="Neue Haas Grotesk Text Pro"/>
+          <w:sz w:val="20"/>
+          <w:szCs w:val="20"/>
+        </w:rPr>
+        <w:t>visual</w:t>
+      </w:r>
+      <w:r>
+        <w:rPr>
+          <w:rFonts w:ascii="Neue Haas Grotesk Text Pro" w:hAnsi="Neue Haas Grotesk Text Pro"/>
+          <w:sz w:val="20"/>
+          <w:szCs w:val="20"/>
+        </w:rPr>
+        <w:t xml:space="preserve"> appear significantly. This includes</w:t>
+      </w:r>
+      <w:r>
+        <w:rPr>
+          <w:rFonts w:ascii="Neue Haas Grotesk Text Pro" w:hAnsi="Neue Haas Grotesk Text Pro"/>
+          <w:sz w:val="20"/>
+          <w:szCs w:val="20"/>
+        </w:rPr>
+        <w:t>:</w:t>
+      </w:r>
+    </w:p>
+    <w:p>
+      <w:pPr>
+        <w:pStyle w:val="ListParagraph"/>
+        <w:numPr>
+          <w:ilvl w:val="0"/>
+          <w:numId w:val="8"/>
+        </w:numPr>
+        <w:spacing w:line="276" w:lineRule="auto"/>
+        <w:rPr>
+          <w:rFonts w:ascii="Neue Haas Grotesk Text Pro" w:hAnsi="Neue Haas Grotesk Text Pro"/>
+          <w:sz w:val="20"/>
+          <w:szCs w:val="20"/>
+        </w:rPr>
+      </w:pPr>
+      <w:r>
+        <w:rPr>
+          <w:rFonts w:ascii="Neue Haas Grotesk Text Pro" w:hAnsi="Neue Haas Grotesk Text Pro"/>
+          <w:sz w:val="20"/>
+          <w:szCs w:val="20"/>
+        </w:rPr>
+        <w:t>High</w:t>
+      </w:r>
+      <w:r>
+        <w:rPr>
+          <w:rFonts w:ascii="Neue Haas Grotesk Text Pro" w:hAnsi="Neue Haas Grotesk Text Pro"/>
+          <w:sz w:val="20"/>
+          <w:szCs w:val="20"/>
+        </w:rPr>
+        <w:t xml:space="preserve"> Resolution and optimized photographs of historical Newhaven buildings</w:t>
+      </w:r>
+    </w:p>
+    <w:p>
+      <w:pPr>
+        <w:pStyle w:val="ListParagraph"/>
+        <w:numPr>
+          <w:ilvl w:val="0"/>
+          <w:numId w:val="8"/>
+        </w:numPr>
+        <w:spacing w:line="276" w:lineRule="auto"/>
+        <w:rPr>
+          <w:rFonts w:ascii="Neue Haas Grotesk Text Pro" w:hAnsi="Neue Haas Grotesk Text Pro"/>
+          <w:sz w:val="20"/>
+          <w:szCs w:val="20"/>
+        </w:rPr>
+      </w:pPr>
+      <w:r>
+        <w:rPr>
+          <w:rFonts w:ascii="Neue Haas Grotesk Text Pro" w:hAnsi="Neue Haas Grotesk Text Pro"/>
+          <w:sz w:val="20"/>
+          <w:szCs w:val="20"/>
+        </w:rPr>
+        <w:t xml:space="preserve">Quick and responsive images </w:t>
+      </w:r>
+      <w:r>
+        <w:rPr>
+          <w:rFonts w:ascii="Neue Haas Grotesk Text Pro" w:hAnsi="Neue Haas Grotesk Text Pro"/>
+          <w:sz w:val="20"/>
+          <w:szCs w:val="20"/>
+        </w:rPr>
+        <w:t xml:space="preserve">as to keep </w:t>
+      </w:r>
+      <w:proofErr w:type="gramStart"/>
+      <w:r>
+        <w:rPr>
+          <w:rFonts w:ascii="Neue Haas Grotesk Text Pro" w:hAnsi="Neue Haas Grotesk Text Pro"/>
+          <w:sz w:val="20"/>
+          <w:szCs w:val="20"/>
+        </w:rPr>
+        <w:t>users</w:t>
+      </w:r>
+      <w:proofErr w:type="gramEnd"/>
+      <w:r>
+        <w:rPr>
+          <w:rFonts w:ascii="Neue Haas Grotesk Text Pro" w:hAnsi="Neue Haas Grotesk Text Pro"/>
+          <w:sz w:val="20"/>
+          <w:szCs w:val="20"/>
+        </w:rPr>
+        <w:t xml:space="preserve"> attention</w:t>
+      </w:r>
+    </w:p>
+    <w:p>
+      <w:pPr>
+        <w:pStyle w:val="ListParagraph"/>
+        <w:numPr>
+          <w:ilvl w:val="0"/>
+          <w:numId w:val="8"/>
+        </w:numPr>
+        <w:spacing w:line="276" w:lineRule="auto"/>
+        <w:rPr>
+          <w:rFonts w:ascii="Neue Haas Grotesk Text Pro" w:hAnsi="Neue Haas Grotesk Text Pro"/>
+          <w:sz w:val="20"/>
+          <w:szCs w:val="20"/>
+        </w:rPr>
+      </w:pPr>
+      <w:r>
+        <w:rPr>
+          <w:rFonts w:ascii="Neue Haas Grotesk Text Pro" w:hAnsi="Neue Haas Grotesk Text Pro"/>
+          <w:sz w:val="20"/>
+          <w:szCs w:val="20"/>
+        </w:rPr>
+        <w:t>Image Galleries be responsive with alt text</w:t>
+      </w:r>
+    </w:p>
+    <w:p>
+      <w:pPr>
+        <w:spacing w:line="276" w:lineRule="auto"/>
+        <w:rPr>
+          <w:rFonts w:ascii="Neue Haas Grotesk Text Pro" w:hAnsi="Neue Haas Grotesk Text Pro"/>
+          <w:b/>
+          <w:bCs/>
+          <w:sz w:val="28"/>
+          <w:szCs w:val="28"/>
+        </w:rPr>
+      </w:pPr>
+    </w:p>
+    <w:p>
+      <w:pPr>
+        <w:spacing w:line="276" w:lineRule="auto"/>
+        <w:rPr>
+          <w:rFonts w:ascii="Neue Haas Grotesk Text Pro" w:hAnsi="Neue Haas Grotesk Text Pro"/>
+          <w:b/>
+          <w:bCs/>
+          <w:sz w:val="28"/>
+          <w:szCs w:val="28"/>
+        </w:rPr>
+      </w:pPr>
+      <w:r>
+        <w:rPr>
+          <w:rFonts w:ascii="Neue Haas Grotesk Text Pro" w:hAnsi="Neue Haas Grotesk Text Pro"/>
+          <w:b/>
+          <w:bCs/>
+          <w:sz w:val="28"/>
+          <w:szCs w:val="28"/>
+        </w:rPr>
+        <w:t>Websites Presentation</w:t>
+      </w:r>
+    </w:p>
+    <w:p>
+      <w:pPr>
+        <w:spacing w:line="276" w:lineRule="auto"/>
+        <w:rPr>
+          <w:rFonts w:ascii="Neue Haas Grotesk Text Pro" w:hAnsi="Neue Haas Grotesk Text Pro"/>
+          <w:sz w:val="20"/>
+          <w:szCs w:val="20"/>
+        </w:rPr>
+      </w:pPr>
+      <w:r>
+        <w:rPr>
+          <w:rFonts w:ascii="Neue Haas Grotesk Text Pro" w:hAnsi="Neue Haas Grotesk Text Pro"/>
+          <w:sz w:val="20"/>
+          <w:szCs w:val="20"/>
+        </w:rPr>
+        <w:t xml:space="preserve">This website should be welcoming and </w:t>
+      </w:r>
+      <w:r>
+        <w:rPr>
+          <w:rFonts w:ascii="Neue Haas Grotesk Text Pro" w:hAnsi="Neue Haas Grotesk Text Pro"/>
+          <w:sz w:val="20"/>
+          <w:szCs w:val="20"/>
+        </w:rPr>
+        <w:t xml:space="preserve">community focused. This means it should have a specific suitable tone for both tourists and </w:t>
+      </w:r>
+      <w:r>
+        <w:rPr>
+          <w:rFonts w:ascii="Neue Haas Grotesk Text Pro" w:hAnsi="Neue Haas Grotesk Text Pro"/>
+          <w:sz w:val="20"/>
+          <w:szCs w:val="20"/>
+        </w:rPr>
+        <w:t xml:space="preserve">their locals. </w:t>
+      </w:r>
+    </w:p>
+    <w:p>
+      <w:pPr>
+        <w:spacing w:line="276" w:lineRule="auto"/>
+        <w:rPr>
+          <w:rFonts w:ascii="Neue Haas Grotesk Text Pro" w:hAnsi="Neue Haas Grotesk Text Pro"/>
+          <w:sz w:val="20"/>
+          <w:szCs w:val="20"/>
+        </w:rPr>
+      </w:pPr>
+      <w:r>
+        <w:rPr>
+          <w:rFonts w:ascii="Neue Haas Grotesk Text Pro" w:hAnsi="Neue Haas Grotesk Text Pro"/>
+          <w:sz w:val="20"/>
+          <w:szCs w:val="20"/>
+        </w:rPr>
+        <w:t xml:space="preserve">To do this, we </w:t>
+      </w:r>
+      <w:r>
+        <w:rPr>
+          <w:rFonts w:ascii="Neue Haas Grotesk Text Pro" w:hAnsi="Neue Haas Grotesk Text Pro"/>
+          <w:sz w:val="20"/>
+          <w:szCs w:val="20"/>
+        </w:rPr>
+        <w:t xml:space="preserve">need to make the headings </w:t>
+      </w:r>
+      <w:r>
+        <w:rPr>
+          <w:rFonts w:ascii="Neue Haas Grotesk Text Pro" w:hAnsi="Neue Haas Grotesk Text Pro"/>
+          <w:sz w:val="20"/>
+          <w:szCs w:val="20"/>
+        </w:rPr>
+        <w:t xml:space="preserve">clear and include lots of multimedia </w:t>
+      </w:r>
+      <w:r>
+        <w:rPr>
+          <w:rFonts w:ascii="Neue Haas Grotesk Text Pro" w:hAnsi="Neue Haas Grotesk Text Pro"/>
+          <w:sz w:val="20"/>
+          <w:szCs w:val="20"/>
+        </w:rPr>
+        <w:t>alongside</w:t>
+      </w:r>
+      <w:r>
+        <w:rPr>
+          <w:rFonts w:ascii="Neue Haas Grotesk Text Pro" w:hAnsi="Neue Haas Grotesk Text Pro"/>
+          <w:sz w:val="20"/>
+          <w:szCs w:val="20"/>
+        </w:rPr>
+        <w:t xml:space="preserve"> our text as to not make the website hard to look at. </w:t>
+      </w:r>
+    </w:p>
+    <w:p>
+      <w:pPr>
+        <w:spacing w:line="276" w:lineRule="auto"/>
+        <w:rPr>
+          <w:rFonts w:ascii="Neue Haas Grotesk Text Pro" w:hAnsi="Neue Haas Grotesk Text Pro"/>
+          <w:sz w:val="20"/>
+          <w:szCs w:val="20"/>
+        </w:rPr>
+      </w:pPr>
+      <w:r>
+        <w:rPr>
+          <w:rFonts w:ascii="Neue Haas Grotesk Text Pro" w:hAnsi="Neue Haas Grotesk Text Pro"/>
+          <w:sz w:val="20"/>
+          <w:szCs w:val="20"/>
+        </w:rPr>
+        <w:t>The website should have a strong emphasis on accessibility</w:t>
+      </w:r>
+      <w:r>
+        <w:rPr>
+          <w:rFonts w:ascii="Neue Haas Grotesk Text Pro" w:hAnsi="Neue Haas Grotesk Text Pro"/>
+          <w:sz w:val="20"/>
+          <w:szCs w:val="20"/>
+        </w:rPr>
+        <w:t xml:space="preserve"> with appropriate font sizes, simple layouts and text that all ages can understand.</w:t>
+      </w:r>
+    </w:p>
+    <w:p>
+      <w:pPr>
+        <w:spacing w:line="276" w:lineRule="auto"/>
+        <w:rPr>
+          <w:rFonts w:ascii="Neue Haas Grotesk Text Pro" w:hAnsi="Neue Haas Grotesk Text Pro"/>
+          <w:sz w:val="20"/>
+          <w:szCs w:val="20"/>
+        </w:rPr>
+      </w:pPr>
+      <w:r>
+        <w:rPr>
+          <w:rFonts w:ascii="Neue Haas Grotesk Text Pro" w:hAnsi="Neue Haas Grotesk Text Pro"/>
+          <w:sz w:val="20"/>
+          <w:szCs w:val="20"/>
+        </w:rPr>
+        <w:t>All co</w:t>
+      </w:r>
+      <w:r>
+        <w:rPr>
+          <w:rFonts w:ascii="Neue Haas Grotesk Text Pro" w:hAnsi="Neue Haas Grotesk Text Pro"/>
+          <w:sz w:val="20"/>
+          <w:szCs w:val="20"/>
+        </w:rPr>
+        <w:t>ntent w</w:t>
+      </w:r>
+      <w:r>
+        <w:rPr>
+          <w:rFonts w:ascii="Neue Haas Grotesk Text Pro" w:hAnsi="Neue Haas Grotesk Text Pro"/>
+          <w:sz w:val="20"/>
+          <w:szCs w:val="20"/>
+        </w:rPr>
+        <w:t xml:space="preserve">ill be optimised for performance </w:t>
+      </w:r>
+      <w:r>
+        <w:rPr>
+          <w:rFonts w:ascii="Neue Haas Grotesk Text Pro" w:hAnsi="Neue Haas Grotesk Text Pro"/>
+          <w:sz w:val="20"/>
+          <w:szCs w:val="20"/>
+        </w:rPr>
+        <w:t xml:space="preserve">for low end devices </w:t>
+      </w:r>
+      <w:r>
+        <w:rPr>
+          <w:rFonts w:ascii="Neue Haas Grotesk Text Pro" w:hAnsi="Neue Haas Grotesk Text Pro"/>
+          <w:sz w:val="20"/>
+          <w:szCs w:val="20"/>
+        </w:rPr>
+        <w:t>with maintainable code.</w:t>
+      </w:r>
+    </w:p>
+    <w:p>
+      <w:pPr>
+        <w:spacing w:line="276" w:lineRule="auto"/>
+        <w:ind w:left="360"/>
+        <w:rPr>
+          <w:rFonts w:ascii="Neue Haas Grotesk Text Pro" w:hAnsi="Neue Haas Grotesk Text Pro"/>
+          <w:sz w:val="20"/>
+          <w:szCs w:val="20"/>
+        </w:rPr>
+      </w:pPr>
+    </w:p>
+    <w:p>
+      <w:pPr>
+        <w:pStyle w:val="ListParagraph"/>
+        <w:numPr>
+          <w:ilvl w:val="0"/>
+          <w:numId w:val="7"/>
+        </w:numPr>
+        <w:spacing w:line="276" w:lineRule="auto"/>
         <w:rPr>
           <w:rFonts w:ascii="Neue Haas Grotesk Text Pro" w:hAnsi="Neue Haas Grotesk Text Pro"/>
         </w:rPr>
@@ -2329,7 +3621,7 @@
           <w:szCs w:val="40"/>
         </w:rPr>
       </w:pPr>
-      <w:bookmarkStart w:id="4" w:name="_Toc196213078"/>
+      <w:bookmarkStart w:id="4" w:name="_Toc228271347"/>
       <w:r>
         <w:rPr>
           <w:rFonts w:ascii="Neue Haas Grotesk Text Pro" w:hAnsi="Neue Haas Grotesk Text Pro"/>
@@ -2347,30 +3639,423 @@
       <w:pPr>
         <w:rPr>
           <w:rFonts w:ascii="Neue Haas Grotesk Text Pro" w:hAnsi="Neue Haas Grotesk Text Pro"/>
-        </w:rPr>
-      </w:pPr>
-      <w:r>
-        <w:rPr>
-          <w:rFonts w:ascii="Neue Haas Grotesk Text Pro" w:hAnsi="Neue Haas Grotesk Text Pro"/>
-        </w:rPr>
-        <w:t>Identify and list hardware and software required to build website</w:t>
-      </w:r>
-      <w:r>
-        <w:rPr>
-          <w:rFonts w:ascii="Neue Haas Grotesk Text Pro" w:hAnsi="Neue Haas Grotesk Text Pro"/>
-        </w:rPr>
-        <w:t xml:space="preserve"> (including minimum hardware specifications).</w:t>
-      </w:r>
-    </w:p>
-    <w:p>
-      <w:pPr>
-        <w:rPr>
-          <w:rFonts w:ascii="Neue Haas Grotesk Text Pro" w:hAnsi="Neue Haas Grotesk Text Pro"/>
-        </w:rPr>
-      </w:pPr>
-      <w:r>
-        <w:rPr>
-          <w:rFonts w:ascii="Neue Haas Grotesk Text Pro" w:hAnsi="Neue Haas Grotesk Text Pro"/>
+          <w:sz w:val="20"/>
+          <w:szCs w:val="20"/>
+        </w:rPr>
+      </w:pPr>
+      <w:bookmarkStart w:id="5" w:name="_Toc228271348"/>
+    </w:p>
+    <w:p>
+      <w:pPr>
+        <w:rPr>
+          <w:rFonts w:ascii="Neue Haas Grotesk Text Pro" w:hAnsi="Neue Haas Grotesk Text Pro"/>
+          <w:b/>
+          <w:bCs/>
+          <w:sz w:val="28"/>
+          <w:szCs w:val="28"/>
+        </w:rPr>
+      </w:pPr>
+      <w:r>
+        <w:rPr>
+          <w:rFonts w:ascii="Neue Haas Grotesk Text Pro" w:hAnsi="Neue Haas Grotesk Text Pro"/>
+          <w:b/>
+          <w:bCs/>
+          <w:sz w:val="28"/>
+          <w:szCs w:val="28"/>
+        </w:rPr>
+        <w:t>Developer Resources:</w:t>
+      </w:r>
+    </w:p>
+    <w:p>
+      <w:pPr>
+        <w:rPr>
+          <w:rFonts w:ascii="Neue Haas Grotesk Text Pro" w:hAnsi="Neue Haas Grotesk Text Pro"/>
+          <w:b/>
+          <w:bCs/>
+          <w:sz w:val="20"/>
+          <w:szCs w:val="20"/>
+        </w:rPr>
+      </w:pPr>
+      <w:r>
+        <w:rPr>
+          <w:rFonts w:ascii="Neue Haas Grotesk Text Pro" w:hAnsi="Neue Haas Grotesk Text Pro"/>
+          <w:b/>
+          <w:bCs/>
+          <w:sz w:val="20"/>
+          <w:szCs w:val="20"/>
+          <w:u w:val="single"/>
+        </w:rPr>
+        <w:t>Hardware:</w:t>
+      </w:r>
+    </w:p>
+    <w:p>
+      <w:pPr>
+        <w:rPr>
+          <w:rFonts w:ascii="Neue Haas Grotesk Text Pro" w:hAnsi="Neue Haas Grotesk Text Pro"/>
+          <w:sz w:val="20"/>
+          <w:szCs w:val="20"/>
+        </w:rPr>
+      </w:pPr>
+      <w:r>
+        <w:rPr>
+          <w:rFonts w:ascii="Neue Haas Grotesk Text Pro" w:hAnsi="Neue Haas Grotesk Text Pro"/>
+          <w:sz w:val="20"/>
+          <w:szCs w:val="20"/>
+        </w:rPr>
+        <w:t>Laptop/PC </w:t>
+      </w:r>
+      <w:r>
+        <w:rPr>
+          <w:rFonts w:ascii="Neue Haas Grotesk Text Pro" w:hAnsi="Neue Haas Grotesk Text Pro"/>
+          <w:sz w:val="20"/>
+          <w:szCs w:val="20"/>
+        </w:rPr>
+        <w:t xml:space="preserve">– </w:t>
+      </w:r>
+      <w:r>
+        <w:rPr>
+          <w:rFonts w:ascii="Neue Haas Grotesk Text Pro" w:hAnsi="Neue Haas Grotesk Text Pro"/>
+          <w:sz w:val="20"/>
+          <w:szCs w:val="20"/>
+        </w:rPr>
+        <w:t>Needed</w:t>
+      </w:r>
+      <w:r>
+        <w:rPr>
+          <w:rFonts w:ascii="Neue Haas Grotesk Text Pro" w:hAnsi="Neue Haas Grotesk Text Pro"/>
+          <w:sz w:val="20"/>
+          <w:szCs w:val="20"/>
+        </w:rPr>
+        <w:t xml:space="preserve"> to write, test, and run the HTML/CSS/JavaScript code. A standard school/home computer is suitable because the project is not graphics-heavy or CPU-intensive.</w:t>
+      </w:r>
+    </w:p>
+    <w:p>
+      <w:pPr>
+        <w:rPr>
+          <w:rFonts w:ascii="Neue Haas Grotesk Text Pro" w:hAnsi="Neue Haas Grotesk Text Pro"/>
+          <w:sz w:val="20"/>
+          <w:szCs w:val="20"/>
+        </w:rPr>
+      </w:pPr>
+      <w:r>
+        <w:rPr>
+          <w:rFonts w:ascii="Neue Haas Grotesk Text Pro" w:hAnsi="Neue Haas Grotesk Text Pro"/>
+          <w:sz w:val="20"/>
+          <w:szCs w:val="20"/>
+        </w:rPr>
+        <w:t xml:space="preserve">Keyboard and mouse/trackpad – </w:t>
+      </w:r>
+      <w:r>
+        <w:rPr>
+          <w:rFonts w:ascii="Neue Haas Grotesk Text Pro" w:hAnsi="Neue Haas Grotesk Text Pro"/>
+          <w:sz w:val="20"/>
+          <w:szCs w:val="20"/>
+        </w:rPr>
+        <w:t>t</w:t>
+      </w:r>
+      <w:r>
+        <w:rPr>
+          <w:rFonts w:ascii="Neue Haas Grotesk Text Pro" w:hAnsi="Neue Haas Grotesk Text Pro"/>
+          <w:sz w:val="20"/>
+          <w:szCs w:val="20"/>
+        </w:rPr>
+        <w:t>his</w:t>
+      </w:r>
+      <w:r>
+        <w:rPr>
+          <w:rFonts w:ascii="Neue Haas Grotesk Text Pro" w:hAnsi="Neue Haas Grotesk Text Pro"/>
+          <w:sz w:val="20"/>
+          <w:szCs w:val="20"/>
+        </w:rPr>
+        <w:t xml:space="preserve"> will</w:t>
+      </w:r>
+      <w:r>
+        <w:rPr>
+          <w:rFonts w:ascii="Neue Haas Grotesk Text Pro" w:hAnsi="Neue Haas Grotesk Text Pro"/>
+          <w:sz w:val="20"/>
+          <w:szCs w:val="20"/>
+        </w:rPr>
+        <w:t xml:space="preserve"> </w:t>
+      </w:r>
+      <w:r>
+        <w:rPr>
+          <w:rFonts w:ascii="Neue Haas Grotesk Text Pro" w:hAnsi="Neue Haas Grotesk Text Pro"/>
+          <w:sz w:val="20"/>
+          <w:szCs w:val="20"/>
+        </w:rPr>
+        <w:t>make</w:t>
+      </w:r>
+      <w:r>
+        <w:rPr>
+          <w:rFonts w:ascii="Neue Haas Grotesk Text Pro" w:hAnsi="Neue Haas Grotesk Text Pro"/>
+          <w:sz w:val="20"/>
+          <w:szCs w:val="20"/>
+        </w:rPr>
+        <w:t xml:space="preserve"> writing code and navigating files faster and more accurate than touch-only input.</w:t>
+      </w:r>
+    </w:p>
+    <w:p>
+      <w:pPr>
+        <w:rPr>
+          <w:rFonts w:ascii="Neue Haas Grotesk Text Pro" w:hAnsi="Neue Haas Grotesk Text Pro"/>
+          <w:b/>
+          <w:bCs/>
+          <w:sz w:val="20"/>
+          <w:szCs w:val="20"/>
+        </w:rPr>
+      </w:pPr>
+      <w:r>
+        <w:rPr>
+          <w:rFonts w:ascii="Neue Haas Grotesk Text Pro" w:hAnsi="Neue Haas Grotesk Text Pro"/>
+          <w:b/>
+          <w:bCs/>
+          <w:sz w:val="20"/>
+          <w:szCs w:val="20"/>
+          <w:u w:val="single"/>
+        </w:rPr>
+        <w:t>Software:</w:t>
+      </w:r>
+    </w:p>
+    <w:p>
+      <w:pPr>
+        <w:rPr>
+          <w:rFonts w:ascii="Neue Haas Grotesk Text Pro" w:hAnsi="Neue Haas Grotesk Text Pro"/>
+          <w:sz w:val="20"/>
+          <w:szCs w:val="20"/>
+        </w:rPr>
+      </w:pPr>
+      <w:r>
+        <w:rPr>
+          <w:rFonts w:ascii="Neue Haas Grotesk Text Pro" w:hAnsi="Neue Haas Grotesk Text Pro"/>
+          <w:sz w:val="20"/>
+          <w:szCs w:val="20"/>
+        </w:rPr>
+        <w:t>Operating System (Windows) – required to run the development tools and a web browser for testing.</w:t>
+      </w:r>
+    </w:p>
+    <w:p>
+      <w:pPr>
+        <w:rPr>
+          <w:rFonts w:ascii="Neue Haas Grotesk Text Pro" w:hAnsi="Neue Haas Grotesk Text Pro"/>
+          <w:sz w:val="20"/>
+          <w:szCs w:val="20"/>
+        </w:rPr>
+      </w:pPr>
+      <w:r>
+        <w:rPr>
+          <w:rFonts w:ascii="Neue Haas Grotesk Text Pro" w:hAnsi="Neue Haas Grotesk Text Pro"/>
+          <w:sz w:val="20"/>
+          <w:szCs w:val="20"/>
+        </w:rPr>
+        <w:t>Code editor / IDE (e.g., Visual Studio Code) – used to write the HTML, CSS, and JavaScript efficiently. Chosen because it supports syntax highlighting, auto-indentation, and extensions that help spot errors and keep code readable.</w:t>
+      </w:r>
+    </w:p>
+    <w:p>
+      <w:pPr>
+        <w:rPr>
+          <w:rFonts w:ascii="Neue Haas Grotesk Text Pro" w:hAnsi="Neue Haas Grotesk Text Pro"/>
+          <w:sz w:val="20"/>
+          <w:szCs w:val="20"/>
+        </w:rPr>
+      </w:pPr>
+      <w:r>
+        <w:rPr>
+          <w:rFonts w:ascii="Neue Haas Grotesk Text Pro" w:hAnsi="Neue Haas Grotesk Text Pro"/>
+          <w:sz w:val="20"/>
+          <w:szCs w:val="20"/>
+        </w:rPr>
+        <w:t>Web browser (Google Chrome / Microsoft Edge) – used for testing the website and checking that all parts of the website are working as they should be</w:t>
+      </w:r>
+    </w:p>
+    <w:p>
+      <w:pPr>
+        <w:rPr>
+          <w:rFonts w:ascii="Neue Haas Grotesk Text Pro" w:hAnsi="Neue Haas Grotesk Text Pro"/>
+          <w:sz w:val="20"/>
+          <w:szCs w:val="20"/>
+        </w:rPr>
+      </w:pPr>
+      <w:r>
+        <w:rPr>
+          <w:rFonts w:ascii="Neue Haas Grotesk Text Pro" w:hAnsi="Neue Haas Grotesk Text Pro"/>
+          <w:sz w:val="20"/>
+          <w:szCs w:val="20"/>
+        </w:rPr>
+        <w:t>Local file storage / folders – needed to organise files such as index.html, style.css, and script.js, and to keep images/icons if they’re used.</w:t>
+      </w:r>
+    </w:p>
+    <w:p>
+      <w:pPr>
+        <w:rPr>
+          <w:rFonts w:ascii="Neue Haas Grotesk Text Pro" w:hAnsi="Neue Haas Grotesk Text Pro"/>
+          <w:sz w:val="20"/>
+          <w:szCs w:val="20"/>
+        </w:rPr>
+      </w:pPr>
+      <w:r>
+        <w:rPr>
+          <w:rFonts w:ascii="Neue Haas Grotesk Text Pro" w:hAnsi="Neue Haas Grotesk Text Pro"/>
+          <w:sz w:val="20"/>
+          <w:szCs w:val="20"/>
+        </w:rPr>
+        <w:t> </w:t>
+      </w:r>
+    </w:p>
+    <w:p>
+      <w:pPr>
+        <w:rPr>
+          <w:rFonts w:ascii="Neue Haas Grotesk Text Pro" w:hAnsi="Neue Haas Grotesk Text Pro"/>
+          <w:b/>
+          <w:bCs/>
+          <w:sz w:val="28"/>
+          <w:szCs w:val="28"/>
+        </w:rPr>
+      </w:pPr>
+      <w:r>
+        <w:rPr>
+          <w:rFonts w:ascii="Neue Haas Grotesk Text Pro" w:hAnsi="Neue Haas Grotesk Text Pro"/>
+          <w:b/>
+          <w:bCs/>
+          <w:sz w:val="28"/>
+          <w:szCs w:val="28"/>
+        </w:rPr>
+        <w:t>User Resources:</w:t>
+      </w:r>
+    </w:p>
+    <w:p>
+      <w:pPr>
+        <w:rPr>
+          <w:rFonts w:ascii="Neue Haas Grotesk Text Pro" w:hAnsi="Neue Haas Grotesk Text Pro"/>
+          <w:b/>
+          <w:bCs/>
+          <w:sz w:val="20"/>
+          <w:szCs w:val="20"/>
+        </w:rPr>
+      </w:pPr>
+      <w:r>
+        <w:rPr>
+          <w:rFonts w:ascii="Neue Haas Grotesk Text Pro" w:hAnsi="Neue Haas Grotesk Text Pro"/>
+          <w:b/>
+          <w:bCs/>
+          <w:sz w:val="20"/>
+          <w:szCs w:val="20"/>
+          <w:u w:val="single"/>
+        </w:rPr>
+        <w:t>Hardware:</w:t>
+      </w:r>
+    </w:p>
+    <w:p>
+      <w:pPr>
+        <w:rPr>
+          <w:rFonts w:ascii="Neue Haas Grotesk Text Pro" w:hAnsi="Neue Haas Grotesk Text Pro"/>
+          <w:sz w:val="20"/>
+          <w:szCs w:val="20"/>
+        </w:rPr>
+      </w:pPr>
+      <w:r>
+        <w:rPr>
+          <w:rFonts w:ascii="Neue Haas Grotesk Text Pro" w:hAnsi="Neue Haas Grotesk Text Pro"/>
+          <w:sz w:val="20"/>
+          <w:szCs w:val="20"/>
+        </w:rPr>
+        <w:t>Device with a web browser (laptop, desktop, tablet, or smartphone) – users need a device capable of opening and displaying a web page.</w:t>
+      </w:r>
+    </w:p>
+    <w:p>
+      <w:pPr>
+        <w:rPr>
+          <w:rFonts w:ascii="Neue Haas Grotesk Text Pro" w:hAnsi="Neue Haas Grotesk Text Pro"/>
+          <w:sz w:val="20"/>
+          <w:szCs w:val="20"/>
+        </w:rPr>
+      </w:pPr>
+      <w:r>
+        <w:rPr>
+          <w:rFonts w:ascii="Neue Haas Grotesk Text Pro" w:hAnsi="Neue Haas Grotesk Text Pro"/>
+          <w:sz w:val="20"/>
+          <w:szCs w:val="20"/>
+        </w:rPr>
+        <w:t>Keyboard (or on-screen keyboard) – required so the user can Interact with any part of the website they may allow them to do so</w:t>
+      </w:r>
+    </w:p>
+    <w:p>
+      <w:pPr>
+        <w:rPr>
+          <w:rFonts w:ascii="Neue Haas Grotesk Text Pro" w:hAnsi="Neue Haas Grotesk Text Pro"/>
+          <w:b/>
+          <w:bCs/>
+          <w:sz w:val="20"/>
+          <w:szCs w:val="20"/>
+        </w:rPr>
+      </w:pPr>
+      <w:r>
+        <w:rPr>
+          <w:rFonts w:ascii="Neue Haas Grotesk Text Pro" w:hAnsi="Neue Haas Grotesk Text Pro"/>
+          <w:b/>
+          <w:bCs/>
+          <w:sz w:val="20"/>
+          <w:szCs w:val="20"/>
+          <w:u w:val="single"/>
+        </w:rPr>
+        <w:t>Software:</w:t>
+      </w:r>
+    </w:p>
+    <w:p>
+      <w:pPr>
+        <w:rPr>
+          <w:rFonts w:ascii="Neue Haas Grotesk Text Pro" w:hAnsi="Neue Haas Grotesk Text Pro"/>
+          <w:sz w:val="20"/>
+          <w:szCs w:val="20"/>
+        </w:rPr>
+      </w:pPr>
+      <w:r>
+        <w:rPr>
+          <w:rFonts w:ascii="Neue Haas Grotesk Text Pro" w:hAnsi="Neue Haas Grotesk Text Pro"/>
+          <w:sz w:val="20"/>
+          <w:szCs w:val="20"/>
+        </w:rPr>
+        <w:t>Modern web browser (Chrome, Edge, Firefox, Safari) – required to run HTML, CSS, and JavaScript correctly.</w:t>
+      </w:r>
+    </w:p>
+    <w:p>
+      <w:pPr>
+        <w:rPr>
+          <w:rFonts w:ascii="Neue Haas Grotesk Text Pro" w:hAnsi="Neue Haas Grotesk Text Pro"/>
+          <w:sz w:val="20"/>
+          <w:szCs w:val="20"/>
+        </w:rPr>
+      </w:pPr>
+      <w:r>
+        <w:rPr>
+          <w:rFonts w:ascii="Neue Haas Grotesk Text Pro" w:hAnsi="Neue Haas Grotesk Text Pro"/>
+          <w:sz w:val="20"/>
+          <w:szCs w:val="20"/>
+        </w:rPr>
+        <w:t>I</w:t>
+      </w:r>
+      <w:r>
+        <w:rPr>
+          <w:rFonts w:ascii="Neue Haas Grotesk Text Pro" w:hAnsi="Neue Haas Grotesk Text Pro"/>
+          <w:sz w:val="20"/>
+          <w:szCs w:val="20"/>
+        </w:rPr>
+        <w:t>nternet connection – required as the website is hosted on a website.</w:t>
+      </w:r>
+    </w:p>
+    <w:p>
+      <w:pPr>
+        <w:rPr>
+          <w:rFonts w:ascii="Neue Haas Grotesk Text Pro" w:eastAsiaTheme="majorEastAsia" w:hAnsi="Neue Haas Grotesk Text Pro" w:cstheme="majorBidi"/>
+          <w:color w:val="2F5496" w:themeColor="accent1" w:themeShade="BF"/>
+          <w:sz w:val="40"/>
+          <w:szCs w:val="40"/>
+        </w:rPr>
+      </w:pPr>
+      <w:r>
+        <w:rPr>
+          <w:rFonts w:ascii="Neue Haas Grotesk Text Pro" w:hAnsi="Neue Haas Grotesk Text Pro"/>
+          <w:sz w:val="40"/>
+          <w:szCs w:val="40"/>
         </w:rPr>
         <w:br w:type="page"/>
       </w:r>
@@ -2386,7 +4071,6 @@
           <w:szCs w:val="40"/>
         </w:rPr>
       </w:pPr>
-      <w:bookmarkStart w:id="5" w:name="_Toc196213079"/>
       <w:r>
         <w:rPr>
           <w:rFonts w:ascii="Neue Haas Grotesk Text Pro" w:hAnsi="Neue Haas Grotesk Text Pro"/>
@@ -2424,36 +4108,64 @@
       <w:pPr>
         <w:rPr>
           <w:rFonts w:ascii="Neue Haas Grotesk Text Pro" w:hAnsi="Neue Haas Grotesk Text Pro"/>
-        </w:rPr>
-      </w:pPr>
-      <w:r>
-        <w:rPr>
-          <w:rFonts w:ascii="Neue Haas Grotesk Text Pro" w:hAnsi="Neue Haas Grotesk Text Pro"/>
+          <w:sz w:val="20"/>
+          <w:szCs w:val="20"/>
+        </w:rPr>
+      </w:pPr>
+      <w:r>
+        <w:rPr>
+          <w:rFonts w:ascii="Neue Haas Grotesk Text Pro" w:hAnsi="Neue Haas Grotesk Text Pro"/>
+          <w:sz w:val="20"/>
+          <w:szCs w:val="20"/>
         </w:rPr>
         <w:t>Completed</w:t>
       </w:r>
       <w:r>
         <w:rPr>
           <w:rFonts w:ascii="Neue Haas Grotesk Text Pro" w:hAnsi="Neue Haas Grotesk Text Pro"/>
+          <w:sz w:val="20"/>
+          <w:szCs w:val="20"/>
         </w:rPr>
         <w:t>, fully tested</w:t>
       </w:r>
       <w:r>
         <w:rPr>
           <w:rFonts w:ascii="Neue Haas Grotesk Text Pro" w:hAnsi="Neue Haas Grotesk Text Pro"/>
+          <w:sz w:val="20"/>
+          <w:szCs w:val="20"/>
         </w:rPr>
         <w:t xml:space="preserve"> website to be handed over to client by:</w:t>
       </w:r>
-    </w:p>
-    <w:p>
-      <w:pPr>
-        <w:rPr>
-          <w:rFonts w:ascii="Neue Haas Grotesk Text Pro" w:hAnsi="Neue Haas Grotesk Text Pro"/>
-        </w:rPr>
-      </w:pPr>
-      <w:r>
-        <w:rPr>
-          <w:rFonts w:ascii="Neue Haas Grotesk Text Pro" w:hAnsi="Neue Haas Grotesk Text Pro"/>
+      <w:r>
+        <w:rPr>
+          <w:rFonts w:ascii="Neue Haas Grotesk Text Pro" w:hAnsi="Neue Haas Grotesk Text Pro"/>
+          <w:sz w:val="20"/>
+          <w:szCs w:val="20"/>
+        </w:rPr>
+        <w:t xml:space="preserve"> 28/05/</w:t>
+      </w:r>
+      <w:r>
+        <w:rPr>
+          <w:rFonts w:ascii="Neue Haas Grotesk Text Pro" w:hAnsi="Neue Haas Grotesk Text Pro"/>
+          <w:sz w:val="20"/>
+          <w:szCs w:val="20"/>
+        </w:rPr>
+        <w:t>2026</w:t>
+      </w:r>
+    </w:p>
+    <w:p>
+      <w:pPr>
+        <w:rPr>
+          <w:rFonts w:ascii="Neue Haas Grotesk Text Pro" w:hAnsi="Neue Haas Grotesk Text Pro"/>
+          <w:sz w:val="20"/>
+          <w:szCs w:val="20"/>
+        </w:rPr>
+      </w:pPr>
+      <w:r>
+        <w:rPr>
+          <w:rFonts w:ascii="Neue Haas Grotesk Text Pro" w:hAnsi="Neue Haas Grotesk Text Pro"/>
+          <w:sz w:val="20"/>
+          <w:szCs w:val="20"/>
         </w:rPr>
         <w:t>Budget available is £0</w:t>
       </w:r>
@@ -2476,7 +4188,7 @@
           <w:szCs w:val="40"/>
         </w:rPr>
       </w:pPr>
-      <w:bookmarkStart w:id="6" w:name="_Toc196213080"/>
+      <w:bookmarkStart w:id="6" w:name="_Toc228271349"/>
       <w:r>
         <w:rPr>
           <w:rFonts w:ascii="Neue Haas Grotesk Text Pro" w:hAnsi="Neue Haas Grotesk Text Pro"/>
@@ -2621,7 +4333,13 @@
               <w:rPr>
                 <w:rFonts w:ascii="Neue Haas Grotesk Text Pro" w:hAnsi="Neue Haas Grotesk Text Pro"/>
               </w:rPr>
-              <w:t>Bossman</w:t>
+              <w:t xml:space="preserve">Strong Leadership and </w:t>
+            </w:r>
+            <w:r>
+              <w:rPr>
+                <w:rFonts w:ascii="Neue Haas Grotesk Text Pro" w:hAnsi="Neue Haas Grotesk Text Pro"/>
+              </w:rPr>
+              <w:t>Organisational Skills.</w:t>
             </w:r>
           </w:p>
         </w:tc>
@@ -2641,16 +4359,8 @@
               <w:rPr>
                 <w:rFonts w:ascii="Neue Haas Grotesk Text Pro" w:hAnsi="Neue Haas Grotesk Text Pro"/>
               </w:rPr>
-              <w:t xml:space="preserve">Max </w:t>
-            </w:r>
-            <w:proofErr w:type="spellStart"/>
-            <w:r>
-              <w:rPr>
-                <w:rFonts w:ascii="Neue Haas Grotesk Text Pro" w:hAnsi="Neue Haas Grotesk Text Pro"/>
-              </w:rPr>
-              <w:t>Eprile</w:t>
-            </w:r>
-            <w:proofErr w:type="spellEnd"/>
+              <w:t>Max Eprile</w:t>
+            </w:r>
           </w:p>
         </w:tc>
         <w:tc>
@@ -2692,7 +4402,13 @@
               <w:rPr>
                 <w:rFonts w:ascii="Neue Haas Grotesk Text Pro" w:hAnsi="Neue Haas Grotesk Text Pro"/>
               </w:rPr>
-              <w:t>Max wanted to do development</w:t>
+              <w:t>Solid Programming Knowledge and has experience with web development</w:t>
+            </w:r>
+            <w:r>
+              <w:rPr>
+                <w:rFonts w:ascii="Neue Haas Grotesk Text Pro" w:hAnsi="Neue Haas Grotesk Text Pro"/>
+              </w:rPr>
+              <w:t>.</w:t>
             </w:r>
           </w:p>
         </w:tc>
@@ -2767,7 +4483,13 @@
               <w:rPr>
                 <w:rFonts w:ascii="Neue Haas Grotesk Text Pro" w:hAnsi="Neue Haas Grotesk Text Pro"/>
               </w:rPr>
-              <w:t>Jay loves administrating things</w:t>
+              <w:t>Highly Organised and Reliable in meeting management and documentation</w:t>
+            </w:r>
+            <w:r>
+              <w:rPr>
+                <w:rFonts w:ascii="Neue Haas Grotesk Text Pro" w:hAnsi="Neue Haas Grotesk Text Pro"/>
+              </w:rPr>
+              <w:t>.</w:t>
             </w:r>
           </w:p>
         </w:tc>
@@ -2843,7 +4565,13 @@
               <w:rPr>
                 <w:rFonts w:ascii="Neue Haas Grotesk Text Pro" w:hAnsi="Neue Haas Grotesk Text Pro"/>
               </w:rPr>
-              <w:t>Aiden likes designing shit</w:t>
+              <w:t>Creative eye for designing and previous experience designing eye-catching interfaces</w:t>
+            </w:r>
+            <w:r>
+              <w:rPr>
+                <w:rFonts w:ascii="Neue Haas Grotesk Text Pro" w:hAnsi="Neue Haas Grotesk Text Pro"/>
+              </w:rPr>
+              <w:t>.</w:t>
             </w:r>
           </w:p>
         </w:tc>
@@ -2919,13 +4647,19 @@
               <w:rPr>
                 <w:rFonts w:ascii="Neue Haas Grotesk Text Pro" w:hAnsi="Neue Haas Grotesk Text Pro"/>
               </w:rPr>
-              <w:t xml:space="preserve">Gheorghe </w:t>
-            </w:r>
-            <w:r>
-              <w:rPr>
-                <w:rFonts w:ascii="Neue Haas Grotesk Text Pro" w:hAnsi="Neue Haas Grotesk Text Pro"/>
-              </w:rPr>
-              <w:t>wanted to work on this</w:t>
+              <w:t>Excellent Research</w:t>
+            </w:r>
+            <w:r>
+              <w:rPr>
+                <w:rFonts w:ascii="Neue Haas Grotesk Text Pro" w:hAnsi="Neue Haas Grotesk Text Pro"/>
+              </w:rPr>
+              <w:t xml:space="preserve"> and writing </w:t>
+            </w:r>
+            <w:r>
+              <w:rPr>
+                <w:rFonts w:ascii="Neue Haas Grotesk Text Pro" w:hAnsi="Neue Haas Grotesk Text Pro"/>
+              </w:rPr>
+              <w:t>skills and good at sourcing.</w:t>
             </w:r>
           </w:p>
         </w:tc>
@@ -2988,7 +4722,25 @@
               <w:rPr>
                 <w:rFonts w:ascii="Neue Haas Grotesk Text Pro" w:hAnsi="Neue Haas Grotesk Text Pro"/>
               </w:rPr>
-              <w:t>Aiden wanted to do this</w:t>
+              <w:t xml:space="preserve">Strong </w:t>
+            </w:r>
+            <w:r>
+              <w:rPr>
+                <w:rFonts w:ascii="Neue Haas Grotesk Text Pro" w:hAnsi="Neue Haas Grotesk Text Pro"/>
+              </w:rPr>
+              <w:t>s</w:t>
+            </w:r>
+            <w:r>
+              <w:rPr>
+                <w:rFonts w:ascii="Neue Haas Grotesk Text Pro" w:hAnsi="Neue Haas Grotesk Text Pro"/>
+              </w:rPr>
+              <w:t xml:space="preserve">kills in visual design </w:t>
+            </w:r>
+            <w:r>
+              <w:rPr>
+                <w:rFonts w:ascii="Neue Haas Grotesk Text Pro" w:hAnsi="Neue Haas Grotesk Text Pro"/>
+              </w:rPr>
+              <w:t>tools and good-looking graphics.</w:t>
             </w:r>
           </w:p>
         </w:tc>
@@ -3051,7 +4803,13 @@
               <w:rPr>
                 <w:rFonts w:ascii="Neue Haas Grotesk Text Pro" w:hAnsi="Neue Haas Grotesk Text Pro"/>
               </w:rPr>
-              <w:t>Jay didn’t have a choice whether he wanted to do this but he is doing it anyways</w:t>
+              <w:t xml:space="preserve">Analytic Mindset and good at </w:t>
+            </w:r>
+            <w:r>
+              <w:rPr>
+                <w:rFonts w:ascii="Neue Haas Grotesk Text Pro" w:hAnsi="Neue Haas Grotesk Text Pro"/>
+              </w:rPr>
+              <w:t>interpreting client needs.</w:t>
             </w:r>
           </w:p>
         </w:tc>
@@ -3071,16 +4829,8 @@
               <w:rPr>
                 <w:rFonts w:ascii="Neue Haas Grotesk Text Pro" w:hAnsi="Neue Haas Grotesk Text Pro"/>
               </w:rPr>
-              <w:t xml:space="preserve">Max </w:t>
-            </w:r>
-            <w:proofErr w:type="spellStart"/>
-            <w:r>
-              <w:rPr>
-                <w:rFonts w:ascii="Neue Haas Grotesk Text Pro" w:hAnsi="Neue Haas Grotesk Text Pro"/>
-              </w:rPr>
-              <w:t>Eprile</w:t>
-            </w:r>
-            <w:proofErr w:type="spellEnd"/>
+              <w:t>Max Eprile</w:t>
+            </w:r>
           </w:p>
         </w:tc>
         <w:tc>
@@ -3122,7 +4872,7 @@
               <w:rPr>
                 <w:rFonts w:ascii="Neue Haas Grotesk Text Pro" w:hAnsi="Neue Haas Grotesk Text Pro"/>
               </w:rPr>
-              <w:t>Max thought it would be cool to test</w:t>
+              <w:t>Keen eye for finding flaws in code with rigorous testing.</w:t>
             </w:r>
           </w:p>
         </w:tc>
@@ -3192,7 +4942,7 @@
               <w:rPr>
                 <w:rFonts w:ascii="Neue Haas Grotesk Text Pro" w:hAnsi="Neue Haas Grotesk Text Pro"/>
               </w:rPr>
-              <w:t>Jay is the leader so this is obvious</w:t>
+              <w:t>Good technical knowledge.</w:t>
             </w:r>
           </w:p>
         </w:tc>
@@ -3219,6 +4969,7 @@
         </w:rPr>
         <w:sectPr>
           <w:headerReference w:type="default" r:id="rId16"/>
+          <w:footerReference w:type="default" r:id="rId17"/>
           <w:pgSz w:w="11906" w:h="16838"/>
           <w:pgMar w:top="1440" w:right="1440" w:bottom="1440" w:left="1440" w:header="708" w:footer="708" w:gutter="0"/>
           <w:pgNumType w:start="0"/>
@@ -3236,30 +4987,66 @@
     </w:p>
     <w:p>
       <w:pPr>
-        <w:pStyle w:val="Heading2"/>
-        <w:rPr>
-          <w:rFonts w:ascii="Neue Haas Grotesk Text Pro" w:hAnsi="Neue Haas Grotesk Text Pro"/>
-        </w:rPr>
-      </w:pPr>
-      <w:bookmarkStart w:id="7" w:name="_Toc196213081"/>
-      <w:r>
-        <w:rPr>
-          <w:rFonts w:ascii="Neue Haas Grotesk Text Pro" w:hAnsi="Neue Haas Grotesk Text Pro"/>
+        <w:pStyle w:val="Heading1"/>
+        <w:rPr>
+          <w:rFonts w:ascii="Neue Haas Grotesk Text Pro" w:hAnsi="Neue Haas Grotesk Text Pro"/>
+          <w:b/>
+          <w:bCs/>
+          <w:sz w:val="40"/>
+          <w:szCs w:val="40"/>
+        </w:rPr>
+      </w:pPr>
+      <w:bookmarkStart w:id="7" w:name="_Toc228271350"/>
+      <w:r>
+        <w:rPr>
+          <w:rFonts w:ascii="Neue Haas Grotesk Text Pro" w:hAnsi="Neue Haas Grotesk Text Pro"/>
+          <w:b/>
+          <w:bCs/>
+          <w:sz w:val="40"/>
+          <w:szCs w:val="40"/>
         </w:rPr>
         <w:lastRenderedPageBreak/>
+        <w:t>Project Plan</w:t>
+      </w:r>
+      <w:bookmarkEnd w:id="7"/>
+    </w:p>
+    <w:p>
+      <w:pPr>
+        <w:rPr>
+          <w:rFonts w:ascii="Neue Haas Grotesk Text Pro" w:hAnsi="Neue Haas Grotesk Text Pro"/>
+        </w:rPr>
+      </w:pPr>
+      <w:r>
+        <w:rPr>
+          <w:rFonts w:ascii="Neue Haas Grotesk Text Pro" w:eastAsiaTheme="majorEastAsia" w:hAnsi="Neue Haas Grotesk Text Pro" w:cstheme="majorBidi"/>
+          <w:b/>
+          <w:bCs/>
+          <w:noProof/>
+          <w:color w:val="2F5496" w:themeColor="accent1" w:themeShade="BF"/>
+          <w:sz w:val="20"/>
+          <w:szCs w:val="20"/>
+        </w:rPr>
         <w:drawing>
-          <wp:anchor distT="0" distB="0" distL="114300" distR="114300" simplePos="0" relativeHeight="251665408" behindDoc="0" locked="0" layoutInCell="1" allowOverlap="1" wp14:anchorId="5E5564C9" wp14:editId="1B09EB95">
+          <wp:anchor distT="0" distB="0" distL="114300" distR="114300" simplePos="0" relativeHeight="251664384" behindDoc="1" locked="0" layoutInCell="1" allowOverlap="1" wp14:anchorId="1ACCD8BD" wp14:editId="207E7C5A">
             <wp:simplePos x="0" y="0"/>
             <wp:positionH relativeFrom="margin">
-              <wp:align>center</wp:align>
+              <wp:align>left</wp:align>
             </wp:positionH>
             <wp:positionV relativeFrom="paragraph">
-              <wp:posOffset>-320372</wp:posOffset>
+              <wp:posOffset>187546</wp:posOffset>
             </wp:positionV>
-            <wp:extent cx="10373293" cy="6339116"/>
-            <wp:effectExtent l="0" t="0" r="0" b="5080"/>
-            <wp:wrapNone/>
-            <wp:docPr id="2" name="Picture 2"/>
+            <wp:extent cx="9824484" cy="6008673"/>
+            <wp:effectExtent l="0" t="0" r="5715" b="0"/>
+            <wp:wrapTight wrapText="bothSides">
+              <wp:wrapPolygon edited="0">
+                <wp:start x="0" y="0"/>
+                <wp:lineTo x="0" y="21504"/>
+                <wp:lineTo x="21571" y="21504"/>
+                <wp:lineTo x="21571" y="0"/>
+                <wp:lineTo x="0" y="0"/>
+              </wp:wrapPolygon>
+            </wp:wrapTight>
+            <wp:docPr id="1" name="Picture 1"/>
             <wp:cNvGraphicFramePr>
               <a:graphicFrameLocks xmlns:a="http://schemas.openxmlformats.org/drawingml/2006/main" noChangeAspect="1"/>
             </wp:cNvGraphicFramePr>
@@ -3267,29 +5054,36 @@
               <a:graphicData uri="http://schemas.openxmlformats.org/drawingml/2006/picture">
                 <pic:pic xmlns:pic="http://schemas.openxmlformats.org/drawingml/2006/picture">
                   <pic:nvPicPr>
-                    <pic:cNvPr id="1" name=""/>
-                    <pic:cNvPicPr/>
+                    <pic:cNvPr id="0" name="Picture 1"/>
+                    <pic:cNvPicPr>
+                      <a:picLocks noChangeAspect="1" noChangeArrowheads="1"/>
+                    </pic:cNvPicPr>
                   </pic:nvPicPr>
                   <pic:blipFill>
-                    <a:blip r:embed="rId17">
+                    <a:blip r:embed="rId18">
                       <a:extLst>
                         <a:ext uri="{28A0092B-C50C-407E-A947-70E740481C1C}">
                           <a14:useLocalDpi xmlns:a14="http://schemas.microsoft.com/office/drawing/2010/main" val="0"/>
                         </a:ext>
                       </a:extLst>
                     </a:blip>
+                    <a:srcRect/>
                     <a:stretch>
                       <a:fillRect/>
                     </a:stretch>
                   </pic:blipFill>
-                  <pic:spPr>
+                  <pic:spPr bwMode="auto">
                     <a:xfrm>
                       <a:off x="0" y="0"/>
-                      <a:ext cx="10373293" cy="6339116"/>
+                      <a:ext cx="9824484" cy="6008673"/>
                     </a:xfrm>
                     <a:prstGeom prst="rect">
                       <a:avLst/>
                     </a:prstGeom>
+                    <a:noFill/>
+                    <a:ln>
+                      <a:noFill/>
+                    </a:ln>
                   </pic:spPr>
                 </pic:pic>
               </a:graphicData>
@@ -3306,21 +5100,29 @@
       <w:r>
         <w:rPr>
           <w:rFonts w:ascii="Neue Haas Grotesk Text Pro" w:hAnsi="Neue Haas Grotesk Text Pro"/>
-        </w:rPr>
-        <w:t>Project Plan</w:t>
-      </w:r>
-      <w:bookmarkEnd w:id="7"/>
-    </w:p>
-    <w:p>
-      <w:pPr>
-        <w:rPr>
-          <w:rFonts w:ascii="Neue Haas Grotesk Text Pro" w:hAnsi="Neue Haas Grotesk Text Pro"/>
-        </w:rPr>
-      </w:pPr>
+          <w:sz w:val="20"/>
+          <w:szCs w:val="20"/>
+        </w:rPr>
+        <w:t xml:space="preserve">Made using </w:t>
+      </w:r>
+      <w:r>
+        <w:rPr>
+          <w:rFonts w:ascii="Neue Haas Grotesk Text Pro" w:hAnsi="Neue Haas Grotesk Text Pro"/>
+          <w:sz w:val="20"/>
+          <w:szCs w:val="20"/>
+        </w:rPr>
+        <w:t>ClickUp</w:t>
+      </w:r>
+      <w:r>
+        <w:rPr>
+          <w:rFonts w:ascii="Neue Haas Grotesk Text Pro" w:hAnsi="Neue Haas Grotesk Text Pro"/>
+        </w:rPr>
+        <w:t>:</w:t>
+      </w:r>
     </w:p>
     <w:sectPr>
       <w:pgSz w:w="16838" w:h="11906" w:orient="landscape"/>
-      <w:pgMar w:top="1440" w:right="1440" w:bottom="1440" w:left="1440" w:header="709" w:footer="709" w:gutter="0"/>
+      <w:pgMar w:top="720" w:right="720" w:bottom="720" w:left="720" w:header="709" w:footer="709" w:gutter="0"/>
       <w:pgNumType w:start="0"/>
       <w:cols w:space="708"/>
       <w:titlePg/>
@@ -3353,6 +5155,136 @@
     </w:p>
   </w:endnote>
 </w:endnotes>
+</file>
+
+<file path=word/footer1.xml><?xml version="1.0" encoding="utf-8"?>
+<w:ftr xmlns:wpc="http://schemas.microsoft.com/office/word/2010/wordprocessingCanvas" xmlns:cx="http://schemas.microsoft.com/office/drawing/2014/chartex" xmlns:cx1="http://schemas.microsoft.com/office/drawing/2015/9/8/chartex" xmlns:cx2="http://schemas.microsoft.com/office/drawing/2015/10/21/chartex" xmlns:cx3="http://schemas.microsoft.com/office/drawing/2016/5/9/chartex" xmlns:cx4="http://schemas.microsoft.com/office/drawing/2016/5/10/chartex" xmlns:cx5="http://schemas.microsoft.com/office/drawing/2016/5/11/chartex" xmlns:cx6="http://schemas.microsoft.com/office/drawing/2016/5/12/chartex" xmlns:cx7="http://schemas.microsoft.com/office/drawing/2016/5/13/chartex" xmlns:cx8="http://schemas.microsoft.com/office/drawing/2016/5/14/chartex" xmlns:mc="http://schemas.openxmlformats.org/markup-compatibility/2006" xmlns:aink="http://schemas.microsoft.com/office/drawing/2016/ink" xmlns:am3d="http://schemas.microsoft.com/office/drawing/2017/model3d" xmlns:o="urn:schemas-microsoft-com:office:office" xmlns:oel="http://schemas.microsoft.com/office/2019/extlst" xmlns:r="http://schemas.openxmlformats.org/officeDocument/2006/relationships" xmlns:m="http://schemas.openxmlformats.org/officeDocument/2006/math" xmlns:v="urn:schemas-microsoft-com:vml" xmlns:wp14="http://schemas.microsoft.com/office/word/2010/wordprocessingDrawing" xmlns:wp="http://schemas.openxmlformats.org/drawingml/2006/wordprocessingDrawing" xmlns:w10="urn:schemas-microsoft-com:office:word" xmlns:w="http://schemas.openxmlformats.org/wordprocessingml/2006/main" xmlns:w14="http://schemas.microsoft.com/office/word/2010/wordml" xmlns:w15="http://schemas.microsoft.com/office/word/2012/wordml" xmlns:w16cex="http://schemas.microsoft.com/office/word/2018/wordml/cex" xmlns:w16cid="http://schemas.microsoft.com/office/word/2016/wordml/cid" xmlns:w16="http://schemas.microsoft.com/office/word/2018/wordml" xmlns:w16sdtdh="http://schemas.microsoft.com/office/word/2020/wordml/sdtdatahash" xmlns:w16se="http://schemas.microsoft.com/office/word/2015/wordml/symex" xmlns:wpg="http://schemas.microsoft.com/office/word/2010/wordprocessingGroup" xmlns:wpi="http://schemas.microsoft.com/office/word/2010/wordprocessingInk" xmlns:wne="http://schemas.microsoft.com/office/word/2006/wordml" xmlns:wps="http://schemas.microsoft.com/office/word/2010/wordprocessingShape" mc:Ignorable="w14 w15 w16se w16cid w16 w16cex w16sdtdh wp14">
+  <w:sdt>
+    <w:sdtPr>
+      <w:id w:val="1215547780"/>
+      <w:docPartObj>
+        <w:docPartGallery w:val="Page Numbers (Bottom of Page)"/>
+        <w:docPartUnique/>
+      </w:docPartObj>
+    </w:sdtPr>
+    <w:sdtEndPr/>
+    <w:sdtContent>
+      <w:sdt>
+        <w:sdtPr>
+          <w:id w:val="-1769616900"/>
+          <w:docPartObj>
+            <w:docPartGallery w:val="Page Numbers (Top of Page)"/>
+            <w:docPartUnique/>
+          </w:docPartObj>
+        </w:sdtPr>
+        <w:sdtEndPr/>
+        <w:sdtContent>
+          <w:p>
+            <w:pPr>
+              <w:pStyle w:val="Footer"/>
+              <w:jc w:val="right"/>
+            </w:pPr>
+            <w:r>
+              <w:t xml:space="preserve">Page </w:t>
+            </w:r>
+            <w:r>
+              <w:rPr>
+                <w:b/>
+                <w:bCs/>
+                <w:sz w:val="24"/>
+                <w:szCs w:val="24"/>
+              </w:rPr>
+              <w:fldChar w:fldCharType="begin"/>
+            </w:r>
+            <w:r>
+              <w:rPr>
+                <w:b/>
+                <w:bCs/>
+              </w:rPr>
+              <w:instrText xml:space="preserve"> PAGE </w:instrText>
+            </w:r>
+            <w:r>
+              <w:rPr>
+                <w:b/>
+                <w:bCs/>
+                <w:sz w:val="24"/>
+                <w:szCs w:val="24"/>
+              </w:rPr>
+              <w:fldChar w:fldCharType="separate"/>
+            </w:r>
+            <w:r>
+              <w:rPr>
+                <w:b/>
+                <w:bCs/>
+                <w:noProof/>
+              </w:rPr>
+              <w:t>2</w:t>
+            </w:r>
+            <w:r>
+              <w:rPr>
+                <w:b/>
+                <w:bCs/>
+                <w:sz w:val="24"/>
+                <w:szCs w:val="24"/>
+              </w:rPr>
+              <w:fldChar w:fldCharType="end"/>
+            </w:r>
+            <w:r>
+              <w:t xml:space="preserve"> of </w:t>
+            </w:r>
+            <w:r>
+              <w:rPr>
+                <w:b/>
+                <w:bCs/>
+                <w:sz w:val="24"/>
+                <w:szCs w:val="24"/>
+              </w:rPr>
+              <w:fldChar w:fldCharType="begin"/>
+            </w:r>
+            <w:r>
+              <w:rPr>
+                <w:b/>
+                <w:bCs/>
+              </w:rPr>
+              <w:instrText xml:space="preserve"> NUMPAGES  </w:instrText>
+            </w:r>
+            <w:r>
+              <w:rPr>
+                <w:b/>
+                <w:bCs/>
+                <w:sz w:val="24"/>
+                <w:szCs w:val="24"/>
+              </w:rPr>
+              <w:fldChar w:fldCharType="separate"/>
+            </w:r>
+            <w:r>
+              <w:rPr>
+                <w:b/>
+                <w:bCs/>
+                <w:noProof/>
+              </w:rPr>
+              <w:t>2</w:t>
+            </w:r>
+            <w:r>
+              <w:rPr>
+                <w:b/>
+                <w:bCs/>
+                <w:sz w:val="24"/>
+                <w:szCs w:val="24"/>
+              </w:rPr>
+              <w:fldChar w:fldCharType="end"/>
+            </w:r>
+          </w:p>
+        </w:sdtContent>
+      </w:sdt>
+    </w:sdtContent>
+  </w:sdt>
+  <w:p>
+    <w:pPr>
+      <w:pStyle w:val="Footer"/>
+    </w:pPr>
+  </w:p>
+</w:ftr>
 </file>
 
 <file path=word/footnotes.xml><?xml version="1.0" encoding="utf-8"?>
@@ -3391,13 +5323,13 @@
         <w:noProof/>
       </w:rPr>
       <w:drawing>
-        <wp:anchor distT="0" distB="0" distL="114300" distR="114300" simplePos="0" relativeHeight="251658240" behindDoc="1" locked="0" layoutInCell="1" allowOverlap="1" wp14:anchorId="6867CD91" wp14:editId="009833A3">
+        <wp:anchor distT="0" distB="0" distL="114300" distR="114300" simplePos="0" relativeHeight="251658240" behindDoc="1" locked="0" layoutInCell="1" allowOverlap="1" wp14:anchorId="6867CD91" wp14:editId="077DF758">
           <wp:simplePos x="0" y="0"/>
           <wp:positionH relativeFrom="leftMargin">
-            <wp:posOffset>165100</wp:posOffset>
+            <wp:posOffset>160374</wp:posOffset>
           </wp:positionH>
           <wp:positionV relativeFrom="paragraph">
-            <wp:posOffset>-294640</wp:posOffset>
+            <wp:posOffset>-325755</wp:posOffset>
           </wp:positionV>
           <wp:extent cx="647700" cy="660400"/>
           <wp:effectExtent l="0" t="0" r="0" b="6350"/>
@@ -3410,7 +5342,7 @@
               <wp:lineTo x="0" y="0"/>
             </wp:wrapPolygon>
           </wp:wrapTight>
-          <wp:docPr id="937340010" name="Picture 1"/>
+          <wp:docPr id="5" name="Picture 1"/>
           <wp:cNvGraphicFramePr>
             <a:graphicFrameLocks xmlns:a="http://schemas.openxmlformats.org/drawingml/2006/main" noChangeAspect="1"/>
           </wp:cNvGraphicFramePr>
@@ -3463,6 +5395,33 @@
         </wp:anchor>
       </w:drawing>
     </w:r>
+    <w:r>
+      <w:tab/>
+    </w:r>
+    <w:r>
+      <w:tab/>
+    </w:r>
+    <w:r>
+      <w:fldChar w:fldCharType="begin"/>
+    </w:r>
+    <w:r>
+      <w:instrText xml:space="preserve"> FILENAME \* MERGEFORMAT </w:instrText>
+    </w:r>
+    <w:r>
+      <w:fldChar w:fldCharType="separate"/>
+    </w:r>
+    <w:r>
+      <w:rPr>
+        <w:noProof/>
+      </w:rPr>
+      <w:t>Analysis and Planning Report - Murf Max</w:t>
+    </w:r>
+    <w:r>
+      <w:rPr>
+        <w:noProof/>
+      </w:rPr>
+      <w:fldChar w:fldCharType="end"/>
+    </w:r>
   </w:p>
 </w:hdr>
 </file>
@@ -3470,6 +5429,345 @@
 <file path=word/numbering.xml><?xml version="1.0" encoding="utf-8"?>
 <w:numbering xmlns:wpc="http://schemas.microsoft.com/office/word/2010/wordprocessingCanvas" xmlns:cx="http://schemas.microsoft.com/office/drawing/2014/chartex" xmlns:cx1="http://schemas.microsoft.com/office/drawing/2015/9/8/chartex" xmlns:cx2="http://schemas.microsoft.com/office/drawing/2015/10/21/chartex" xmlns:cx3="http://schemas.microsoft.com/office/drawing/2016/5/9/chartex" xmlns:cx4="http://schemas.microsoft.com/office/drawing/2016/5/10/chartex" xmlns:cx5="http://schemas.microsoft.com/office/drawing/2016/5/11/chartex" xmlns:cx6="http://schemas.microsoft.com/office/drawing/2016/5/12/chartex" xmlns:cx7="http://schemas.microsoft.com/office/drawing/2016/5/13/chartex" xmlns:cx8="http://schemas.microsoft.com/office/drawing/2016/5/14/chartex" xmlns:mc="http://schemas.openxmlformats.org/markup-compatibility/2006" xmlns:aink="http://schemas.microsoft.com/office/drawing/2016/ink" xmlns:am3d="http://schemas.microsoft.com/office/drawing/2017/model3d" xmlns:o="urn:schemas-microsoft-com:office:office" xmlns:oel="http://schemas.microsoft.com/office/2019/extlst" xmlns:r="http://schemas.openxmlformats.org/officeDocument/2006/relationships" xmlns:m="http://schemas.openxmlformats.org/officeDocument/2006/math" xmlns:v="urn:schemas-microsoft-com:vml" xmlns:wp14="http://schemas.microsoft.com/office/word/2010/wordprocessingDrawing" xmlns:wp="http://schemas.openxmlformats.org/drawingml/2006/wordprocessingDrawing" xmlns:w10="urn:schemas-microsoft-com:office:word" xmlns:w="http://schemas.openxmlformats.org/wordprocessingml/2006/main" xmlns:w14="http://schemas.microsoft.com/office/word/2010/wordml" xmlns:w15="http://schemas.microsoft.com/office/word/2012/wordml" xmlns:w16cex="http://schemas.microsoft.com/office/word/2018/wordml/cex" xmlns:w16cid="http://schemas.microsoft.com/office/word/2016/wordml/cid" xmlns:w16="http://schemas.microsoft.com/office/word/2018/wordml" xmlns:w16sdtdh="http://schemas.microsoft.com/office/word/2020/wordml/sdtdatahash" xmlns:w16se="http://schemas.microsoft.com/office/word/2015/wordml/symex" xmlns:wpg="http://schemas.microsoft.com/office/word/2010/wordprocessingGroup" xmlns:wpi="http://schemas.microsoft.com/office/word/2010/wordprocessingInk" xmlns:wne="http://schemas.microsoft.com/office/word/2006/wordml" xmlns:wps="http://schemas.microsoft.com/office/word/2010/wordprocessingShape" mc:Ignorable="w14 w15 w16se w16cid w16 w16cex w16sdtdh wp14">
   <w:abstractNum w:abstractNumId="0" w15:restartNumberingAfterBreak="0">
+    <w:nsid w:val="093D229E"/>
+    <w:multiLevelType w:val="hybridMultilevel"/>
+    <w:tmpl w:val="6AA81462"/>
+    <w:lvl w:ilvl="0" w:tplc="08090001">
+      <w:start w:val="1"/>
+      <w:numFmt w:val="bullet"/>
+      <w:lvlText w:val=""/>
+      <w:lvlJc w:val="left"/>
+      <w:pPr>
+        <w:ind w:left="720" w:hanging="360"/>
+      </w:pPr>
+      <w:rPr>
+        <w:rFonts w:ascii="Symbol" w:hAnsi="Symbol" w:hint="default"/>
+      </w:rPr>
+    </w:lvl>
+    <w:lvl w:ilvl="1" w:tplc="08090003" w:tentative="1">
+      <w:start w:val="1"/>
+      <w:numFmt w:val="bullet"/>
+      <w:lvlText w:val="o"/>
+      <w:lvlJc w:val="left"/>
+      <w:pPr>
+        <w:ind w:left="1440" w:hanging="360"/>
+      </w:pPr>
+      <w:rPr>
+        <w:rFonts w:ascii="Courier New" w:hAnsi="Courier New" w:cs="Courier New" w:hint="default"/>
+      </w:rPr>
+    </w:lvl>
+    <w:lvl w:ilvl="2" w:tplc="08090005" w:tentative="1">
+      <w:start w:val="1"/>
+      <w:numFmt w:val="bullet"/>
+      <w:lvlText w:val=""/>
+      <w:lvlJc w:val="left"/>
+      <w:pPr>
+        <w:ind w:left="2160" w:hanging="360"/>
+      </w:pPr>
+      <w:rPr>
+        <w:rFonts w:ascii="Wingdings" w:hAnsi="Wingdings" w:hint="default"/>
+      </w:rPr>
+    </w:lvl>
+    <w:lvl w:ilvl="3" w:tplc="08090001" w:tentative="1">
+      <w:start w:val="1"/>
+      <w:numFmt w:val="bullet"/>
+      <w:lvlText w:val=""/>
+      <w:lvlJc w:val="left"/>
+      <w:pPr>
+        <w:ind w:left="2880" w:hanging="360"/>
+      </w:pPr>
+      <w:rPr>
+        <w:rFonts w:ascii="Symbol" w:hAnsi="Symbol" w:hint="default"/>
+      </w:rPr>
+    </w:lvl>
+    <w:lvl w:ilvl="4" w:tplc="08090003" w:tentative="1">
+      <w:start w:val="1"/>
+      <w:numFmt w:val="bullet"/>
+      <w:lvlText w:val="o"/>
+      <w:lvlJc w:val="left"/>
+      <w:pPr>
+        <w:ind w:left="3600" w:hanging="360"/>
+      </w:pPr>
+      <w:rPr>
+        <w:rFonts w:ascii="Courier New" w:hAnsi="Courier New" w:cs="Courier New" w:hint="default"/>
+      </w:rPr>
+    </w:lvl>
+    <w:lvl w:ilvl="5" w:tplc="08090005" w:tentative="1">
+      <w:start w:val="1"/>
+      <w:numFmt w:val="bullet"/>
+      <w:lvlText w:val=""/>
+      <w:lvlJc w:val="left"/>
+      <w:pPr>
+        <w:ind w:left="4320" w:hanging="360"/>
+      </w:pPr>
+      <w:rPr>
+        <w:rFonts w:ascii="Wingdings" w:hAnsi="Wingdings" w:hint="default"/>
+      </w:rPr>
+    </w:lvl>
+    <w:lvl w:ilvl="6" w:tplc="08090001" w:tentative="1">
+      <w:start w:val="1"/>
+      <w:numFmt w:val="bullet"/>
+      <w:lvlText w:val=""/>
+      <w:lvlJc w:val="left"/>
+      <w:pPr>
+        <w:ind w:left="5040" w:hanging="360"/>
+      </w:pPr>
+      <w:rPr>
+        <w:rFonts w:ascii="Symbol" w:hAnsi="Symbol" w:hint="default"/>
+      </w:rPr>
+    </w:lvl>
+    <w:lvl w:ilvl="7" w:tplc="08090003" w:tentative="1">
+      <w:start w:val="1"/>
+      <w:numFmt w:val="bullet"/>
+      <w:lvlText w:val="o"/>
+      <w:lvlJc w:val="left"/>
+      <w:pPr>
+        <w:ind w:left="5760" w:hanging="360"/>
+      </w:pPr>
+      <w:rPr>
+        <w:rFonts w:ascii="Courier New" w:hAnsi="Courier New" w:cs="Courier New" w:hint="default"/>
+      </w:rPr>
+    </w:lvl>
+    <w:lvl w:ilvl="8" w:tplc="08090005" w:tentative="1">
+      <w:start w:val="1"/>
+      <w:numFmt w:val="bullet"/>
+      <w:lvlText w:val=""/>
+      <w:lvlJc w:val="left"/>
+      <w:pPr>
+        <w:ind w:left="6480" w:hanging="360"/>
+      </w:pPr>
+      <w:rPr>
+        <w:rFonts w:ascii="Wingdings" w:hAnsi="Wingdings" w:hint="default"/>
+      </w:rPr>
+    </w:lvl>
+  </w:abstractNum>
+  <w:abstractNum w:abstractNumId="1" w15:restartNumberingAfterBreak="0">
+    <w:nsid w:val="0F9862C2"/>
+    <w:multiLevelType w:val="hybridMultilevel"/>
+    <w:tmpl w:val="E56284B6"/>
+    <w:lvl w:ilvl="0" w:tplc="08090001">
+      <w:start w:val="1"/>
+      <w:numFmt w:val="bullet"/>
+      <w:lvlText w:val=""/>
+      <w:lvlJc w:val="left"/>
+      <w:pPr>
+        <w:ind w:left="720" w:hanging="360"/>
+      </w:pPr>
+      <w:rPr>
+        <w:rFonts w:ascii="Symbol" w:hAnsi="Symbol" w:hint="default"/>
+      </w:rPr>
+    </w:lvl>
+    <w:lvl w:ilvl="1" w:tplc="08090003" w:tentative="1">
+      <w:start w:val="1"/>
+      <w:numFmt w:val="bullet"/>
+      <w:lvlText w:val="o"/>
+      <w:lvlJc w:val="left"/>
+      <w:pPr>
+        <w:ind w:left="1440" w:hanging="360"/>
+      </w:pPr>
+      <w:rPr>
+        <w:rFonts w:ascii="Courier New" w:hAnsi="Courier New" w:cs="Courier New" w:hint="default"/>
+      </w:rPr>
+    </w:lvl>
+    <w:lvl w:ilvl="2" w:tplc="08090005" w:tentative="1">
+      <w:start w:val="1"/>
+      <w:numFmt w:val="bullet"/>
+      <w:lvlText w:val=""/>
+      <w:lvlJc w:val="left"/>
+      <w:pPr>
+        <w:ind w:left="2160" w:hanging="360"/>
+      </w:pPr>
+      <w:rPr>
+        <w:rFonts w:ascii="Wingdings" w:hAnsi="Wingdings" w:hint="default"/>
+      </w:rPr>
+    </w:lvl>
+    <w:lvl w:ilvl="3" w:tplc="08090001" w:tentative="1">
+      <w:start w:val="1"/>
+      <w:numFmt w:val="bullet"/>
+      <w:lvlText w:val=""/>
+      <w:lvlJc w:val="left"/>
+      <w:pPr>
+        <w:ind w:left="2880" w:hanging="360"/>
+      </w:pPr>
+      <w:rPr>
+        <w:rFonts w:ascii="Symbol" w:hAnsi="Symbol" w:hint="default"/>
+      </w:rPr>
+    </w:lvl>
+    <w:lvl w:ilvl="4" w:tplc="08090003" w:tentative="1">
+      <w:start w:val="1"/>
+      <w:numFmt w:val="bullet"/>
+      <w:lvlText w:val="o"/>
+      <w:lvlJc w:val="left"/>
+      <w:pPr>
+        <w:ind w:left="3600" w:hanging="360"/>
+      </w:pPr>
+      <w:rPr>
+        <w:rFonts w:ascii="Courier New" w:hAnsi="Courier New" w:cs="Courier New" w:hint="default"/>
+      </w:rPr>
+    </w:lvl>
+    <w:lvl w:ilvl="5" w:tplc="08090005" w:tentative="1">
+      <w:start w:val="1"/>
+      <w:numFmt w:val="bullet"/>
+      <w:lvlText w:val=""/>
+      <w:lvlJc w:val="left"/>
+      <w:pPr>
+        <w:ind w:left="4320" w:hanging="360"/>
+      </w:pPr>
+      <w:rPr>
+        <w:rFonts w:ascii="Wingdings" w:hAnsi="Wingdings" w:hint="default"/>
+      </w:rPr>
+    </w:lvl>
+    <w:lvl w:ilvl="6" w:tplc="08090001" w:tentative="1">
+      <w:start w:val="1"/>
+      <w:numFmt w:val="bullet"/>
+      <w:lvlText w:val=""/>
+      <w:lvlJc w:val="left"/>
+      <w:pPr>
+        <w:ind w:left="5040" w:hanging="360"/>
+      </w:pPr>
+      <w:rPr>
+        <w:rFonts w:ascii="Symbol" w:hAnsi="Symbol" w:hint="default"/>
+      </w:rPr>
+    </w:lvl>
+    <w:lvl w:ilvl="7" w:tplc="08090003" w:tentative="1">
+      <w:start w:val="1"/>
+      <w:numFmt w:val="bullet"/>
+      <w:lvlText w:val="o"/>
+      <w:lvlJc w:val="left"/>
+      <w:pPr>
+        <w:ind w:left="5760" w:hanging="360"/>
+      </w:pPr>
+      <w:rPr>
+        <w:rFonts w:ascii="Courier New" w:hAnsi="Courier New" w:cs="Courier New" w:hint="default"/>
+      </w:rPr>
+    </w:lvl>
+    <w:lvl w:ilvl="8" w:tplc="08090005" w:tentative="1">
+      <w:start w:val="1"/>
+      <w:numFmt w:val="bullet"/>
+      <w:lvlText w:val=""/>
+      <w:lvlJc w:val="left"/>
+      <w:pPr>
+        <w:ind w:left="6480" w:hanging="360"/>
+      </w:pPr>
+      <w:rPr>
+        <w:rFonts w:ascii="Wingdings" w:hAnsi="Wingdings" w:hint="default"/>
+      </w:rPr>
+    </w:lvl>
+  </w:abstractNum>
+  <w:abstractNum w:abstractNumId="2" w15:restartNumberingAfterBreak="0">
+    <w:nsid w:val="1ABA7A4D"/>
+    <w:multiLevelType w:val="hybridMultilevel"/>
+    <w:tmpl w:val="3EFC9AFE"/>
+    <w:lvl w:ilvl="0" w:tplc="08090001">
+      <w:start w:val="1"/>
+      <w:numFmt w:val="bullet"/>
+      <w:lvlText w:val=""/>
+      <w:lvlJc w:val="left"/>
+      <w:pPr>
+        <w:ind w:left="720" w:hanging="360"/>
+      </w:pPr>
+      <w:rPr>
+        <w:rFonts w:ascii="Symbol" w:hAnsi="Symbol" w:hint="default"/>
+      </w:rPr>
+    </w:lvl>
+    <w:lvl w:ilvl="1" w:tplc="08090003" w:tentative="1">
+      <w:start w:val="1"/>
+      <w:numFmt w:val="bullet"/>
+      <w:lvlText w:val="o"/>
+      <w:lvlJc w:val="left"/>
+      <w:pPr>
+        <w:ind w:left="1440" w:hanging="360"/>
+      </w:pPr>
+      <w:rPr>
+        <w:rFonts w:ascii="Courier New" w:hAnsi="Courier New" w:cs="Courier New" w:hint="default"/>
+      </w:rPr>
+    </w:lvl>
+    <w:lvl w:ilvl="2" w:tplc="08090005" w:tentative="1">
+      <w:start w:val="1"/>
+      <w:numFmt w:val="bullet"/>
+      <w:lvlText w:val=""/>
+      <w:lvlJc w:val="left"/>
+      <w:pPr>
+        <w:ind w:left="2160" w:hanging="360"/>
+      </w:pPr>
+      <w:rPr>
+        <w:rFonts w:ascii="Wingdings" w:hAnsi="Wingdings" w:hint="default"/>
+      </w:rPr>
+    </w:lvl>
+    <w:lvl w:ilvl="3" w:tplc="08090001" w:tentative="1">
+      <w:start w:val="1"/>
+      <w:numFmt w:val="bullet"/>
+      <w:lvlText w:val=""/>
+      <w:lvlJc w:val="left"/>
+      <w:pPr>
+        <w:ind w:left="2880" w:hanging="360"/>
+      </w:pPr>
+      <w:rPr>
+        <w:rFonts w:ascii="Symbol" w:hAnsi="Symbol" w:hint="default"/>
+      </w:rPr>
+    </w:lvl>
+    <w:lvl w:ilvl="4" w:tplc="08090003" w:tentative="1">
+      <w:start w:val="1"/>
+      <w:numFmt w:val="bullet"/>
+      <w:lvlText w:val="o"/>
+      <w:lvlJc w:val="left"/>
+      <w:pPr>
+        <w:ind w:left="3600" w:hanging="360"/>
+      </w:pPr>
+      <w:rPr>
+        <w:rFonts w:ascii="Courier New" w:hAnsi="Courier New" w:cs="Courier New" w:hint="default"/>
+      </w:rPr>
+    </w:lvl>
+    <w:lvl w:ilvl="5" w:tplc="08090005" w:tentative="1">
+      <w:start w:val="1"/>
+      <w:numFmt w:val="bullet"/>
+      <w:lvlText w:val=""/>
+      <w:lvlJc w:val="left"/>
+      <w:pPr>
+        <w:ind w:left="4320" w:hanging="360"/>
+      </w:pPr>
+      <w:rPr>
+        <w:rFonts w:ascii="Wingdings" w:hAnsi="Wingdings" w:hint="default"/>
+      </w:rPr>
+    </w:lvl>
+    <w:lvl w:ilvl="6" w:tplc="08090001" w:tentative="1">
+      <w:start w:val="1"/>
+      <w:numFmt w:val="bullet"/>
+      <w:lvlText w:val=""/>
+      <w:lvlJc w:val="left"/>
+      <w:pPr>
+        <w:ind w:left="5040" w:hanging="360"/>
+      </w:pPr>
+      <w:rPr>
+        <w:rFonts w:ascii="Symbol" w:hAnsi="Symbol" w:hint="default"/>
+      </w:rPr>
+    </w:lvl>
+    <w:lvl w:ilvl="7" w:tplc="08090003" w:tentative="1">
+      <w:start w:val="1"/>
+      <w:numFmt w:val="bullet"/>
+      <w:lvlText w:val="o"/>
+      <w:lvlJc w:val="left"/>
+      <w:pPr>
+        <w:ind w:left="5760" w:hanging="360"/>
+      </w:pPr>
+      <w:rPr>
+        <w:rFonts w:ascii="Courier New" w:hAnsi="Courier New" w:cs="Courier New" w:hint="default"/>
+      </w:rPr>
+    </w:lvl>
+    <w:lvl w:ilvl="8" w:tplc="08090005" w:tentative="1">
+      <w:start w:val="1"/>
+      <w:numFmt w:val="bullet"/>
+      <w:lvlText w:val=""/>
+      <w:lvlJc w:val="left"/>
+      <w:pPr>
+        <w:ind w:left="6480" w:hanging="360"/>
+      </w:pPr>
+      <w:rPr>
+        <w:rFonts w:ascii="Wingdings" w:hAnsi="Wingdings" w:hint="default"/>
+      </w:rPr>
+    </w:lvl>
+  </w:abstractNum>
+  <w:abstractNum w:abstractNumId="3" w15:restartNumberingAfterBreak="0">
     <w:nsid w:val="24FF05B5"/>
     <w:multiLevelType w:val="hybridMultilevel"/>
     <w:tmpl w:val="25406A42"/>
@@ -3609,7 +5907,7 @@
       </w:rPr>
     </w:lvl>
   </w:abstractNum>
-  <w:abstractNum w:abstractNumId="1" w15:restartNumberingAfterBreak="0">
+  <w:abstractNum w:abstractNumId="4" w15:restartNumberingAfterBreak="0">
     <w:nsid w:val="25B72457"/>
     <w:multiLevelType w:val="hybridMultilevel"/>
     <w:tmpl w:val="B86C7E98"/>
@@ -3722,7 +6020,120 @@
       </w:rPr>
     </w:lvl>
   </w:abstractNum>
-  <w:abstractNum w:abstractNumId="2" w15:restartNumberingAfterBreak="0">
+  <w:abstractNum w:abstractNumId="5" w15:restartNumberingAfterBreak="0">
+    <w:nsid w:val="69761A5F"/>
+    <w:multiLevelType w:val="hybridMultilevel"/>
+    <w:tmpl w:val="AB6CEB76"/>
+    <w:lvl w:ilvl="0" w:tplc="08090001">
+      <w:start w:val="1"/>
+      <w:numFmt w:val="bullet"/>
+      <w:lvlText w:val=""/>
+      <w:lvlJc w:val="left"/>
+      <w:pPr>
+        <w:ind w:left="720" w:hanging="360"/>
+      </w:pPr>
+      <w:rPr>
+        <w:rFonts w:ascii="Symbol" w:hAnsi="Symbol" w:hint="default"/>
+      </w:rPr>
+    </w:lvl>
+    <w:lvl w:ilvl="1" w:tplc="08090003" w:tentative="1">
+      <w:start w:val="1"/>
+      <w:numFmt w:val="bullet"/>
+      <w:lvlText w:val="o"/>
+      <w:lvlJc w:val="left"/>
+      <w:pPr>
+        <w:ind w:left="1440" w:hanging="360"/>
+      </w:pPr>
+      <w:rPr>
+        <w:rFonts w:ascii="Courier New" w:hAnsi="Courier New" w:cs="Courier New" w:hint="default"/>
+      </w:rPr>
+    </w:lvl>
+    <w:lvl w:ilvl="2" w:tplc="08090005" w:tentative="1">
+      <w:start w:val="1"/>
+      <w:numFmt w:val="bullet"/>
+      <w:lvlText w:val=""/>
+      <w:lvlJc w:val="left"/>
+      <w:pPr>
+        <w:ind w:left="2160" w:hanging="360"/>
+      </w:pPr>
+      <w:rPr>
+        <w:rFonts w:ascii="Wingdings" w:hAnsi="Wingdings" w:hint="default"/>
+      </w:rPr>
+    </w:lvl>
+    <w:lvl w:ilvl="3" w:tplc="08090001" w:tentative="1">
+      <w:start w:val="1"/>
+      <w:numFmt w:val="bullet"/>
+      <w:lvlText w:val=""/>
+      <w:lvlJc w:val="left"/>
+      <w:pPr>
+        <w:ind w:left="2880" w:hanging="360"/>
+      </w:pPr>
+      <w:rPr>
+        <w:rFonts w:ascii="Symbol" w:hAnsi="Symbol" w:hint="default"/>
+      </w:rPr>
+    </w:lvl>
+    <w:lvl w:ilvl="4" w:tplc="08090003" w:tentative="1">
+      <w:start w:val="1"/>
+      <w:numFmt w:val="bullet"/>
+      <w:lvlText w:val="o"/>
+      <w:lvlJc w:val="left"/>
+      <w:pPr>
+        <w:ind w:left="3600" w:hanging="360"/>
+      </w:pPr>
+      <w:rPr>
+        <w:rFonts w:ascii="Courier New" w:hAnsi="Courier New" w:cs="Courier New" w:hint="default"/>
+      </w:rPr>
+    </w:lvl>
+    <w:lvl w:ilvl="5" w:tplc="08090005" w:tentative="1">
+      <w:start w:val="1"/>
+      <w:numFmt w:val="bullet"/>
+      <w:lvlText w:val=""/>
+      <w:lvlJc w:val="left"/>
+      <w:pPr>
+        <w:ind w:left="4320" w:hanging="360"/>
+      </w:pPr>
+      <w:rPr>
+        <w:rFonts w:ascii="Wingdings" w:hAnsi="Wingdings" w:hint="default"/>
+      </w:rPr>
+    </w:lvl>
+    <w:lvl w:ilvl="6" w:tplc="08090001" w:tentative="1">
+      <w:start w:val="1"/>
+      <w:numFmt w:val="bullet"/>
+      <w:lvlText w:val=""/>
+      <w:lvlJc w:val="left"/>
+      <w:pPr>
+        <w:ind w:left="5040" w:hanging="360"/>
+      </w:pPr>
+      <w:rPr>
+        <w:rFonts w:ascii="Symbol" w:hAnsi="Symbol" w:hint="default"/>
+      </w:rPr>
+    </w:lvl>
+    <w:lvl w:ilvl="7" w:tplc="08090003" w:tentative="1">
+      <w:start w:val="1"/>
+      <w:numFmt w:val="bullet"/>
+      <w:lvlText w:val="o"/>
+      <w:lvlJc w:val="left"/>
+      <w:pPr>
+        <w:ind w:left="5760" w:hanging="360"/>
+      </w:pPr>
+      <w:rPr>
+        <w:rFonts w:ascii="Courier New" w:hAnsi="Courier New" w:cs="Courier New" w:hint="default"/>
+      </w:rPr>
+    </w:lvl>
+    <w:lvl w:ilvl="8" w:tplc="08090005" w:tentative="1">
+      <w:start w:val="1"/>
+      <w:numFmt w:val="bullet"/>
+      <w:lvlText w:val=""/>
+      <w:lvlJc w:val="left"/>
+      <w:pPr>
+        <w:ind w:left="6480" w:hanging="360"/>
+      </w:pPr>
+      <w:rPr>
+        <w:rFonts w:ascii="Wingdings" w:hAnsi="Wingdings" w:hint="default"/>
+      </w:rPr>
+    </w:lvl>
+  </w:abstractNum>
+  <w:abstractNum w:abstractNumId="6" w15:restartNumberingAfterBreak="0">
     <w:nsid w:val="7AB4186D"/>
     <w:multiLevelType w:val="hybridMultilevel"/>
     <w:tmpl w:val="72742AFE"/>
@@ -3835,13 +6246,141 @@
       </w:rPr>
     </w:lvl>
   </w:abstractNum>
+  <w:abstractNum w:abstractNumId="7" w15:restartNumberingAfterBreak="0">
+    <w:nsid w:val="7EC80ACE"/>
+    <w:multiLevelType w:val="hybridMultilevel"/>
+    <w:tmpl w:val="789EDAF8"/>
+    <w:lvl w:ilvl="0" w:tplc="08090001">
+      <w:start w:val="1"/>
+      <w:numFmt w:val="bullet"/>
+      <w:lvlText w:val=""/>
+      <w:lvlJc w:val="left"/>
+      <w:pPr>
+        <w:ind w:left="720" w:hanging="360"/>
+      </w:pPr>
+      <w:rPr>
+        <w:rFonts w:ascii="Symbol" w:hAnsi="Symbol" w:hint="default"/>
+      </w:rPr>
+    </w:lvl>
+    <w:lvl w:ilvl="1" w:tplc="08090003" w:tentative="1">
+      <w:start w:val="1"/>
+      <w:numFmt w:val="bullet"/>
+      <w:lvlText w:val="o"/>
+      <w:lvlJc w:val="left"/>
+      <w:pPr>
+        <w:ind w:left="1440" w:hanging="360"/>
+      </w:pPr>
+      <w:rPr>
+        <w:rFonts w:ascii="Courier New" w:hAnsi="Courier New" w:cs="Courier New" w:hint="default"/>
+      </w:rPr>
+    </w:lvl>
+    <w:lvl w:ilvl="2" w:tplc="08090005" w:tentative="1">
+      <w:start w:val="1"/>
+      <w:numFmt w:val="bullet"/>
+      <w:lvlText w:val=""/>
+      <w:lvlJc w:val="left"/>
+      <w:pPr>
+        <w:ind w:left="2160" w:hanging="360"/>
+      </w:pPr>
+      <w:rPr>
+        <w:rFonts w:ascii="Wingdings" w:hAnsi="Wingdings" w:hint="default"/>
+      </w:rPr>
+    </w:lvl>
+    <w:lvl w:ilvl="3" w:tplc="08090001" w:tentative="1">
+      <w:start w:val="1"/>
+      <w:numFmt w:val="bullet"/>
+      <w:lvlText w:val=""/>
+      <w:lvlJc w:val="left"/>
+      <w:pPr>
+        <w:ind w:left="2880" w:hanging="360"/>
+      </w:pPr>
+      <w:rPr>
+        <w:rFonts w:ascii="Symbol" w:hAnsi="Symbol" w:hint="default"/>
+      </w:rPr>
+    </w:lvl>
+    <w:lvl w:ilvl="4" w:tplc="08090003" w:tentative="1">
+      <w:start w:val="1"/>
+      <w:numFmt w:val="bullet"/>
+      <w:lvlText w:val="o"/>
+      <w:lvlJc w:val="left"/>
+      <w:pPr>
+        <w:ind w:left="3600" w:hanging="360"/>
+      </w:pPr>
+      <w:rPr>
+        <w:rFonts w:ascii="Courier New" w:hAnsi="Courier New" w:cs="Courier New" w:hint="default"/>
+      </w:rPr>
+    </w:lvl>
+    <w:lvl w:ilvl="5" w:tplc="08090005" w:tentative="1">
+      <w:start w:val="1"/>
+      <w:numFmt w:val="bullet"/>
+      <w:lvlText w:val=""/>
+      <w:lvlJc w:val="left"/>
+      <w:pPr>
+        <w:ind w:left="4320" w:hanging="360"/>
+      </w:pPr>
+      <w:rPr>
+        <w:rFonts w:ascii="Wingdings" w:hAnsi="Wingdings" w:hint="default"/>
+      </w:rPr>
+    </w:lvl>
+    <w:lvl w:ilvl="6" w:tplc="08090001" w:tentative="1">
+      <w:start w:val="1"/>
+      <w:numFmt w:val="bullet"/>
+      <w:lvlText w:val=""/>
+      <w:lvlJc w:val="left"/>
+      <w:pPr>
+        <w:ind w:left="5040" w:hanging="360"/>
+      </w:pPr>
+      <w:rPr>
+        <w:rFonts w:ascii="Symbol" w:hAnsi="Symbol" w:hint="default"/>
+      </w:rPr>
+    </w:lvl>
+    <w:lvl w:ilvl="7" w:tplc="08090003" w:tentative="1">
+      <w:start w:val="1"/>
+      <w:numFmt w:val="bullet"/>
+      <w:lvlText w:val="o"/>
+      <w:lvlJc w:val="left"/>
+      <w:pPr>
+        <w:ind w:left="5760" w:hanging="360"/>
+      </w:pPr>
+      <w:rPr>
+        <w:rFonts w:ascii="Courier New" w:hAnsi="Courier New" w:cs="Courier New" w:hint="default"/>
+      </w:rPr>
+    </w:lvl>
+    <w:lvl w:ilvl="8" w:tplc="08090005" w:tentative="1">
+      <w:start w:val="1"/>
+      <w:numFmt w:val="bullet"/>
+      <w:lvlText w:val=""/>
+      <w:lvlJc w:val="left"/>
+      <w:pPr>
+        <w:ind w:left="6480" w:hanging="360"/>
+      </w:pPr>
+      <w:rPr>
+        <w:rFonts w:ascii="Wingdings" w:hAnsi="Wingdings" w:hint="default"/>
+      </w:rPr>
+    </w:lvl>
+  </w:abstractNum>
   <w:num w:numId="1" w16cid:durableId="950862840">
+    <w:abstractNumId w:val="3"/>
+  </w:num>
+  <w:num w:numId="2" w16cid:durableId="333610312">
+    <w:abstractNumId w:val="6"/>
+  </w:num>
+  <w:num w:numId="3" w16cid:durableId="1833326079">
+    <w:abstractNumId w:val="4"/>
+  </w:num>
+  <w:num w:numId="4" w16cid:durableId="1984385519">
+    <w:abstractNumId w:val="7"/>
+  </w:num>
+  <w:num w:numId="5" w16cid:durableId="782267820">
+    <w:abstractNumId w:val="2"/>
+  </w:num>
+  <w:num w:numId="6" w16cid:durableId="676615163">
     <w:abstractNumId w:val="0"/>
   </w:num>
-  <w:num w:numId="2" w16cid:durableId="333610312">
-    <w:abstractNumId w:val="2"/>
+  <w:num w:numId="7" w16cid:durableId="706369060">
+    <w:abstractNumId w:val="5"/>
   </w:num>
-  <w:num w:numId="3" w16cid:durableId="1833326079">
+  <w:num w:numId="8" w16cid:durableId="46612637">
     <w:abstractNumId w:val="1"/>
   </w:num>
 </w:numbering>
@@ -4292,7 +6831,6 @@
   <w:style w:type="character" w:default="1" w:styleId="DefaultParagraphFont">
     <w:name w:val="Default Paragraph Font"/>
     <w:uiPriority w:val="1"/>
-    <w:semiHidden/>
     <w:unhideWhenUsed/>
   </w:style>
   <w:style w:type="table" w:default="1" w:styleId="TableNormal">
@@ -4806,27 +7344,6 @@
 </file>
 
 <file path=customXml/item2.xml><?xml version="1.0" encoding="utf-8"?>
-<?mso-contentType ?>
-<FormTemplates xmlns="http://schemas.microsoft.com/sharepoint/v3/contenttype/forms">
-  <Display>DocumentLibraryForm</Display>
-  <Edit>DocumentLibraryForm</Edit>
-  <New>DocumentLibraryForm</New>
-</FormTemplates>
-</file>
-
-<file path=customXml/item3.xml><?xml version="1.0" encoding="utf-8"?>
-<p:properties xmlns:p="http://schemas.microsoft.com/office/2006/metadata/properties" xmlns:xsi="http://www.w3.org/2001/XMLSchema-instance" xmlns:pc="http://schemas.microsoft.com/office/infopath/2007/PartnerControls">
-  <documentManagement>
-    <_activity xmlns="ac9f8843-9486-4b2a-97d5-cae07d6790b0" xsi:nil="true"/>
-  </documentManagement>
-</p:properties>
-</file>
-
-<file path=customXml/item4.xml><?xml version="1.0" encoding="utf-8"?>
-<b:Sources xmlns:b="http://schemas.openxmlformats.org/officeDocument/2006/bibliography" xmlns="http://schemas.openxmlformats.org/officeDocument/2006/bibliography" SelectedStyle="\APASixthEditionOfficeOnline.xsl" StyleName="APA" Version="6"/>
-</file>
-
-<file path=customXml/item5.xml><?xml version="1.0" encoding="utf-8"?>
 <ct:contentTypeSchema xmlns:ct="http://schemas.microsoft.com/office/2006/metadata/contentType" xmlns:ma="http://schemas.microsoft.com/office/2006/metadata/properties/metaAttributes" ct:_="" ma:_="" ma:contentTypeName="Document" ma:contentTypeID="0x010100B571913735D69942B3233AD93B85ADCA" ma:contentTypeVersion="11" ma:contentTypeDescription="Create a new document." ma:contentTypeScope="" ma:versionID="c561ff2a85308f723018bad98db2f47c">
   <xsd:schema xmlns:xsd="http://www.w3.org/2001/XMLSchema" xmlns:xs="http://www.w3.org/2001/XMLSchema" xmlns:p="http://schemas.microsoft.com/office/2006/metadata/properties" xmlns:ns3="ac9f8843-9486-4b2a-97d5-cae07d6790b0" targetNamespace="http://schemas.microsoft.com/office/2006/metadata/properties" ma:root="true" ma:fieldsID="f7e592736ee989211ca4480bc695a96f" ns3:_="">
     <xsd:import namespace="ac9f8843-9486-4b2a-97d5-cae07d6790b0"/>
@@ -5014,6 +7531,27 @@
 </ct:contentTypeSchema>
 </file>
 
+<file path=customXml/item3.xml><?xml version="1.0" encoding="utf-8"?>
+<b:Sources xmlns:b="http://schemas.openxmlformats.org/officeDocument/2006/bibliography" xmlns="http://schemas.openxmlformats.org/officeDocument/2006/bibliography" SelectedStyle="\APASixthEditionOfficeOnline.xsl" StyleName="APA" Version="6"/>
+</file>
+
+<file path=customXml/item4.xml><?xml version="1.0" encoding="utf-8"?>
+<p:properties xmlns:p="http://schemas.microsoft.com/office/2006/metadata/properties" xmlns:xsi="http://www.w3.org/2001/XMLSchema-instance" xmlns:pc="http://schemas.microsoft.com/office/infopath/2007/PartnerControls">
+  <documentManagement>
+    <_activity xmlns="ac9f8843-9486-4b2a-97d5-cae07d6790b0" xsi:nil="true"/>
+  </documentManagement>
+</p:properties>
+</file>
+
+<file path=customXml/item5.xml><?xml version="1.0" encoding="utf-8"?>
+<?mso-contentType ?>
+<FormTemplates xmlns="http://schemas.microsoft.com/sharepoint/v3/contenttype/forms">
+  <Display>DocumentLibraryForm</Display>
+  <Edit>DocumentLibraryForm</Edit>
+  <New>DocumentLibraryForm</New>
+</FormTemplates>
+</file>
+
 <file path=customXml/itemProps1.xml><?xml version="1.0" encoding="utf-8"?>
 <ds:datastoreItem xmlns:ds="http://schemas.openxmlformats.org/officeDocument/2006/customXml" ds:itemID="{55AF091B-3C7A-41E3-B477-F2FDAA23CFDA}">
   <ds:schemaRefs>
@@ -5023,32 +7561,6 @@
 </file>
 
 <file path=customXml/itemProps2.xml><?xml version="1.0" encoding="utf-8"?>
-<ds:datastoreItem xmlns:ds="http://schemas.openxmlformats.org/officeDocument/2006/customXml" ds:itemID="{058D0CE2-F9ED-4D36-B792-4159F2E83FCC}">
-  <ds:schemaRefs>
-    <ds:schemaRef ds:uri="http://schemas.microsoft.com/sharepoint/v3/contenttype/forms"/>
-  </ds:schemaRefs>
-</ds:datastoreItem>
-</file>
-
-<file path=customXml/itemProps3.xml><?xml version="1.0" encoding="utf-8"?>
-<ds:datastoreItem xmlns:ds="http://schemas.openxmlformats.org/officeDocument/2006/customXml" ds:itemID="{B222C374-1E0F-49EE-979C-CC0FEE4A175F}">
-  <ds:schemaRefs>
-    <ds:schemaRef ds:uri="http://schemas.microsoft.com/office/2006/metadata/properties"/>
-    <ds:schemaRef ds:uri="http://schemas.microsoft.com/office/infopath/2007/PartnerControls"/>
-    <ds:schemaRef ds:uri="ac9f8843-9486-4b2a-97d5-cae07d6790b0"/>
-  </ds:schemaRefs>
-</ds:datastoreItem>
-</file>
-
-<file path=customXml/itemProps4.xml><?xml version="1.0" encoding="utf-8"?>
-<ds:datastoreItem xmlns:ds="http://schemas.openxmlformats.org/officeDocument/2006/customXml" ds:itemID="{E2E75AEC-44A9-4279-A06D-697290EE6812}">
-  <ds:schemaRefs>
-    <ds:schemaRef ds:uri="http://schemas.openxmlformats.org/officeDocument/2006/bibliography"/>
-  </ds:schemaRefs>
-</ds:datastoreItem>
-</file>
-
-<file path=customXml/itemProps5.xml><?xml version="1.0" encoding="utf-8"?>
 <ds:datastoreItem xmlns:ds="http://schemas.openxmlformats.org/officeDocument/2006/customXml" ds:itemID="{4B931225-059C-4C07-B56A-042CCA842A37}">
   <ds:schemaRefs>
     <ds:schemaRef ds:uri="http://schemas.microsoft.com/office/2006/metadata/contentType"/>
@@ -5064,4 +7576,36 @@
     <ds:schemaRef ds:uri="http://schemas.microsoft.com/internal/obd"/>
   </ds:schemaRefs>
 </ds:datastoreItem>
+</file>
+
+<file path=customXml/itemProps3.xml><?xml version="1.0" encoding="utf-8"?>
+<ds:datastoreItem xmlns:ds="http://schemas.openxmlformats.org/officeDocument/2006/customXml" ds:itemID="{E2E75AEC-44A9-4279-A06D-697290EE6812}">
+  <ds:schemaRefs>
+    <ds:schemaRef ds:uri="http://schemas.openxmlformats.org/officeDocument/2006/bibliography"/>
+  </ds:schemaRefs>
+</ds:datastoreItem>
+</file>
+
+<file path=customXml/itemProps4.xml><?xml version="1.0" encoding="utf-8"?>
+<ds:datastoreItem xmlns:ds="http://schemas.openxmlformats.org/officeDocument/2006/customXml" ds:itemID="{B222C374-1E0F-49EE-979C-CC0FEE4A175F}">
+  <ds:schemaRefs>
+    <ds:schemaRef ds:uri="ac9f8843-9486-4b2a-97d5-cae07d6790b0"/>
+    <ds:schemaRef ds:uri="http://schemas.microsoft.com/office/2006/documentManagement/types"/>
+    <ds:schemaRef ds:uri="http://purl.org/dc/dcmitype/"/>
+    <ds:schemaRef ds:uri="http://schemas.microsoft.com/office/infopath/2007/PartnerControls"/>
+    <ds:schemaRef ds:uri="http://purl.org/dc/elements/1.1/"/>
+    <ds:schemaRef ds:uri="http://schemas.microsoft.com/office/2006/metadata/properties"/>
+    <ds:schemaRef ds:uri="http://purl.org/dc/terms/"/>
+    <ds:schemaRef ds:uri="http://schemas.openxmlformats.org/package/2006/metadata/core-properties"/>
+    <ds:schemaRef ds:uri="http://www.w3.org/XML/1998/namespace"/>
+  </ds:schemaRefs>
+</ds:datastoreItem>
+</file>
+
+<file path=customXml/itemProps5.xml><?xml version="1.0" encoding="utf-8"?>
+<ds:datastoreItem xmlns:ds="http://schemas.openxmlformats.org/officeDocument/2006/customXml" ds:itemID="{058D0CE2-F9ED-4D36-B792-4159F2E83FCC}">
+  <ds:schemaRefs>
+    <ds:schemaRef ds:uri="http://schemas.microsoft.com/sharepoint/v3/contenttype/forms"/>
+  </ds:schemaRefs>
+</ds:datastoreItem>
 </file>